--- a/semestre 2/desenvolvimento de carreira/Curriculo.docx
+++ b/semestre 2/desenvolvimento de carreira/Curriculo.docx
@@ -6,209 +6,226 @@
       <w:pPr>
         <w:rPr>
           <w:rFonts w:ascii="Arial" w:hAnsi="Arial" w:cs="Arial"/>
-          <w:sz w:val="18"/>
-          <w:szCs w:val="18"/>
-        </w:rPr>
-      </w:pPr>
-      <w:r>
-        <w:rPr>
-          <w:rFonts w:ascii="Arial" w:hAnsi="Arial" w:cs="Arial"/>
           <w:b/>
           <w:bCs/>
           <w:sz w:val="18"/>
           <w:szCs w:val="18"/>
         </w:rPr>
+      </w:pPr>
+      <w:r>
+        <w:rPr>
+          <w:rFonts w:ascii="Arial" w:hAnsi="Arial" w:cs="Arial"/>
+          <w:b/>
+          <w:bCs/>
+          <w:sz w:val="18"/>
+          <w:szCs w:val="18"/>
+        </w:rPr>
+        <w:t xml:space="preserve">Nome: </w:t>
+      </w:r>
+      <w:r>
+        <w:rPr>
+          <w:rFonts w:ascii="Arial" w:hAnsi="Arial" w:cs="Arial"/>
+          <w:b/>
+          <w:bCs/>
+          <w:sz w:val="18"/>
+          <w:szCs w:val="18"/>
+        </w:rPr>
         <w:t>Gustavo Palkowski Camargo</w:t>
       </w:r>
-      <w:r>
-        <w:rPr>
-          <w:rFonts w:ascii="Arial" w:hAnsi="Arial" w:cs="Arial"/>
-          <w:sz w:val="18"/>
-          <w:szCs w:val="18"/>
-        </w:rPr>
-        <w:br/>
-      </w:r>
-      <w:r>
-        <w:rPr>
-          <w:rFonts w:ascii="Arial" w:hAnsi="Arial" w:cs="Arial"/>
-          <w:sz w:val="18"/>
-          <w:szCs w:val="18"/>
-        </w:rPr>
-        <w:t>Tijucas do Sul</w:t>
-      </w:r>
-      <w:r>
-        <w:rPr>
-          <w:rFonts w:ascii="Arial" w:hAnsi="Arial" w:cs="Arial"/>
-          <w:sz w:val="18"/>
-          <w:szCs w:val="18"/>
-        </w:rPr>
-        <w:t>/</w:t>
-      </w:r>
-      <w:r>
-        <w:rPr>
-          <w:rFonts w:ascii="Arial" w:hAnsi="Arial" w:cs="Arial"/>
-          <w:sz w:val="18"/>
-          <w:szCs w:val="18"/>
-        </w:rPr>
-        <w:t>Paraná</w:t>
-      </w:r>
-      <w:r>
-        <w:rPr>
-          <w:rFonts w:ascii="Arial" w:hAnsi="Arial" w:cs="Arial"/>
-          <w:sz w:val="18"/>
-          <w:szCs w:val="18"/>
-        </w:rPr>
-        <w:br/>
-        <w:t>Telefone: (</w:t>
-      </w:r>
-      <w:r>
-        <w:rPr>
-          <w:rFonts w:ascii="Arial" w:hAnsi="Arial" w:cs="Arial"/>
-          <w:sz w:val="18"/>
-          <w:szCs w:val="18"/>
-        </w:rPr>
-        <w:t>41</w:t>
-      </w:r>
-      <w:r>
-        <w:rPr>
-          <w:rFonts w:ascii="Arial" w:hAnsi="Arial" w:cs="Arial"/>
-          <w:sz w:val="18"/>
-          <w:szCs w:val="18"/>
-        </w:rPr>
-        <w:t xml:space="preserve">) </w:t>
-      </w:r>
-      <w:r>
-        <w:rPr>
-          <w:rFonts w:ascii="Arial" w:hAnsi="Arial" w:cs="Arial"/>
-          <w:sz w:val="18"/>
-          <w:szCs w:val="18"/>
-        </w:rPr>
-        <w:t>9</w:t>
-      </w:r>
-      <w:r>
-        <w:rPr>
-          <w:rFonts w:ascii="Arial" w:hAnsi="Arial" w:cs="Arial"/>
-          <w:sz w:val="18"/>
-          <w:szCs w:val="18"/>
-        </w:rPr>
-        <w:t>8903</w:t>
-      </w:r>
-      <w:r>
-        <w:rPr>
-          <w:rFonts w:ascii="Arial" w:hAnsi="Arial" w:cs="Arial"/>
-          <w:sz w:val="18"/>
-          <w:szCs w:val="18"/>
-        </w:rPr>
-        <w:t>-</w:t>
-      </w:r>
-      <w:r>
-        <w:rPr>
-          <w:rFonts w:ascii="Arial" w:hAnsi="Arial" w:cs="Arial"/>
-          <w:sz w:val="18"/>
-          <w:szCs w:val="18"/>
-        </w:rPr>
-        <w:t>4139</w:t>
-      </w:r>
-      <w:r>
-        <w:rPr>
-          <w:rFonts w:ascii="Arial" w:hAnsi="Arial" w:cs="Arial"/>
-          <w:sz w:val="18"/>
-          <w:szCs w:val="18"/>
-        </w:rPr>
-        <w:br/>
-      </w:r>
-      <w:r>
-        <w:rPr>
-          <w:rFonts w:ascii="Arial" w:hAnsi="Arial" w:cs="Arial"/>
-          <w:sz w:val="18"/>
-          <w:szCs w:val="18"/>
-        </w:rPr>
-        <w:t>E-mail: gustavo.camargo1005@gmail.com</w:t>
-      </w:r>
-      <w:r>
-        <w:rPr>
-          <w:rFonts w:ascii="Arial" w:hAnsi="Arial" w:cs="Arial"/>
-          <w:sz w:val="18"/>
-          <w:szCs w:val="18"/>
-        </w:rPr>
-        <w:br/>
-        <w:t xml:space="preserve">LinkedIn: </w:t>
-      </w:r>
-      <w:hyperlink r:id="rId5" w:tgtFrame="_new" w:history="1">
+    </w:p>
+    <w:p>
+      <w:pPr>
+        <w:rPr>
+          <w:rFonts w:ascii="Arial" w:hAnsi="Arial" w:cs="Arial"/>
+          <w:b/>
+          <w:bCs/>
+          <w:sz w:val="18"/>
+          <w:szCs w:val="18"/>
+        </w:rPr>
+      </w:pPr>
+      <w:r>
+        <w:rPr>
+          <w:rFonts w:ascii="Arial" w:hAnsi="Arial" w:cs="Arial"/>
+          <w:b/>
+          <w:bCs/>
+          <w:sz w:val="18"/>
+          <w:szCs w:val="18"/>
+        </w:rPr>
+        <w:t xml:space="preserve">Localização: Tijucas do Sul – PR </w:t>
+      </w:r>
+    </w:p>
+    <w:p>
+      <w:pPr>
+        <w:rPr>
+          <w:rFonts w:ascii="Arial" w:hAnsi="Arial" w:cs="Arial"/>
+          <w:b/>
+          <w:bCs/>
+          <w:sz w:val="18"/>
+          <w:szCs w:val="18"/>
+        </w:rPr>
+      </w:pPr>
+      <w:r>
+        <w:rPr>
+          <w:rFonts w:ascii="Arial" w:hAnsi="Arial" w:cs="Arial"/>
+          <w:b/>
+          <w:bCs/>
+          <w:sz w:val="18"/>
+          <w:szCs w:val="18"/>
+        </w:rPr>
+        <w:t xml:space="preserve">Contato: (41) 98903-4139 | gustavo.camargo1005@gmail.com </w:t>
+      </w:r>
+    </w:p>
+    <w:p>
+      <w:pPr>
+        <w:rPr>
+          <w:rFonts w:ascii="Arial" w:hAnsi="Arial" w:cs="Arial"/>
+          <w:b/>
+          <w:bCs/>
+          <w:sz w:val="18"/>
+          <w:szCs w:val="18"/>
+        </w:rPr>
+      </w:pPr>
+      <w:r>
+        <w:rPr>
+          <w:rFonts w:ascii="Arial" w:hAnsi="Arial" w:cs="Arial"/>
+          <w:b/>
+          <w:bCs/>
+          <w:sz w:val="18"/>
+          <w:szCs w:val="18"/>
+        </w:rPr>
+        <w:t xml:space="preserve">Links: </w:t>
+      </w:r>
+      <w:hyperlink r:id="rId5" w:tgtFrame="_blank" w:history="1">
         <w:r>
           <w:rPr>
             <w:rStyle w:val="Hyperlink"/>
             <w:rFonts w:ascii="Arial" w:hAnsi="Arial" w:cs="Arial"/>
+            <w:b/>
+            <w:bCs/>
             <w:sz w:val="18"/>
             <w:szCs w:val="18"/>
           </w:rPr>
-          <w:t>https://www.linkedin.com/in/gustavo-palkowski-camargo-69810b351</w:t>
+          <w:t>LinkedIn</w:t>
         </w:r>
       </w:hyperlink>
       <w:r>
         <w:rPr>
           <w:rFonts w:ascii="Arial" w:hAnsi="Arial" w:cs="Arial"/>
-          <w:sz w:val="18"/>
-          <w:szCs w:val="18"/>
-        </w:rPr>
-        <w:br/>
-        <w:t xml:space="preserve">GitHub: </w:t>
-      </w:r>
-      <w:hyperlink r:id="rId6" w:tgtFrame="_new" w:history="1">
+          <w:b/>
+          <w:bCs/>
+          <w:sz w:val="18"/>
+          <w:szCs w:val="18"/>
+        </w:rPr>
+        <w:t xml:space="preserve"> | </w:t>
+      </w:r>
+      <w:hyperlink r:id="rId6" w:tgtFrame="_blank" w:history="1">
         <w:r>
           <w:rPr>
             <w:rStyle w:val="Hyperlink"/>
             <w:rFonts w:ascii="Arial" w:hAnsi="Arial" w:cs="Arial"/>
+            <w:b/>
+            <w:bCs/>
             <w:sz w:val="18"/>
             <w:szCs w:val="18"/>
           </w:rPr>
-          <w:t>https://github.com/GustavoPCamargo</w:t>
+          <w:t>GitHub</w:t>
         </w:r>
       </w:hyperlink>
       <w:r>
         <w:rPr>
           <w:rFonts w:ascii="Arial" w:hAnsi="Arial" w:cs="Arial"/>
-          <w:sz w:val="18"/>
-          <w:szCs w:val="18"/>
-        </w:rPr>
-        <w:br/>
-        <w:t xml:space="preserve">Portfólio: </w:t>
-      </w:r>
-      <w:hyperlink r:id="rId7" w:tgtFrame="_new" w:history="1">
+          <w:b/>
+          <w:bCs/>
+          <w:sz w:val="18"/>
+          <w:szCs w:val="18"/>
+        </w:rPr>
+        <w:t xml:space="preserve"> | </w:t>
+      </w:r>
+      <w:hyperlink r:id="rId7" w:tgtFrame="_blank" w:history="1">
         <w:r>
           <w:rPr>
             <w:rStyle w:val="Hyperlink"/>
             <w:rFonts w:ascii="Arial" w:hAnsi="Arial" w:cs="Arial"/>
+            <w:b/>
+            <w:bCs/>
             <w:sz w:val="18"/>
             <w:szCs w:val="18"/>
           </w:rPr>
-          <w:t>https://gustavopcamargo.github.io/Portifolio</w:t>
+          <w:t>Portfólio</w:t>
         </w:r>
       </w:hyperlink>
+      <w:r>
+        <w:rPr>
+          <w:rFonts w:ascii="Arial" w:hAnsi="Arial" w:cs="Arial"/>
+          <w:b/>
+          <w:bCs/>
+          <w:sz w:val="18"/>
+          <w:szCs w:val="18"/>
+        </w:rPr>
+        <w:t xml:space="preserve"> </w:t>
+      </w:r>
     </w:p>
     <w:p>
       <w:pPr>
         <w:rPr>
           <w:rFonts w:ascii="Arial" w:hAnsi="Arial" w:cs="Arial"/>
-          <w:sz w:val="18"/>
-          <w:szCs w:val="18"/>
-        </w:rPr>
-      </w:pPr>
-      <w:r>
-        <w:rPr>
-          <w:rFonts w:ascii="Arial" w:hAnsi="Arial" w:cs="Arial"/>
-          <w:sz w:val="18"/>
-          <w:szCs w:val="18"/>
-        </w:rPr>
-        <w:pict w14:anchorId="1DB7A22E">
-          <v:rect id="_x0000_i1204" style="width:0;height:1.5pt" o:hralign="center" o:hrstd="t" o:hr="t" fillcolor="#a0a0a0" stroked="f"/>
-        </w:pict>
+          <w:b/>
+          <w:bCs/>
+          <w:sz w:val="18"/>
+          <w:szCs w:val="18"/>
+        </w:rPr>
+      </w:pPr>
+      <w:r>
+        <w:rPr>
+          <w:rFonts w:ascii="Arial" w:hAnsi="Arial" w:cs="Arial"/>
+          <w:b/>
+          <w:bCs/>
+          <w:sz w:val="18"/>
+          <w:szCs w:val="18"/>
+        </w:rPr>
+        <w:t>OBJETIVO</w:t>
       </w:r>
     </w:p>
     <w:p>
       <w:pPr>
         <w:rPr>
           <w:rFonts w:ascii="Arial" w:hAnsi="Arial" w:cs="Arial"/>
+          <w:sz w:val="18"/>
+          <w:szCs w:val="18"/>
+        </w:rPr>
+      </w:pPr>
+      <w:r>
+        <w:rPr>
+          <w:rFonts w:ascii="Arial" w:hAnsi="Arial" w:cs="Arial"/>
+          <w:sz w:val="18"/>
+          <w:szCs w:val="18"/>
+        </w:rPr>
+        <w:t>Atuar na área operacional e de processamento de dados, contribuindo com organização, atenção aos detalhes e agilidade na análise de informações. Possuo familiaridade com sistemas, digitação e ferramentas digitais</w:t>
+      </w:r>
+      <w:r>
+        <w:rPr>
+          <w:rFonts w:ascii="Arial" w:hAnsi="Arial" w:cs="Arial"/>
+          <w:sz w:val="18"/>
+          <w:szCs w:val="18"/>
+        </w:rPr>
+        <w:t>,</w:t>
+      </w:r>
+      <w:r>
+        <w:t xml:space="preserve"> </w:t>
+      </w:r>
+      <w:r>
+        <w:rPr>
+          <w:rFonts w:ascii="Arial" w:hAnsi="Arial" w:cs="Arial"/>
+          <w:sz w:val="18"/>
+          <w:szCs w:val="18"/>
+        </w:rPr>
+        <w:t>além de facilidade para aprendizado e trabalho em equipe.</w:t>
+      </w:r>
+    </w:p>
+    <w:p>
+      <w:pPr>
+        <w:rPr>
+          <w:rFonts w:ascii="Arial" w:hAnsi="Arial" w:cs="Arial"/>
           <w:b/>
           <w:bCs/>
           <w:sz w:val="18"/>
@@ -223,56 +240,17 @@
           <w:sz w:val="18"/>
           <w:szCs w:val="18"/>
         </w:rPr>
-        <w:t>OBJETIVO</w:t>
-      </w:r>
-      <w:r>
-        <w:rPr>
-          <w:rFonts w:ascii="Arial" w:hAnsi="Arial" w:cs="Arial"/>
-          <w:sz w:val="18"/>
-          <w:szCs w:val="18"/>
-        </w:rPr>
-        <w:br/>
-        <w:t xml:space="preserve">Atuar como desenvolvedor </w:t>
-      </w:r>
-      <w:r>
-        <w:rPr>
-          <w:rFonts w:ascii="Arial" w:hAnsi="Arial" w:cs="Arial"/>
-          <w:sz w:val="18"/>
-          <w:szCs w:val="18"/>
-        </w:rPr>
-        <w:t>Full-stack</w:t>
-      </w:r>
-      <w:r>
-        <w:rPr>
-          <w:rFonts w:ascii="Arial" w:hAnsi="Arial" w:cs="Arial"/>
-          <w:sz w:val="18"/>
-          <w:szCs w:val="18"/>
-        </w:rPr>
-        <w:t>, com foco em Java</w:t>
-      </w:r>
-      <w:r>
-        <w:rPr>
-          <w:rFonts w:ascii="Arial" w:hAnsi="Arial" w:cs="Arial"/>
-          <w:sz w:val="18"/>
-          <w:szCs w:val="18"/>
-        </w:rPr>
-        <w:t>script</w:t>
-      </w:r>
-      <w:r>
-        <w:rPr>
-          <w:rFonts w:ascii="Arial" w:hAnsi="Arial" w:cs="Arial"/>
-          <w:sz w:val="18"/>
-          <w:szCs w:val="18"/>
-        </w:rPr>
-        <w:t xml:space="preserve"> e </w:t>
-      </w:r>
-      <w:r>
-        <w:rPr>
-          <w:rFonts w:ascii="Arial" w:hAnsi="Arial" w:cs="Arial"/>
-          <w:sz w:val="18"/>
-          <w:szCs w:val="18"/>
-        </w:rPr>
-        <w:t>desenvolvimento web</w:t>
+        <w:t xml:space="preserve">FORMAÇÃO </w:t>
+      </w:r>
+      <w:r>
+        <w:rPr>
+          <w:rFonts w:ascii="Arial" w:hAnsi="Arial" w:cs="Arial"/>
+          <w:b/>
+          <w:bCs/>
+          <w:sz w:val="18"/>
+          <w:szCs w:val="18"/>
+        </w:rPr>
+        <w:t>ACADÊMICA</w:t>
       </w:r>
     </w:p>
     <w:p>
@@ -289,15 +267,32 @@
           <w:sz w:val="18"/>
           <w:szCs w:val="18"/>
         </w:rPr>
-        <w:pict w14:anchorId="28D59135">
-          <v:rect id="_x0000_i1205" style="width:0;height:1.5pt" o:hralign="center" o:hrstd="t" o:hr="t" fillcolor="#a0a0a0" stroked="f"/>
-        </w:pict>
+        <w:t xml:space="preserve">Bacharelado em Sistemas de Informação | PUCPR </w:t>
       </w:r>
     </w:p>
     <w:p>
       <w:pPr>
         <w:rPr>
           <w:rFonts w:ascii="Arial" w:hAnsi="Arial" w:cs="Arial"/>
+          <w:sz w:val="18"/>
+          <w:szCs w:val="18"/>
+        </w:rPr>
+      </w:pPr>
+      <w:r>
+        <w:rPr>
+          <w:rFonts w:ascii="Arial" w:hAnsi="Arial" w:cs="Arial"/>
+          <w:i/>
+          <w:iCs/>
+          <w:sz w:val="18"/>
+          <w:szCs w:val="18"/>
+        </w:rPr>
+        <w:t>Cursando (Previsão de conclusão: 2029)</w:t>
+      </w:r>
+    </w:p>
+    <w:p>
+      <w:pPr>
+        <w:rPr>
+          <w:rFonts w:ascii="Arial" w:hAnsi="Arial" w:cs="Arial"/>
           <w:b/>
           <w:bCs/>
           <w:sz w:val="18"/>
@@ -312,14 +307,673 @@
           <w:sz w:val="18"/>
           <w:szCs w:val="18"/>
         </w:rPr>
-        <w:t>FORMAÇÃO</w:t>
+        <w:t>EXPERI</w:t>
+      </w:r>
+      <w:r>
+        <w:rPr>
+          <w:rFonts w:ascii="Arial" w:hAnsi="Arial" w:cs="Arial"/>
+          <w:b/>
+          <w:bCs/>
+          <w:sz w:val="18"/>
+          <w:szCs w:val="18"/>
+        </w:rPr>
+        <w:t>Ê</w:t>
+      </w:r>
+      <w:r>
+        <w:rPr>
+          <w:rFonts w:ascii="Arial" w:hAnsi="Arial" w:cs="Arial"/>
+          <w:b/>
+          <w:bCs/>
+          <w:sz w:val="18"/>
+          <w:szCs w:val="18"/>
+        </w:rPr>
+        <w:t>NCIA</w:t>
       </w:r>
     </w:p>
     <w:p>
       <w:pPr>
+        <w:rPr>
+          <w:rFonts w:ascii="Arial" w:hAnsi="Arial" w:cs="Arial"/>
+          <w:sz w:val="18"/>
+          <w:szCs w:val="18"/>
+        </w:rPr>
+      </w:pPr>
+      <w:r>
+        <w:rPr>
+          <w:rFonts w:ascii="Arial" w:hAnsi="Arial" w:cs="Arial"/>
+          <w:sz w:val="18"/>
+          <w:szCs w:val="18"/>
+        </w:rPr>
+        <w:t xml:space="preserve">• </w:t>
+      </w:r>
+      <w:r>
+        <w:rPr>
+          <w:rFonts w:ascii="Arial" w:hAnsi="Arial" w:cs="Arial"/>
+          <w:sz w:val="18"/>
+          <w:szCs w:val="18"/>
+        </w:rPr>
+        <w:t>Viv</w:t>
+      </w:r>
+      <w:r>
+        <w:rPr>
+          <w:rFonts w:ascii="Arial" w:hAnsi="Arial" w:cs="Arial"/>
+          <w:sz w:val="18"/>
+          <w:szCs w:val="18"/>
+        </w:rPr>
+        <w:t>ê</w:t>
+      </w:r>
+      <w:r>
+        <w:rPr>
+          <w:rFonts w:ascii="Arial" w:hAnsi="Arial" w:cs="Arial"/>
+          <w:sz w:val="18"/>
+          <w:szCs w:val="18"/>
+        </w:rPr>
+        <w:t>ncia</w:t>
+      </w:r>
+      <w:r>
+        <w:rPr>
+          <w:rFonts w:ascii="Arial" w:hAnsi="Arial" w:cs="Arial"/>
+          <w:sz w:val="18"/>
+          <w:szCs w:val="18"/>
+        </w:rPr>
+        <w:t xml:space="preserve"> acadêmica com organização, validação e manipulação de dados digitais utilizando planilhas e sistemas computacionais.</w:t>
+      </w:r>
+    </w:p>
+    <w:p>
+      <w:pPr>
+        <w:rPr>
+          <w:rFonts w:ascii="Arial" w:hAnsi="Arial" w:cs="Arial"/>
+          <w:sz w:val="18"/>
+          <w:szCs w:val="18"/>
+        </w:rPr>
+      </w:pPr>
+      <w:r>
+        <w:rPr>
+          <w:rFonts w:ascii="Arial" w:hAnsi="Arial" w:cs="Arial"/>
+          <w:sz w:val="18"/>
+          <w:szCs w:val="18"/>
+        </w:rPr>
+        <w:t xml:space="preserve">• </w:t>
+      </w:r>
+      <w:r>
+        <w:rPr>
+          <w:rFonts w:ascii="Arial" w:hAnsi="Arial" w:cs="Arial"/>
+          <w:sz w:val="18"/>
+          <w:szCs w:val="18"/>
+        </w:rPr>
+        <w:t>Análise e conferência de informações digitais com atenção aos detalhes e consistência de dados.</w:t>
+      </w:r>
+    </w:p>
+    <w:p>
+      <w:pPr>
+        <w:rPr>
+          <w:rFonts w:ascii="Arial" w:hAnsi="Arial" w:cs="Arial"/>
+          <w:b/>
+          <w:bCs/>
+          <w:sz w:val="18"/>
+          <w:szCs w:val="18"/>
+        </w:rPr>
+      </w:pPr>
+      <w:r>
+        <w:rPr>
+          <w:rFonts w:ascii="Arial" w:hAnsi="Arial" w:cs="Arial"/>
+          <w:b/>
+          <w:bCs/>
+          <w:sz w:val="18"/>
+          <w:szCs w:val="18"/>
+        </w:rPr>
+        <w:t>PROJETOS EM DESTAQUE</w:t>
+      </w:r>
+    </w:p>
+    <w:p>
+      <w:pPr>
+        <w:rPr>
+          <w:rFonts w:ascii="Arial" w:hAnsi="Arial" w:cs="Arial"/>
+          <w:b/>
+          <w:bCs/>
+          <w:sz w:val="18"/>
+          <w:szCs w:val="18"/>
+        </w:rPr>
+      </w:pPr>
+      <w:r>
+        <w:rPr>
+          <w:rFonts w:ascii="Arial" w:hAnsi="Arial" w:cs="Arial"/>
+          <w:b/>
+          <w:bCs/>
+          <w:sz w:val="18"/>
+          <w:szCs w:val="18"/>
+        </w:rPr>
+        <w:t>Sistema de Controle de Estoque (em desenvolvimento</w:t>
+      </w:r>
+      <w:r>
+        <w:rPr>
+          <w:rFonts w:ascii="Arial" w:hAnsi="Arial" w:cs="Arial"/>
+          <w:b/>
+          <w:bCs/>
+          <w:sz w:val="18"/>
+          <w:szCs w:val="18"/>
+        </w:rPr>
+        <w:t>)</w:t>
+      </w:r>
+      <w:r>
+        <w:rPr>
+          <w:rFonts w:ascii="Arial" w:hAnsi="Arial" w:cs="Arial"/>
+          <w:b/>
+          <w:bCs/>
+          <w:sz w:val="18"/>
+          <w:szCs w:val="18"/>
+        </w:rPr>
+        <w:t xml:space="preserve"> </w:t>
+      </w:r>
+    </w:p>
+    <w:p>
+      <w:pPr>
+        <w:rPr>
+          <w:rFonts w:ascii="Arial" w:hAnsi="Arial" w:cs="Arial"/>
+          <w:sz w:val="18"/>
+          <w:szCs w:val="18"/>
+        </w:rPr>
+      </w:pPr>
+      <w:r>
+        <w:rPr>
+          <w:rFonts w:ascii="Arial" w:hAnsi="Arial" w:cs="Arial"/>
+          <w:sz w:val="18"/>
+          <w:szCs w:val="18"/>
+        </w:rPr>
+        <w:t>• Desenvolvimento de sistema para controle e atualização de produtos utilizando banco de dados.</w:t>
+      </w:r>
+      <w:r>
+        <w:rPr>
+          <w:rFonts w:ascii="Arial" w:hAnsi="Arial" w:cs="Arial"/>
+          <w:sz w:val="18"/>
+          <w:szCs w:val="18"/>
+        </w:rPr>
+        <w:br/>
+        <w:t>• Estruturação de registros de entrada e saída de itens.</w:t>
+      </w:r>
+      <w:r>
+        <w:rPr>
+          <w:rFonts w:ascii="Arial" w:hAnsi="Arial" w:cs="Arial"/>
+          <w:sz w:val="18"/>
+          <w:szCs w:val="18"/>
+        </w:rPr>
+        <w:br/>
+        <w:t>• Integração planejada com leitura de código de barras para automação de processos.</w:t>
+      </w:r>
+      <w:r>
+        <w:rPr>
+          <w:rFonts w:ascii="Arial" w:hAnsi="Arial" w:cs="Arial"/>
+          <w:sz w:val="18"/>
+          <w:szCs w:val="18"/>
+        </w:rPr>
+        <w:br/>
+        <w:t>• Aplicação de lógica de organização e manipulação de dados.</w:t>
+      </w:r>
+    </w:p>
+    <w:p>
+      <w:pPr>
+        <w:rPr>
+          <w:rFonts w:ascii="Arial" w:hAnsi="Arial" w:cs="Arial"/>
+          <w:b/>
+          <w:bCs/>
+          <w:sz w:val="18"/>
+          <w:szCs w:val="18"/>
+        </w:rPr>
+      </w:pPr>
+      <w:r>
+        <w:rPr>
+          <w:rFonts w:ascii="Arial" w:hAnsi="Arial" w:cs="Arial"/>
+          <w:b/>
+          <w:bCs/>
+          <w:sz w:val="18"/>
+          <w:szCs w:val="18"/>
+        </w:rPr>
+        <w:t>Portfólio Pessoal</w:t>
+      </w:r>
+      <w:r>
+        <w:rPr>
+          <w:rFonts w:ascii="Arial" w:hAnsi="Arial" w:cs="Arial"/>
+          <w:b/>
+          <w:bCs/>
+          <w:sz w:val="18"/>
+          <w:szCs w:val="18"/>
+        </w:rPr>
+        <w:t xml:space="preserve"> (2026)</w:t>
+      </w:r>
+      <w:r>
+        <w:rPr>
+          <w:rFonts w:ascii="Arial" w:hAnsi="Arial" w:cs="Arial"/>
+          <w:b/>
+          <w:bCs/>
+          <w:sz w:val="18"/>
+          <w:szCs w:val="18"/>
+        </w:rPr>
+        <w:t xml:space="preserve"> | HTML5, CSS3, JavaScript</w:t>
+      </w:r>
+    </w:p>
+    <w:p>
+      <w:pPr>
+        <w:rPr>
+          <w:rFonts w:ascii="Arial" w:hAnsi="Arial" w:cs="Arial"/>
+          <w:sz w:val="18"/>
+          <w:szCs w:val="18"/>
+        </w:rPr>
+      </w:pPr>
+      <w:r>
+        <w:rPr>
+          <w:rFonts w:ascii="Arial" w:hAnsi="Arial" w:cs="Arial"/>
+          <w:sz w:val="18"/>
+          <w:szCs w:val="18"/>
+        </w:rPr>
+        <w:t>• Desenvolvimento e organização de interface digital responsiva.</w:t>
+      </w:r>
+      <w:r>
+        <w:rPr>
+          <w:rFonts w:ascii="Arial" w:hAnsi="Arial" w:cs="Arial"/>
+          <w:sz w:val="18"/>
+          <w:szCs w:val="18"/>
+        </w:rPr>
+        <w:br/>
+        <w:t>• Gerenciamento de informações e estruturação de conteúdo.</w:t>
+      </w:r>
+      <w:r>
+        <w:rPr>
+          <w:rFonts w:ascii="Arial" w:hAnsi="Arial" w:cs="Arial"/>
+          <w:sz w:val="18"/>
+          <w:szCs w:val="18"/>
+        </w:rPr>
+        <w:br/>
+        <w:t>• Utilização de ferramentas web e sistemas para controle e apresentação de dados.</w:t>
+      </w:r>
+    </w:p>
+    <w:p>
+      <w:pPr>
+        <w:rPr>
+          <w:rFonts w:ascii="Arial" w:hAnsi="Arial" w:cs="Arial"/>
+          <w:b/>
+          <w:bCs/>
+          <w:sz w:val="18"/>
+          <w:szCs w:val="18"/>
+        </w:rPr>
+      </w:pPr>
+      <w:r>
+        <w:rPr>
+          <w:rFonts w:ascii="Arial" w:hAnsi="Arial" w:cs="Arial"/>
+          <w:b/>
+          <w:bCs/>
+          <w:sz w:val="18"/>
+          <w:szCs w:val="18"/>
+        </w:rPr>
+        <w:t>HABILIDADES TÉCNICAS</w:t>
+      </w:r>
+    </w:p>
+    <w:p>
+      <w:pPr>
+        <w:rPr>
+          <w:sz w:val="18"/>
+          <w:szCs w:val="18"/>
+          <w:lang w:eastAsia="pt-BR"/>
+        </w:rPr>
+      </w:pPr>
+      <w:r>
+        <w:rPr>
+          <w:rFonts w:hAnsi="Symbol"/>
+          <w:sz w:val="18"/>
+          <w:szCs w:val="18"/>
+          <w:lang w:eastAsia="pt-BR"/>
+        </w:rPr>
+        <w:t></w:t>
+      </w:r>
+      <w:r>
+        <w:rPr>
+          <w:sz w:val="18"/>
+          <w:szCs w:val="18"/>
+          <w:lang w:eastAsia="pt-BR"/>
+        </w:rPr>
+        <w:t xml:space="preserve"> Pacote</w:t>
+      </w:r>
+      <w:r>
+        <w:rPr>
+          <w:sz w:val="18"/>
+          <w:szCs w:val="18"/>
+          <w:lang w:eastAsia="pt-BR"/>
+        </w:rPr>
+        <w:t xml:space="preserve"> Office Intermediário (Word, Excel e PowerPoint) </w:t>
+      </w:r>
+    </w:p>
+    <w:p>
+      <w:pPr>
+        <w:rPr>
+          <w:sz w:val="18"/>
+          <w:szCs w:val="18"/>
+          <w:lang w:eastAsia="pt-BR"/>
+        </w:rPr>
+      </w:pPr>
+      <w:r>
+        <w:rPr>
+          <w:rFonts w:hAnsi="Symbol"/>
+          <w:sz w:val="18"/>
+          <w:szCs w:val="18"/>
+          <w:lang w:eastAsia="pt-BR"/>
+        </w:rPr>
+        <w:t></w:t>
+      </w:r>
+      <w:r>
+        <w:rPr>
+          <w:sz w:val="18"/>
+          <w:szCs w:val="18"/>
+          <w:lang w:eastAsia="pt-BR"/>
+        </w:rPr>
+        <w:t xml:space="preserve"> Digitação</w:t>
+      </w:r>
+      <w:r>
+        <w:rPr>
+          <w:sz w:val="18"/>
+          <w:szCs w:val="18"/>
+          <w:lang w:eastAsia="pt-BR"/>
+        </w:rPr>
+        <w:t xml:space="preserve"> e operação de sistemas </w:t>
+      </w:r>
+    </w:p>
+    <w:p>
+      <w:pPr>
+        <w:rPr>
+          <w:sz w:val="18"/>
+          <w:szCs w:val="18"/>
+          <w:lang w:eastAsia="pt-BR"/>
+        </w:rPr>
+      </w:pPr>
+      <w:r>
+        <w:rPr>
+          <w:rFonts w:hAnsi="Symbol"/>
+          <w:sz w:val="18"/>
+          <w:szCs w:val="18"/>
+          <w:lang w:eastAsia="pt-BR"/>
+        </w:rPr>
+        <w:t></w:t>
+      </w:r>
+      <w:r>
+        <w:rPr>
+          <w:sz w:val="18"/>
+          <w:szCs w:val="18"/>
+          <w:lang w:eastAsia="pt-BR"/>
+        </w:rPr>
+        <w:t xml:space="preserve"> Organização</w:t>
+      </w:r>
+      <w:r>
+        <w:rPr>
+          <w:sz w:val="18"/>
+          <w:szCs w:val="18"/>
+          <w:lang w:eastAsia="pt-BR"/>
+        </w:rPr>
+        <w:t xml:space="preserve"> e conferência de informações </w:t>
+      </w:r>
+    </w:p>
+    <w:p>
+      <w:pPr>
+        <w:rPr>
+          <w:sz w:val="18"/>
+          <w:szCs w:val="18"/>
+        </w:rPr>
+      </w:pPr>
+      <w:r>
+        <w:rPr>
+          <w:rFonts w:hAnsi="Symbol"/>
+          <w:sz w:val="18"/>
+          <w:szCs w:val="18"/>
+          <w:lang w:eastAsia="pt-BR"/>
+        </w:rPr>
+        <w:t></w:t>
+      </w:r>
+      <w:r>
+        <w:rPr>
+          <w:rFonts w:hAnsi="Symbol"/>
+          <w:sz w:val="18"/>
+          <w:szCs w:val="18"/>
+          <w:lang w:eastAsia="pt-BR"/>
+        </w:rPr>
+        <w:t xml:space="preserve"> </w:t>
+      </w:r>
+      <w:r>
+        <w:rPr>
+          <w:sz w:val="18"/>
+          <w:szCs w:val="18"/>
+        </w:rPr>
+        <w:t>Linguagens: JavaScript (ES6+), Python, HTML5</w:t>
+      </w:r>
+      <w:r>
+        <w:rPr>
+          <w:sz w:val="18"/>
+          <w:szCs w:val="18"/>
+        </w:rPr>
+        <w:t xml:space="preserve"> e</w:t>
+      </w:r>
+      <w:r>
+        <w:rPr>
+          <w:sz w:val="18"/>
+          <w:szCs w:val="18"/>
+        </w:rPr>
+        <w:t xml:space="preserve"> CSS3.</w:t>
+      </w:r>
+    </w:p>
+    <w:p>
+      <w:pPr>
+        <w:rPr>
+          <w:sz w:val="18"/>
+          <w:szCs w:val="18"/>
+        </w:rPr>
+      </w:pPr>
+      <w:r>
+        <w:rPr>
+          <w:rFonts w:hAnsi="Symbol"/>
+          <w:sz w:val="18"/>
+          <w:szCs w:val="18"/>
+          <w:lang w:eastAsia="pt-BR"/>
+        </w:rPr>
+        <w:t></w:t>
+      </w:r>
+      <w:r>
+        <w:rPr>
+          <w:rFonts w:hAnsi="Symbol"/>
+          <w:sz w:val="18"/>
+          <w:szCs w:val="18"/>
+          <w:lang w:eastAsia="pt-BR"/>
+        </w:rPr>
+        <w:t xml:space="preserve"> Git e Git</w:t>
+      </w:r>
+      <w:r>
+        <w:rPr>
+          <w:rFonts w:hAnsi="Symbol"/>
+          <w:sz w:val="18"/>
+          <w:szCs w:val="18"/>
+          <w:lang w:eastAsia="pt-BR"/>
+        </w:rPr>
+        <w:t>H</w:t>
+      </w:r>
+      <w:r>
+        <w:rPr>
+          <w:rFonts w:hAnsi="Symbol"/>
+          <w:sz w:val="18"/>
+          <w:szCs w:val="18"/>
+          <w:lang w:eastAsia="pt-BR"/>
+        </w:rPr>
+        <w:t>ub</w:t>
+      </w:r>
+    </w:p>
+    <w:p>
+      <w:pPr>
+        <w:rPr>
+          <w:rFonts w:ascii="Arial" w:hAnsi="Arial" w:cs="Arial"/>
+          <w:b/>
+          <w:bCs/>
+          <w:sz w:val="18"/>
+          <w:szCs w:val="18"/>
+        </w:rPr>
+      </w:pPr>
+      <w:r>
+        <w:rPr>
+          <w:rFonts w:ascii="Arial" w:hAnsi="Arial" w:cs="Arial"/>
+          <w:b/>
+          <w:bCs/>
+          <w:sz w:val="18"/>
+          <w:szCs w:val="18"/>
+        </w:rPr>
+        <w:t>COMPETÊNCIAS PESSOAIS (SOFT SKILLS)</w:t>
+      </w:r>
+    </w:p>
+    <w:p>
+      <w:pPr>
+        <w:rPr>
+          <w:rFonts w:ascii="Arial" w:hAnsi="Arial" w:cs="Arial"/>
+          <w:sz w:val="18"/>
+          <w:szCs w:val="18"/>
+        </w:rPr>
+      </w:pPr>
+      <w:r>
+        <w:rPr>
+          <w:rFonts w:ascii="Arial" w:hAnsi="Arial" w:cs="Arial"/>
+          <w:sz w:val="18"/>
+          <w:szCs w:val="18"/>
+        </w:rPr>
+        <w:t xml:space="preserve"> Atenção aos detalhes</w:t>
+      </w:r>
+      <w:r>
+        <w:rPr>
+          <w:rFonts w:ascii="Arial" w:hAnsi="Arial" w:cs="Arial"/>
+          <w:sz w:val="18"/>
+          <w:szCs w:val="18"/>
+        </w:rPr>
+        <w:t>,</w:t>
+      </w:r>
+      <w:r>
+        <w:rPr>
+          <w:rFonts w:ascii="Arial" w:hAnsi="Arial" w:cs="Arial"/>
+          <w:sz w:val="18"/>
+          <w:szCs w:val="18"/>
+        </w:rPr>
+        <w:t xml:space="preserve"> Organização e responsabilidade</w:t>
+      </w:r>
+      <w:r>
+        <w:rPr>
+          <w:rFonts w:ascii="Arial" w:hAnsi="Arial" w:cs="Arial"/>
+          <w:sz w:val="18"/>
+          <w:szCs w:val="18"/>
+        </w:rPr>
+        <w:t>,</w:t>
+      </w:r>
+      <w:r>
+        <w:rPr>
+          <w:rFonts w:ascii="Arial" w:hAnsi="Arial" w:cs="Arial"/>
+          <w:sz w:val="18"/>
+          <w:szCs w:val="18"/>
+        </w:rPr>
+        <w:t xml:space="preserve"> Facilidade com sistemas digitais</w:t>
+      </w:r>
+      <w:r>
+        <w:rPr>
+          <w:rFonts w:ascii="Arial" w:hAnsi="Arial" w:cs="Arial"/>
+          <w:sz w:val="18"/>
+          <w:szCs w:val="18"/>
+        </w:rPr>
+        <w:t>,</w:t>
+      </w:r>
+      <w:r>
+        <w:rPr>
+          <w:rFonts w:ascii="Arial" w:hAnsi="Arial" w:cs="Arial"/>
+          <w:sz w:val="18"/>
+          <w:szCs w:val="18"/>
+        </w:rPr>
+        <w:t xml:space="preserve"> Agilidade no aprendizado</w:t>
+      </w:r>
+      <w:r>
+        <w:rPr>
+          <w:rFonts w:ascii="Arial" w:hAnsi="Arial" w:cs="Arial"/>
+          <w:sz w:val="18"/>
+          <w:szCs w:val="18"/>
+        </w:rPr>
+        <w:t xml:space="preserve">, </w:t>
+      </w:r>
+      <w:r>
+        <w:rPr>
+          <w:rFonts w:ascii="Arial" w:hAnsi="Arial" w:cs="Arial"/>
+          <w:sz w:val="18"/>
+          <w:szCs w:val="18"/>
+        </w:rPr>
+        <w:t>Trabalho em equipe</w:t>
+      </w:r>
+      <w:r>
+        <w:rPr>
+          <w:rFonts w:ascii="Arial" w:hAnsi="Arial" w:cs="Arial"/>
+          <w:sz w:val="18"/>
+          <w:szCs w:val="18"/>
+        </w:rPr>
+        <w:t>,</w:t>
+      </w:r>
+      <w:r>
+        <w:rPr>
+          <w:rFonts w:ascii="Arial" w:hAnsi="Arial" w:cs="Arial"/>
+          <w:sz w:val="18"/>
+          <w:szCs w:val="18"/>
+        </w:rPr>
+        <w:t xml:space="preserve"> Boa comunicação</w:t>
+      </w:r>
+      <w:r>
+        <w:rPr>
+          <w:rFonts w:ascii="Arial" w:hAnsi="Arial" w:cs="Arial"/>
+          <w:sz w:val="18"/>
+          <w:szCs w:val="18"/>
+        </w:rPr>
+        <w:t xml:space="preserve">, </w:t>
+      </w:r>
+      <w:r>
+        <w:rPr>
+          <w:rFonts w:ascii="Arial" w:hAnsi="Arial" w:cs="Arial"/>
+          <w:sz w:val="18"/>
+          <w:szCs w:val="18"/>
+        </w:rPr>
+        <w:t>Facilidade em seguir procedimentos e rotinas operacionais</w:t>
+      </w:r>
+      <w:r>
+        <w:rPr>
+          <w:rFonts w:ascii="Arial" w:hAnsi="Arial" w:cs="Arial"/>
+          <w:sz w:val="18"/>
+          <w:szCs w:val="18"/>
+        </w:rPr>
+        <w:t>,</w:t>
+      </w:r>
+      <w:r>
+        <w:rPr>
+          <w:rFonts w:ascii="Arial" w:hAnsi="Arial" w:cs="Arial"/>
+          <w:sz w:val="18"/>
+          <w:szCs w:val="18"/>
+        </w:rPr>
+        <w:t xml:space="preserve"> Comprometimento com precisão e confiabilidade das informações</w:t>
+      </w:r>
+    </w:p>
+    <w:p>
+      <w:pPr>
+        <w:rPr>
+          <w:rFonts w:ascii="Arial" w:hAnsi="Arial" w:cs="Arial"/>
+          <w:sz w:val="18"/>
+          <w:szCs w:val="18"/>
+        </w:rPr>
+      </w:pPr>
+      <w:r>
+        <w:rPr>
+          <w:rFonts w:ascii="Arial" w:hAnsi="Arial" w:cs="Arial"/>
+          <w:b/>
+          <w:bCs/>
+          <w:sz w:val="18"/>
+          <w:szCs w:val="18"/>
+        </w:rPr>
+        <w:t>IDIOMAS</w:t>
+      </w:r>
+    </w:p>
+    <w:p>
+      <w:pPr>
         <w:numPr>
           <w:ilvl w:val="0"/>
-          <w:numId w:val="1"/>
+          <w:numId w:val="25"/>
         </w:numPr>
         <w:rPr>
           <w:rFonts w:ascii="Arial" w:hAnsi="Arial" w:cs="Arial"/>
@@ -333,663 +987,28 @@
           <w:sz w:val="18"/>
           <w:szCs w:val="18"/>
         </w:rPr>
-        <w:t>Bacharelado em Sistemas de Informação – PUCPR</w:t>
-      </w:r>
-      <w:r>
-        <w:rPr>
-          <w:rFonts w:ascii="Arial" w:hAnsi="Arial" w:cs="Arial"/>
-          <w:sz w:val="18"/>
-          <w:szCs w:val="18"/>
-        </w:rPr>
-        <w:br/>
-        <w:t>Cursando – Previsão: 2027</w:t>
-      </w:r>
-      <w:r>
-        <w:rPr>
-          <w:rFonts w:ascii="Arial" w:hAnsi="Arial" w:cs="Arial"/>
-          <w:sz w:val="18"/>
-          <w:szCs w:val="18"/>
-        </w:rPr>
-        <w:t xml:space="preserve"> </w:t>
+        <w:t>Inglês: Avançado.</w:t>
       </w:r>
     </w:p>
     <w:p>
       <w:pPr>
-        <w:rPr>
-          <w:rFonts w:ascii="Arial" w:hAnsi="Arial" w:cs="Arial"/>
-          <w:sz w:val="18"/>
-          <w:szCs w:val="18"/>
-        </w:rPr>
-      </w:pPr>
-      <w:r>
-        <w:rPr>
-          <w:rFonts w:ascii="Arial" w:hAnsi="Arial" w:cs="Arial"/>
-          <w:sz w:val="18"/>
-          <w:szCs w:val="18"/>
-        </w:rPr>
-        <w:pict w14:anchorId="7267E34B">
-          <v:rect id="_x0000_i1206" style="width:0;height:1.5pt" o:hralign="center" o:hrstd="t" o:hr="t" fillcolor="#a0a0a0" stroked="f"/>
-        </w:pict>
-      </w:r>
-    </w:p>
-    <w:p>
-      <w:pPr>
-        <w:rPr>
-          <w:rFonts w:ascii="Arial" w:hAnsi="Arial" w:cs="Arial"/>
-          <w:b/>
-          <w:bCs/>
-          <w:sz w:val="18"/>
-          <w:szCs w:val="18"/>
-        </w:rPr>
-      </w:pPr>
-      <w:r>
-        <w:rPr>
-          <w:rFonts w:ascii="Arial" w:hAnsi="Arial" w:cs="Arial"/>
-          <w:b/>
-          <w:bCs/>
-          <w:sz w:val="18"/>
-          <w:szCs w:val="18"/>
-        </w:rPr>
-        <w:t>PROJETOS / PARTICIPAÇÕES</w:t>
-      </w:r>
-    </w:p>
-    <w:p>
-      <w:pPr>
-        <w:rPr>
-          <w:rFonts w:ascii="Arial" w:hAnsi="Arial" w:cs="Arial"/>
-          <w:b/>
-          <w:bCs/>
-          <w:sz w:val="18"/>
-          <w:szCs w:val="18"/>
-        </w:rPr>
-      </w:pPr>
-      <w:r>
-        <w:rPr>
-          <w:rFonts w:ascii="Arial" w:hAnsi="Arial" w:cs="Arial"/>
-          <w:b/>
-          <w:bCs/>
-          <w:sz w:val="18"/>
-          <w:szCs w:val="18"/>
-        </w:rPr>
-        <w:t>Projeto SAA (Sistema de Alocação Acadêmica) – Em andamento</w:t>
-      </w:r>
-    </w:p>
-    <w:p>
-      <w:pPr>
         <w:numPr>
           <w:ilvl w:val="0"/>
-          <w:numId w:val="7"/>
+          <w:numId w:val="25"/>
         </w:numPr>
         <w:rPr>
           <w:rFonts w:ascii="Arial" w:hAnsi="Arial" w:cs="Arial"/>
-          <w:b/>
-          <w:bCs/>
-          <w:sz w:val="18"/>
-          <w:szCs w:val="18"/>
-        </w:rPr>
-      </w:pPr>
-      <w:r>
-        <w:rPr>
-          <w:rFonts w:ascii="Arial" w:hAnsi="Arial" w:cs="Arial"/>
-          <w:b/>
-          <w:bCs/>
-          <w:sz w:val="18"/>
-          <w:szCs w:val="18"/>
-        </w:rPr>
-        <w:t xml:space="preserve">Projeto acadêmico voltado à resolução de problemas de ensalamento em escolas </w:t>
-      </w:r>
-    </w:p>
-    <w:p>
-      <w:pPr>
-        <w:numPr>
-          <w:ilvl w:val="0"/>
-          <w:numId w:val="7"/>
-        </w:numPr>
-        <w:rPr>
-          <w:rFonts w:ascii="Arial" w:hAnsi="Arial" w:cs="Arial"/>
-          <w:b/>
-          <w:bCs/>
-          <w:sz w:val="18"/>
-          <w:szCs w:val="18"/>
-        </w:rPr>
-      </w:pPr>
-      <w:r>
-        <w:rPr>
-          <w:rFonts w:ascii="Arial" w:hAnsi="Arial" w:cs="Arial"/>
-          <w:b/>
-          <w:bCs/>
-          <w:sz w:val="18"/>
-          <w:szCs w:val="18"/>
-        </w:rPr>
-        <w:t xml:space="preserve">Desenvolvimento de solução para organização de turmas e salas </w:t>
-      </w:r>
-    </w:p>
-    <w:p>
-      <w:pPr>
-        <w:rPr>
-          <w:rFonts w:ascii="Arial" w:hAnsi="Arial" w:cs="Arial"/>
-          <w:b/>
-          <w:bCs/>
-          <w:sz w:val="18"/>
-          <w:szCs w:val="18"/>
-        </w:rPr>
-      </w:pPr>
-      <w:r>
-        <w:rPr>
-          <w:rFonts w:ascii="Arial" w:hAnsi="Arial" w:cs="Arial"/>
-          <w:b/>
-          <w:bCs/>
-          <w:sz w:val="18"/>
-          <w:szCs w:val="18"/>
-        </w:rPr>
-        <w:t>Portfólio Pessoal – Em andamento</w:t>
-      </w:r>
-    </w:p>
-    <w:p>
-      <w:pPr>
-        <w:numPr>
-          <w:ilvl w:val="0"/>
-          <w:numId w:val="8"/>
-        </w:numPr>
-        <w:rPr>
-          <w:rFonts w:ascii="Arial" w:hAnsi="Arial" w:cs="Arial"/>
-          <w:b/>
-          <w:bCs/>
-          <w:sz w:val="18"/>
-          <w:szCs w:val="18"/>
-        </w:rPr>
-      </w:pPr>
-      <w:r>
-        <w:rPr>
-          <w:rFonts w:ascii="Arial" w:hAnsi="Arial" w:cs="Arial"/>
-          <w:b/>
-          <w:bCs/>
-          <w:sz w:val="18"/>
-          <w:szCs w:val="18"/>
-        </w:rPr>
-        <w:t xml:space="preserve">Site para apresentação de projetos e informações profissionais </w:t>
-      </w:r>
-    </w:p>
-    <w:p>
-      <w:pPr>
-        <w:numPr>
-          <w:ilvl w:val="0"/>
-          <w:numId w:val="8"/>
-        </w:numPr>
-        <w:rPr>
-          <w:rFonts w:ascii="Arial" w:hAnsi="Arial" w:cs="Arial"/>
-          <w:b/>
-          <w:bCs/>
-          <w:sz w:val="18"/>
-          <w:szCs w:val="18"/>
-        </w:rPr>
-      </w:pPr>
-      <w:r>
-        <w:rPr>
-          <w:rFonts w:ascii="Arial" w:hAnsi="Arial" w:cs="Arial"/>
-          <w:b/>
-          <w:bCs/>
-          <w:sz w:val="18"/>
-          <w:szCs w:val="18"/>
-        </w:rPr>
-        <w:t>Desenvolvido com HTML, CSS e JavaScript</w:t>
-      </w:r>
-    </w:p>
-    <w:p>
-      <w:pPr>
-        <w:rPr>
-          <w:rFonts w:ascii="Arial" w:hAnsi="Arial" w:cs="Arial"/>
-          <w:b/>
-          <w:bCs/>
-          <w:sz w:val="18"/>
-          <w:szCs w:val="18"/>
-        </w:rPr>
-      </w:pPr>
-      <w:r>
-        <w:rPr>
-          <w:rFonts w:ascii="Arial" w:hAnsi="Arial" w:cs="Arial"/>
-          <w:b/>
-          <w:bCs/>
-          <w:sz w:val="18"/>
-          <w:szCs w:val="18"/>
-        </w:rPr>
-        <w:t>Balls Game Returns – 2025</w:t>
-      </w:r>
-    </w:p>
-    <w:p>
-      <w:pPr>
-        <w:numPr>
-          <w:ilvl w:val="0"/>
-          <w:numId w:val="9"/>
-        </w:numPr>
-        <w:rPr>
-          <w:rFonts w:ascii="Arial" w:hAnsi="Arial" w:cs="Arial"/>
-          <w:b/>
-          <w:bCs/>
-          <w:sz w:val="18"/>
-          <w:szCs w:val="18"/>
-        </w:rPr>
-      </w:pPr>
-      <w:r>
-        <w:rPr>
-          <w:rFonts w:ascii="Arial" w:hAnsi="Arial" w:cs="Arial"/>
-          <w:b/>
-          <w:bCs/>
-          <w:sz w:val="18"/>
-          <w:szCs w:val="18"/>
-        </w:rPr>
-        <w:t xml:space="preserve">Jogo desenvolvido em JavaScript utilizando a biblioteca p5.js  </w:t>
-      </w:r>
-    </w:p>
-    <w:p>
-      <w:pPr>
-        <w:numPr>
-          <w:ilvl w:val="0"/>
-          <w:numId w:val="9"/>
-        </w:numPr>
-        <w:rPr>
-          <w:rFonts w:ascii="Arial" w:hAnsi="Arial" w:cs="Arial"/>
-          <w:b/>
-          <w:bCs/>
-          <w:sz w:val="18"/>
-          <w:szCs w:val="18"/>
-        </w:rPr>
-      </w:pPr>
-      <w:r>
-        <w:rPr>
-          <w:rFonts w:ascii="Arial" w:hAnsi="Arial" w:cs="Arial"/>
-          <w:b/>
-          <w:bCs/>
-          <w:sz w:val="18"/>
-          <w:szCs w:val="18"/>
-        </w:rPr>
-        <w:t xml:space="preserve">Projeto autoral com foco em lógica de programação </w:t>
-      </w:r>
-    </w:p>
-    <w:p>
-      <w:pPr>
-        <w:rPr>
-          <w:rFonts w:ascii="Arial" w:hAnsi="Arial" w:cs="Arial"/>
-          <w:b/>
-          <w:bCs/>
-          <w:sz w:val="18"/>
-          <w:szCs w:val="18"/>
-        </w:rPr>
-      </w:pPr>
-      <w:r>
-        <w:rPr>
-          <w:rFonts w:ascii="Arial" w:hAnsi="Arial" w:cs="Arial"/>
-          <w:b/>
-          <w:bCs/>
-          <w:sz w:val="18"/>
-          <w:szCs w:val="18"/>
-        </w:rPr>
-        <w:t>Batalha Naval – 2025</w:t>
-      </w:r>
-    </w:p>
-    <w:p>
-      <w:pPr>
-        <w:numPr>
-          <w:ilvl w:val="0"/>
-          <w:numId w:val="10"/>
-        </w:numPr>
-        <w:rPr>
-          <w:rFonts w:ascii="Arial" w:hAnsi="Arial" w:cs="Arial"/>
-          <w:b/>
-          <w:bCs/>
-          <w:sz w:val="18"/>
-          <w:szCs w:val="18"/>
-        </w:rPr>
-      </w:pPr>
-      <w:r>
-        <w:rPr>
-          <w:rFonts w:ascii="Arial" w:hAnsi="Arial" w:cs="Arial"/>
-          <w:b/>
-          <w:bCs/>
-          <w:sz w:val="18"/>
-          <w:szCs w:val="18"/>
-        </w:rPr>
-        <w:t>Jogo desenvolvido em Python</w:t>
-      </w:r>
-      <w:r>
-        <w:rPr>
-          <w:rFonts w:ascii="Arial" w:hAnsi="Arial" w:cs="Arial"/>
-          <w:b/>
-          <w:bCs/>
-          <w:sz w:val="18"/>
-          <w:szCs w:val="18"/>
-        </w:rPr>
-        <w:t xml:space="preserve">, </w:t>
-      </w:r>
-      <w:r>
-        <w:rPr>
-          <w:rFonts w:ascii="Arial" w:hAnsi="Arial" w:cs="Arial"/>
-          <w:b/>
-          <w:bCs/>
-          <w:sz w:val="18"/>
-          <w:szCs w:val="18"/>
-        </w:rPr>
-        <w:t>Implementação de lógica de jogo baseada em turnos</w:t>
-      </w:r>
-    </w:p>
-    <w:p>
-      <w:pPr>
-        <w:numPr>
-          <w:ilvl w:val="0"/>
-          <w:numId w:val="10"/>
-        </w:numPr>
-        <w:rPr>
-          <w:rFonts w:ascii="Arial" w:hAnsi="Arial" w:cs="Arial"/>
-          <w:b/>
-          <w:bCs/>
-          <w:sz w:val="18"/>
-          <w:szCs w:val="18"/>
-        </w:rPr>
-      </w:pPr>
-      <w:r>
-        <w:rPr>
-          <w:rFonts w:ascii="Arial" w:hAnsi="Arial" w:cs="Arial"/>
-          <w:b/>
-          <w:bCs/>
-          <w:sz w:val="18"/>
-          <w:szCs w:val="18"/>
-        </w:rPr>
-        <w:t>Uso de estruturas condicionais e manipulação de dados</w:t>
-      </w:r>
-    </w:p>
-    <w:p>
-      <w:pPr>
-        <w:rPr>
-          <w:rFonts w:ascii="Arial" w:hAnsi="Arial" w:cs="Arial"/>
-          <w:sz w:val="18"/>
-          <w:szCs w:val="18"/>
-        </w:rPr>
-      </w:pPr>
-      <w:r>
-        <w:rPr>
-          <w:rFonts w:ascii="Arial" w:hAnsi="Arial" w:cs="Arial"/>
-          <w:sz w:val="18"/>
-          <w:szCs w:val="18"/>
-        </w:rPr>
-        <w:pict w14:anchorId="6DA422CC">
-          <v:rect id="_x0000_i1207" style="width:0;height:1.5pt" o:hralign="center" o:hrstd="t" o:hr="t" fillcolor="#a0a0a0" stroked="f"/>
-        </w:pict>
-      </w:r>
-    </w:p>
-    <w:p>
-      <w:pPr>
-        <w:rPr>
-          <w:rFonts w:ascii="Arial" w:hAnsi="Arial" w:cs="Arial"/>
-          <w:b/>
-          <w:bCs/>
-          <w:sz w:val="18"/>
-          <w:szCs w:val="18"/>
-        </w:rPr>
-      </w:pPr>
-      <w:r>
-        <w:rPr>
-          <w:rFonts w:ascii="Arial" w:hAnsi="Arial" w:cs="Arial"/>
-          <w:b/>
-          <w:bCs/>
-          <w:sz w:val="18"/>
-          <w:szCs w:val="18"/>
-        </w:rPr>
-        <w:t>HABILIDADES</w:t>
-      </w:r>
-    </w:p>
-    <w:p>
-      <w:pPr>
-        <w:numPr>
-          <w:ilvl w:val="0"/>
-          <w:numId w:val="5"/>
-        </w:numPr>
-        <w:rPr>
-          <w:rFonts w:ascii="Arial" w:hAnsi="Arial" w:cs="Arial"/>
-          <w:sz w:val="18"/>
-          <w:szCs w:val="18"/>
-        </w:rPr>
-      </w:pPr>
-      <w:r>
-        <w:rPr>
-          <w:rFonts w:ascii="Arial" w:hAnsi="Arial" w:cs="Arial"/>
-          <w:sz w:val="18"/>
-          <w:szCs w:val="18"/>
-        </w:rPr>
-        <w:t>Hard-skills</w:t>
-      </w:r>
-      <w:r>
-        <w:rPr>
-          <w:rFonts w:ascii="Arial" w:hAnsi="Arial" w:cs="Arial"/>
-          <w:sz w:val="18"/>
-          <w:szCs w:val="18"/>
-        </w:rPr>
-        <w:t>: Python, Jav</w:t>
-      </w:r>
-      <w:r>
-        <w:rPr>
-          <w:rFonts w:ascii="Arial" w:hAnsi="Arial" w:cs="Arial"/>
-          <w:sz w:val="18"/>
-          <w:szCs w:val="18"/>
-        </w:rPr>
-        <w:t>a</w:t>
-      </w:r>
-      <w:r>
-        <w:rPr>
-          <w:rFonts w:ascii="Arial" w:hAnsi="Arial" w:cs="Arial"/>
-          <w:sz w:val="18"/>
-          <w:szCs w:val="18"/>
-        </w:rPr>
-        <w:t>S</w:t>
-      </w:r>
-      <w:r>
-        <w:rPr>
-          <w:rFonts w:ascii="Arial" w:hAnsi="Arial" w:cs="Arial"/>
-          <w:sz w:val="18"/>
-          <w:szCs w:val="18"/>
-        </w:rPr>
-        <w:t>cript.</w:t>
-      </w:r>
-      <w:r>
-        <w:rPr>
-          <w:rFonts w:ascii="Arial" w:hAnsi="Arial" w:cs="Arial"/>
-          <w:sz w:val="18"/>
-          <w:szCs w:val="18"/>
-        </w:rPr>
-        <w:t xml:space="preserve"> </w:t>
-      </w:r>
-    </w:p>
-    <w:p>
-      <w:pPr>
-        <w:numPr>
-          <w:ilvl w:val="0"/>
-          <w:numId w:val="5"/>
-        </w:numPr>
-        <w:rPr>
-          <w:rFonts w:ascii="Arial" w:hAnsi="Arial" w:cs="Arial"/>
-          <w:sz w:val="18"/>
-          <w:szCs w:val="18"/>
-          <w:lang w:val="en-US"/>
-        </w:rPr>
-      </w:pPr>
-      <w:r>
-        <w:rPr>
-          <w:rFonts w:ascii="Arial" w:hAnsi="Arial" w:cs="Arial"/>
-          <w:sz w:val="18"/>
-          <w:szCs w:val="18"/>
-          <w:lang w:val="en-US"/>
-        </w:rPr>
-        <w:t>Ferramentas: Git</w:t>
-      </w:r>
-      <w:r>
-        <w:rPr>
-          <w:rFonts w:ascii="Arial" w:hAnsi="Arial" w:cs="Arial"/>
-          <w:sz w:val="18"/>
-          <w:szCs w:val="18"/>
-          <w:lang w:val="en-US"/>
-        </w:rPr>
-        <w:t xml:space="preserve">, </w:t>
-      </w:r>
-      <w:r>
-        <w:rPr>
-          <w:rFonts w:ascii="Arial" w:hAnsi="Arial" w:cs="Arial"/>
-          <w:sz w:val="18"/>
-          <w:szCs w:val="18"/>
-          <w:lang w:val="en-US"/>
-        </w:rPr>
-        <w:t>GitHub.</w:t>
-      </w:r>
-    </w:p>
-    <w:p>
-      <w:pPr>
-        <w:numPr>
-          <w:ilvl w:val="0"/>
-          <w:numId w:val="5"/>
-        </w:numPr>
-        <w:rPr>
-          <w:rFonts w:ascii="Arial" w:hAnsi="Arial" w:cs="Arial"/>
-          <w:sz w:val="18"/>
-          <w:szCs w:val="18"/>
-        </w:rPr>
-      </w:pPr>
-      <w:r>
-        <w:rPr>
-          <w:rFonts w:ascii="Arial" w:hAnsi="Arial" w:cs="Arial"/>
-          <w:sz w:val="18"/>
-          <w:szCs w:val="18"/>
-        </w:rPr>
-        <w:t>Outros</w:t>
-      </w:r>
-      <w:r>
-        <w:rPr>
-          <w:rFonts w:ascii="Arial" w:hAnsi="Arial" w:cs="Arial"/>
-          <w:b/>
-          <w:bCs/>
-          <w:sz w:val="18"/>
-          <w:szCs w:val="18"/>
-        </w:rPr>
-        <w:t>:</w:t>
-      </w:r>
-      <w:r>
-        <w:rPr>
-          <w:rFonts w:ascii="Arial" w:hAnsi="Arial" w:cs="Arial"/>
-          <w:sz w:val="18"/>
-          <w:szCs w:val="18"/>
-        </w:rPr>
-        <w:t xml:space="preserve"> Lógica de programação</w:t>
-      </w:r>
-      <w:r>
-        <w:rPr>
-          <w:rFonts w:ascii="Arial" w:hAnsi="Arial" w:cs="Arial"/>
-          <w:sz w:val="18"/>
-          <w:szCs w:val="18"/>
-        </w:rPr>
-        <w:t>, POO</w:t>
-      </w:r>
-    </w:p>
-    <w:p>
-      <w:pPr>
-        <w:rPr>
-          <w:rFonts w:ascii="Arial" w:hAnsi="Arial" w:cs="Arial"/>
-          <w:sz w:val="18"/>
-          <w:szCs w:val="18"/>
-        </w:rPr>
-      </w:pPr>
-      <w:r>
-        <w:rPr>
-          <w:rFonts w:ascii="Arial" w:hAnsi="Arial" w:cs="Arial"/>
-          <w:sz w:val="18"/>
-          <w:szCs w:val="18"/>
-        </w:rPr>
-        <w:pict w14:anchorId="4CD7DE73">
-          <v:rect id="_x0000_i1208" style="width:0;height:1.5pt" o:hralign="center" o:hrstd="t" o:hr="t" fillcolor="#a0a0a0" stroked="f"/>
-        </w:pict>
-      </w:r>
-    </w:p>
-    <w:p>
-      <w:pPr>
-        <w:rPr>
-          <w:rFonts w:ascii="Arial" w:hAnsi="Arial" w:cs="Arial"/>
-          <w:b/>
-          <w:bCs/>
-          <w:sz w:val="18"/>
-          <w:szCs w:val="18"/>
-        </w:rPr>
-      </w:pPr>
-      <w:r>
-        <w:rPr>
-          <w:rFonts w:ascii="Arial" w:hAnsi="Arial" w:cs="Arial"/>
-          <w:b/>
-          <w:bCs/>
-          <w:sz w:val="18"/>
-          <w:szCs w:val="18"/>
-        </w:rPr>
-        <w:t>IDIOMAS</w:t>
-      </w:r>
-    </w:p>
-    <w:p>
-      <w:pPr>
-        <w:numPr>
-          <w:ilvl w:val="0"/>
-          <w:numId w:val="6"/>
-        </w:numPr>
-        <w:rPr>
-          <w:rFonts w:ascii="Arial" w:hAnsi="Arial" w:cs="Arial"/>
-          <w:sz w:val="18"/>
-          <w:szCs w:val="18"/>
-        </w:rPr>
-      </w:pPr>
-      <w:r>
-        <w:rPr>
-          <w:rFonts w:ascii="Arial" w:hAnsi="Arial" w:cs="Arial"/>
-          <w:sz w:val="18"/>
-          <w:szCs w:val="18"/>
-        </w:rPr>
-        <w:t xml:space="preserve">Inglês – </w:t>
-      </w:r>
-      <w:r>
-        <w:rPr>
-          <w:rFonts w:ascii="Arial" w:hAnsi="Arial" w:cs="Arial"/>
-          <w:sz w:val="18"/>
-          <w:szCs w:val="18"/>
-        </w:rPr>
-        <w:t>A</w:t>
-      </w:r>
-      <w:r>
-        <w:rPr>
-          <w:rFonts w:ascii="Arial" w:hAnsi="Arial" w:cs="Arial"/>
-          <w:sz w:val="18"/>
-          <w:szCs w:val="18"/>
-        </w:rPr>
-        <w:t xml:space="preserve">vançado </w:t>
-      </w:r>
-    </w:p>
-    <w:p>
-      <w:pPr>
-        <w:numPr>
-          <w:ilvl w:val="0"/>
-          <w:numId w:val="6"/>
-        </w:numPr>
-        <w:rPr>
-          <w:rFonts w:ascii="Arial" w:hAnsi="Arial" w:cs="Arial"/>
-          <w:sz w:val="18"/>
-          <w:szCs w:val="18"/>
-        </w:rPr>
-      </w:pPr>
-      <w:r>
-        <w:rPr>
-          <w:rFonts w:ascii="Arial" w:hAnsi="Arial" w:cs="Arial"/>
-          <w:sz w:val="18"/>
-          <w:szCs w:val="18"/>
-        </w:rPr>
-        <w:t xml:space="preserve">Espanhol – </w:t>
-      </w:r>
-      <w:r>
-        <w:rPr>
-          <w:rFonts w:ascii="Arial" w:hAnsi="Arial" w:cs="Arial"/>
-          <w:sz w:val="18"/>
-          <w:szCs w:val="18"/>
-        </w:rPr>
-        <w:t>Básico</w:t>
+          <w:sz w:val="18"/>
+          <w:szCs w:val="18"/>
+        </w:rPr>
+      </w:pPr>
+      <w:r>
+        <w:rPr>
+          <w:rFonts w:ascii="Arial" w:hAnsi="Arial" w:cs="Arial"/>
+          <w:sz w:val="18"/>
+          <w:szCs w:val="18"/>
+        </w:rPr>
+        <w:t>Espanhol: Básico.</w:t>
       </w:r>
     </w:p>
     <w:sectPr>
@@ -1005,6 +1024,155 @@
 <file path=word/numbering.xml><?xml version="1.0" encoding="utf-8"?>
 <w:numbering xmlns:wpc="http://schemas.microsoft.com/office/word/2010/wordprocessingCanvas" xmlns:cx="http://schemas.microsoft.com/office/drawing/2014/chartex" xmlns:cx1="http://schemas.microsoft.com/office/drawing/2015/9/8/chartex" xmlns:cx2="http://schemas.microsoft.com/office/drawing/2015/10/21/chartex" xmlns:cx3="http://schemas.microsoft.com/office/drawing/2016/5/9/chartex" xmlns:cx4="http://schemas.microsoft.com/office/drawing/2016/5/10/chartex" xmlns:cx5="http://schemas.microsoft.com/office/drawing/2016/5/11/chartex" xmlns:cx6="http://schemas.microsoft.com/office/drawing/2016/5/12/chartex" xmlns:cx7="http://schemas.microsoft.com/office/drawing/2016/5/13/chartex" xmlns:cx8="http://schemas.microsoft.com/office/drawing/2016/5/14/chartex" xmlns:mc="http://schemas.openxmlformats.org/markup-compatibility/2006" xmlns:aink="http://schemas.microsoft.com/office/drawing/2016/ink" xmlns:am3d="http://schemas.microsoft.com/office/drawing/2017/model3d" xmlns:o="urn:schemas-microsoft-com:office:office" xmlns:oel="http://schemas.microsoft.com/office/2019/extlst" xmlns:r="http://schemas.openxmlformats.org/officeDocument/2006/relationships" xmlns:m="http://schemas.openxmlformats.org/officeDocument/2006/math" xmlns:v="urn:schemas-microsoft-com:vml" xmlns:wp14="http://schemas.microsoft.com/office/word/2010/wordprocessingDrawing" xmlns:wp="http://schemas.openxmlformats.org/drawingml/2006/wordprocessingDrawing" xmlns:w10="urn:schemas-microsoft-com:office:word" xmlns:w="http://schemas.openxmlformats.org/wordprocessingml/2006/main" xmlns:w14="http://schemas.microsoft.com/office/word/2010/wordml" xmlns:w15="http://schemas.microsoft.com/office/word/2012/wordml" xmlns:w16cex="http://schemas.microsoft.com/office/word/2018/wordml/cex" xmlns:w16cid="http://schemas.microsoft.com/office/word/2016/wordml/cid" xmlns:w16="http://schemas.microsoft.com/office/word/2018/wordml" xmlns:w16du="http://schemas.microsoft.com/office/word/2023/wordml/word16du" xmlns:w16sdtdh="http://schemas.microsoft.com/office/word/2020/wordml/sdtdatahash" xmlns:w16sdtfl="http://schemas.microsoft.com/office/word/2024/wordml/sdtformatlock" xmlns:w16se="http://schemas.microsoft.com/office/word/2015/wordml/symex" xmlns:wpg="http://schemas.microsoft.com/office/word/2010/wordprocessingGroup" xmlns:wpi="http://schemas.microsoft.com/office/word/2010/wordprocessingInk" xmlns:wne="http://schemas.microsoft.com/office/word/2006/wordml" xmlns:wps="http://schemas.microsoft.com/office/word/2010/wordprocessingShape" mc:Ignorable="w14 w15 w16se w16cid w16 w16cex w16sdtdh w16sdtfl w16du wp14">
   <w:abstractNum w:abstractNumId="0" w15:restartNumberingAfterBreak="0">
+    <w:nsid w:val="033C5562"/>
+    <w:multiLevelType w:val="multilevel"/>
+    <w:tmpl w:val="9E0E197A"/>
+    <w:lvl w:ilvl="0">
+      <w:start w:val="1"/>
+      <w:numFmt w:val="bullet"/>
+      <w:lvlText w:val=""/>
+      <w:lvlJc w:val="left"/>
+      <w:pPr>
+        <w:tabs>
+          <w:tab w:val="num" w:pos="720"/>
+        </w:tabs>
+        <w:ind w:left="720" w:hanging="360"/>
+      </w:pPr>
+      <w:rPr>
+        <w:rFonts w:ascii="Symbol" w:hAnsi="Symbol" w:hint="default"/>
+        <w:sz w:val="20"/>
+      </w:rPr>
+    </w:lvl>
+    <w:lvl w:ilvl="1" w:tentative="1">
+      <w:start w:val="1"/>
+      <w:numFmt w:val="bullet"/>
+      <w:lvlText w:val="o"/>
+      <w:lvlJc w:val="left"/>
+      <w:pPr>
+        <w:tabs>
+          <w:tab w:val="num" w:pos="1440"/>
+        </w:tabs>
+        <w:ind w:left="1440" w:hanging="360"/>
+      </w:pPr>
+      <w:rPr>
+        <w:rFonts w:ascii="Courier New" w:hAnsi="Courier New" w:hint="default"/>
+        <w:sz w:val="20"/>
+      </w:rPr>
+    </w:lvl>
+    <w:lvl w:ilvl="2" w:tentative="1">
+      <w:start w:val="1"/>
+      <w:numFmt w:val="bullet"/>
+      <w:lvlText w:val=""/>
+      <w:lvlJc w:val="left"/>
+      <w:pPr>
+        <w:tabs>
+          <w:tab w:val="num" w:pos="2160"/>
+        </w:tabs>
+        <w:ind w:left="2160" w:hanging="360"/>
+      </w:pPr>
+      <w:rPr>
+        <w:rFonts w:ascii="Wingdings" w:hAnsi="Wingdings" w:hint="default"/>
+        <w:sz w:val="20"/>
+      </w:rPr>
+    </w:lvl>
+    <w:lvl w:ilvl="3" w:tentative="1">
+      <w:start w:val="1"/>
+      <w:numFmt w:val="bullet"/>
+      <w:lvlText w:val=""/>
+      <w:lvlJc w:val="left"/>
+      <w:pPr>
+        <w:tabs>
+          <w:tab w:val="num" w:pos="2880"/>
+        </w:tabs>
+        <w:ind w:left="2880" w:hanging="360"/>
+      </w:pPr>
+      <w:rPr>
+        <w:rFonts w:ascii="Wingdings" w:hAnsi="Wingdings" w:hint="default"/>
+        <w:sz w:val="20"/>
+      </w:rPr>
+    </w:lvl>
+    <w:lvl w:ilvl="4" w:tentative="1">
+      <w:start w:val="1"/>
+      <w:numFmt w:val="bullet"/>
+      <w:lvlText w:val=""/>
+      <w:lvlJc w:val="left"/>
+      <w:pPr>
+        <w:tabs>
+          <w:tab w:val="num" w:pos="3600"/>
+        </w:tabs>
+        <w:ind w:left="3600" w:hanging="360"/>
+      </w:pPr>
+      <w:rPr>
+        <w:rFonts w:ascii="Wingdings" w:hAnsi="Wingdings" w:hint="default"/>
+        <w:sz w:val="20"/>
+      </w:rPr>
+    </w:lvl>
+    <w:lvl w:ilvl="5" w:tentative="1">
+      <w:start w:val="1"/>
+      <w:numFmt w:val="bullet"/>
+      <w:lvlText w:val=""/>
+      <w:lvlJc w:val="left"/>
+      <w:pPr>
+        <w:tabs>
+          <w:tab w:val="num" w:pos="4320"/>
+        </w:tabs>
+        <w:ind w:left="4320" w:hanging="360"/>
+      </w:pPr>
+      <w:rPr>
+        <w:rFonts w:ascii="Wingdings" w:hAnsi="Wingdings" w:hint="default"/>
+        <w:sz w:val="20"/>
+      </w:rPr>
+    </w:lvl>
+    <w:lvl w:ilvl="6" w:tentative="1">
+      <w:start w:val="1"/>
+      <w:numFmt w:val="bullet"/>
+      <w:lvlText w:val=""/>
+      <w:lvlJc w:val="left"/>
+      <w:pPr>
+        <w:tabs>
+          <w:tab w:val="num" w:pos="5040"/>
+        </w:tabs>
+        <w:ind w:left="5040" w:hanging="360"/>
+      </w:pPr>
+      <w:rPr>
+        <w:rFonts w:ascii="Wingdings" w:hAnsi="Wingdings" w:hint="default"/>
+        <w:sz w:val="20"/>
+      </w:rPr>
+    </w:lvl>
+    <w:lvl w:ilvl="7" w:tentative="1">
+      <w:start w:val="1"/>
+      <w:numFmt w:val="bullet"/>
+      <w:lvlText w:val=""/>
+      <w:lvlJc w:val="left"/>
+      <w:pPr>
+        <w:tabs>
+          <w:tab w:val="num" w:pos="5760"/>
+        </w:tabs>
+        <w:ind w:left="5760" w:hanging="360"/>
+      </w:pPr>
+      <w:rPr>
+        <w:rFonts w:ascii="Wingdings" w:hAnsi="Wingdings" w:hint="default"/>
+        <w:sz w:val="20"/>
+      </w:rPr>
+    </w:lvl>
+    <w:lvl w:ilvl="8" w:tentative="1">
+      <w:start w:val="1"/>
+      <w:numFmt w:val="bullet"/>
+      <w:lvlText w:val=""/>
+      <w:lvlJc w:val="left"/>
+      <w:pPr>
+        <w:tabs>
+          <w:tab w:val="num" w:pos="6480"/>
+        </w:tabs>
+        <w:ind w:left="6480" w:hanging="360"/>
+      </w:pPr>
+      <w:rPr>
+        <w:rFonts w:ascii="Wingdings" w:hAnsi="Wingdings" w:hint="default"/>
+        <w:sz w:val="20"/>
+      </w:rPr>
+    </w:lvl>
+  </w:abstractNum>
+  <w:abstractNum w:abstractNumId="1" w15:restartNumberingAfterBreak="0">
     <w:nsid w:val="09EB34BC"/>
     <w:multiLevelType w:val="multilevel"/>
     <w:tmpl w:val="7BF01838"/>
@@ -1153,7 +1321,752 @@
       </w:rPr>
     </w:lvl>
   </w:abstractNum>
-  <w:abstractNum w:abstractNumId="1" w15:restartNumberingAfterBreak="0">
+  <w:abstractNum w:abstractNumId="2" w15:restartNumberingAfterBreak="0">
+    <w:nsid w:val="111E5A1C"/>
+    <w:multiLevelType w:val="multilevel"/>
+    <w:tmpl w:val="4EAEBFFA"/>
+    <w:lvl w:ilvl="0">
+      <w:start w:val="1"/>
+      <w:numFmt w:val="bullet"/>
+      <w:lvlText w:val=""/>
+      <w:lvlJc w:val="left"/>
+      <w:pPr>
+        <w:tabs>
+          <w:tab w:val="num" w:pos="720"/>
+        </w:tabs>
+        <w:ind w:left="720" w:hanging="360"/>
+      </w:pPr>
+      <w:rPr>
+        <w:rFonts w:ascii="Symbol" w:hAnsi="Symbol" w:hint="default"/>
+        <w:sz w:val="20"/>
+      </w:rPr>
+    </w:lvl>
+    <w:lvl w:ilvl="1" w:tentative="1">
+      <w:start w:val="1"/>
+      <w:numFmt w:val="bullet"/>
+      <w:lvlText w:val="o"/>
+      <w:lvlJc w:val="left"/>
+      <w:pPr>
+        <w:tabs>
+          <w:tab w:val="num" w:pos="1440"/>
+        </w:tabs>
+        <w:ind w:left="1440" w:hanging="360"/>
+      </w:pPr>
+      <w:rPr>
+        <w:rFonts w:ascii="Courier New" w:hAnsi="Courier New" w:hint="default"/>
+        <w:sz w:val="20"/>
+      </w:rPr>
+    </w:lvl>
+    <w:lvl w:ilvl="2" w:tentative="1">
+      <w:start w:val="1"/>
+      <w:numFmt w:val="bullet"/>
+      <w:lvlText w:val=""/>
+      <w:lvlJc w:val="left"/>
+      <w:pPr>
+        <w:tabs>
+          <w:tab w:val="num" w:pos="2160"/>
+        </w:tabs>
+        <w:ind w:left="2160" w:hanging="360"/>
+      </w:pPr>
+      <w:rPr>
+        <w:rFonts w:ascii="Wingdings" w:hAnsi="Wingdings" w:hint="default"/>
+        <w:sz w:val="20"/>
+      </w:rPr>
+    </w:lvl>
+    <w:lvl w:ilvl="3" w:tentative="1">
+      <w:start w:val="1"/>
+      <w:numFmt w:val="bullet"/>
+      <w:lvlText w:val=""/>
+      <w:lvlJc w:val="left"/>
+      <w:pPr>
+        <w:tabs>
+          <w:tab w:val="num" w:pos="2880"/>
+        </w:tabs>
+        <w:ind w:left="2880" w:hanging="360"/>
+      </w:pPr>
+      <w:rPr>
+        <w:rFonts w:ascii="Wingdings" w:hAnsi="Wingdings" w:hint="default"/>
+        <w:sz w:val="20"/>
+      </w:rPr>
+    </w:lvl>
+    <w:lvl w:ilvl="4" w:tentative="1">
+      <w:start w:val="1"/>
+      <w:numFmt w:val="bullet"/>
+      <w:lvlText w:val=""/>
+      <w:lvlJc w:val="left"/>
+      <w:pPr>
+        <w:tabs>
+          <w:tab w:val="num" w:pos="3600"/>
+        </w:tabs>
+        <w:ind w:left="3600" w:hanging="360"/>
+      </w:pPr>
+      <w:rPr>
+        <w:rFonts w:ascii="Wingdings" w:hAnsi="Wingdings" w:hint="default"/>
+        <w:sz w:val="20"/>
+      </w:rPr>
+    </w:lvl>
+    <w:lvl w:ilvl="5" w:tentative="1">
+      <w:start w:val="1"/>
+      <w:numFmt w:val="bullet"/>
+      <w:lvlText w:val=""/>
+      <w:lvlJc w:val="left"/>
+      <w:pPr>
+        <w:tabs>
+          <w:tab w:val="num" w:pos="4320"/>
+        </w:tabs>
+        <w:ind w:left="4320" w:hanging="360"/>
+      </w:pPr>
+      <w:rPr>
+        <w:rFonts w:ascii="Wingdings" w:hAnsi="Wingdings" w:hint="default"/>
+        <w:sz w:val="20"/>
+      </w:rPr>
+    </w:lvl>
+    <w:lvl w:ilvl="6" w:tentative="1">
+      <w:start w:val="1"/>
+      <w:numFmt w:val="bullet"/>
+      <w:lvlText w:val=""/>
+      <w:lvlJc w:val="left"/>
+      <w:pPr>
+        <w:tabs>
+          <w:tab w:val="num" w:pos="5040"/>
+        </w:tabs>
+        <w:ind w:left="5040" w:hanging="360"/>
+      </w:pPr>
+      <w:rPr>
+        <w:rFonts w:ascii="Wingdings" w:hAnsi="Wingdings" w:hint="default"/>
+        <w:sz w:val="20"/>
+      </w:rPr>
+    </w:lvl>
+    <w:lvl w:ilvl="7" w:tentative="1">
+      <w:start w:val="1"/>
+      <w:numFmt w:val="bullet"/>
+      <w:lvlText w:val=""/>
+      <w:lvlJc w:val="left"/>
+      <w:pPr>
+        <w:tabs>
+          <w:tab w:val="num" w:pos="5760"/>
+        </w:tabs>
+        <w:ind w:left="5760" w:hanging="360"/>
+      </w:pPr>
+      <w:rPr>
+        <w:rFonts w:ascii="Wingdings" w:hAnsi="Wingdings" w:hint="default"/>
+        <w:sz w:val="20"/>
+      </w:rPr>
+    </w:lvl>
+    <w:lvl w:ilvl="8" w:tentative="1">
+      <w:start w:val="1"/>
+      <w:numFmt w:val="bullet"/>
+      <w:lvlText w:val=""/>
+      <w:lvlJc w:val="left"/>
+      <w:pPr>
+        <w:tabs>
+          <w:tab w:val="num" w:pos="6480"/>
+        </w:tabs>
+        <w:ind w:left="6480" w:hanging="360"/>
+      </w:pPr>
+      <w:rPr>
+        <w:rFonts w:ascii="Wingdings" w:hAnsi="Wingdings" w:hint="default"/>
+        <w:sz w:val="20"/>
+      </w:rPr>
+    </w:lvl>
+  </w:abstractNum>
+  <w:abstractNum w:abstractNumId="3" w15:restartNumberingAfterBreak="0">
+    <w:nsid w:val="17B53381"/>
+    <w:multiLevelType w:val="multilevel"/>
+    <w:tmpl w:val="307667E0"/>
+    <w:lvl w:ilvl="0">
+      <w:start w:val="1"/>
+      <w:numFmt w:val="bullet"/>
+      <w:lvlText w:val=""/>
+      <w:lvlJc w:val="left"/>
+      <w:pPr>
+        <w:tabs>
+          <w:tab w:val="num" w:pos="720"/>
+        </w:tabs>
+        <w:ind w:left="720" w:hanging="360"/>
+      </w:pPr>
+      <w:rPr>
+        <w:rFonts w:ascii="Symbol" w:hAnsi="Symbol" w:hint="default"/>
+        <w:sz w:val="20"/>
+      </w:rPr>
+    </w:lvl>
+    <w:lvl w:ilvl="1" w:tentative="1">
+      <w:start w:val="1"/>
+      <w:numFmt w:val="bullet"/>
+      <w:lvlText w:val="o"/>
+      <w:lvlJc w:val="left"/>
+      <w:pPr>
+        <w:tabs>
+          <w:tab w:val="num" w:pos="1440"/>
+        </w:tabs>
+        <w:ind w:left="1440" w:hanging="360"/>
+      </w:pPr>
+      <w:rPr>
+        <w:rFonts w:ascii="Courier New" w:hAnsi="Courier New" w:hint="default"/>
+        <w:sz w:val="20"/>
+      </w:rPr>
+    </w:lvl>
+    <w:lvl w:ilvl="2" w:tentative="1">
+      <w:start w:val="1"/>
+      <w:numFmt w:val="bullet"/>
+      <w:lvlText w:val=""/>
+      <w:lvlJc w:val="left"/>
+      <w:pPr>
+        <w:tabs>
+          <w:tab w:val="num" w:pos="2160"/>
+        </w:tabs>
+        <w:ind w:left="2160" w:hanging="360"/>
+      </w:pPr>
+      <w:rPr>
+        <w:rFonts w:ascii="Wingdings" w:hAnsi="Wingdings" w:hint="default"/>
+        <w:sz w:val="20"/>
+      </w:rPr>
+    </w:lvl>
+    <w:lvl w:ilvl="3" w:tentative="1">
+      <w:start w:val="1"/>
+      <w:numFmt w:val="bullet"/>
+      <w:lvlText w:val=""/>
+      <w:lvlJc w:val="left"/>
+      <w:pPr>
+        <w:tabs>
+          <w:tab w:val="num" w:pos="2880"/>
+        </w:tabs>
+        <w:ind w:left="2880" w:hanging="360"/>
+      </w:pPr>
+      <w:rPr>
+        <w:rFonts w:ascii="Wingdings" w:hAnsi="Wingdings" w:hint="default"/>
+        <w:sz w:val="20"/>
+      </w:rPr>
+    </w:lvl>
+    <w:lvl w:ilvl="4" w:tentative="1">
+      <w:start w:val="1"/>
+      <w:numFmt w:val="bullet"/>
+      <w:lvlText w:val=""/>
+      <w:lvlJc w:val="left"/>
+      <w:pPr>
+        <w:tabs>
+          <w:tab w:val="num" w:pos="3600"/>
+        </w:tabs>
+        <w:ind w:left="3600" w:hanging="360"/>
+      </w:pPr>
+      <w:rPr>
+        <w:rFonts w:ascii="Wingdings" w:hAnsi="Wingdings" w:hint="default"/>
+        <w:sz w:val="20"/>
+      </w:rPr>
+    </w:lvl>
+    <w:lvl w:ilvl="5" w:tentative="1">
+      <w:start w:val="1"/>
+      <w:numFmt w:val="bullet"/>
+      <w:lvlText w:val=""/>
+      <w:lvlJc w:val="left"/>
+      <w:pPr>
+        <w:tabs>
+          <w:tab w:val="num" w:pos="4320"/>
+        </w:tabs>
+        <w:ind w:left="4320" w:hanging="360"/>
+      </w:pPr>
+      <w:rPr>
+        <w:rFonts w:ascii="Wingdings" w:hAnsi="Wingdings" w:hint="default"/>
+        <w:sz w:val="20"/>
+      </w:rPr>
+    </w:lvl>
+    <w:lvl w:ilvl="6" w:tentative="1">
+      <w:start w:val="1"/>
+      <w:numFmt w:val="bullet"/>
+      <w:lvlText w:val=""/>
+      <w:lvlJc w:val="left"/>
+      <w:pPr>
+        <w:tabs>
+          <w:tab w:val="num" w:pos="5040"/>
+        </w:tabs>
+        <w:ind w:left="5040" w:hanging="360"/>
+      </w:pPr>
+      <w:rPr>
+        <w:rFonts w:ascii="Wingdings" w:hAnsi="Wingdings" w:hint="default"/>
+        <w:sz w:val="20"/>
+      </w:rPr>
+    </w:lvl>
+    <w:lvl w:ilvl="7" w:tentative="1">
+      <w:start w:val="1"/>
+      <w:numFmt w:val="bullet"/>
+      <w:lvlText w:val=""/>
+      <w:lvlJc w:val="left"/>
+      <w:pPr>
+        <w:tabs>
+          <w:tab w:val="num" w:pos="5760"/>
+        </w:tabs>
+        <w:ind w:left="5760" w:hanging="360"/>
+      </w:pPr>
+      <w:rPr>
+        <w:rFonts w:ascii="Wingdings" w:hAnsi="Wingdings" w:hint="default"/>
+        <w:sz w:val="20"/>
+      </w:rPr>
+    </w:lvl>
+    <w:lvl w:ilvl="8" w:tentative="1">
+      <w:start w:val="1"/>
+      <w:numFmt w:val="bullet"/>
+      <w:lvlText w:val=""/>
+      <w:lvlJc w:val="left"/>
+      <w:pPr>
+        <w:tabs>
+          <w:tab w:val="num" w:pos="6480"/>
+        </w:tabs>
+        <w:ind w:left="6480" w:hanging="360"/>
+      </w:pPr>
+      <w:rPr>
+        <w:rFonts w:ascii="Wingdings" w:hAnsi="Wingdings" w:hint="default"/>
+        <w:sz w:val="20"/>
+      </w:rPr>
+    </w:lvl>
+  </w:abstractNum>
+  <w:abstractNum w:abstractNumId="4" w15:restartNumberingAfterBreak="0">
+    <w:nsid w:val="21AB4B25"/>
+    <w:multiLevelType w:val="multilevel"/>
+    <w:tmpl w:val="FFCA75FE"/>
+    <w:lvl w:ilvl="0">
+      <w:start w:val="1"/>
+      <w:numFmt w:val="bullet"/>
+      <w:lvlText w:val=""/>
+      <w:lvlJc w:val="left"/>
+      <w:pPr>
+        <w:tabs>
+          <w:tab w:val="num" w:pos="720"/>
+        </w:tabs>
+        <w:ind w:left="720" w:hanging="360"/>
+      </w:pPr>
+      <w:rPr>
+        <w:rFonts w:ascii="Symbol" w:hAnsi="Symbol" w:hint="default"/>
+        <w:sz w:val="20"/>
+      </w:rPr>
+    </w:lvl>
+    <w:lvl w:ilvl="1" w:tentative="1">
+      <w:start w:val="1"/>
+      <w:numFmt w:val="bullet"/>
+      <w:lvlText w:val="o"/>
+      <w:lvlJc w:val="left"/>
+      <w:pPr>
+        <w:tabs>
+          <w:tab w:val="num" w:pos="1440"/>
+        </w:tabs>
+        <w:ind w:left="1440" w:hanging="360"/>
+      </w:pPr>
+      <w:rPr>
+        <w:rFonts w:ascii="Courier New" w:hAnsi="Courier New" w:hint="default"/>
+        <w:sz w:val="20"/>
+      </w:rPr>
+    </w:lvl>
+    <w:lvl w:ilvl="2" w:tentative="1">
+      <w:start w:val="1"/>
+      <w:numFmt w:val="bullet"/>
+      <w:lvlText w:val=""/>
+      <w:lvlJc w:val="left"/>
+      <w:pPr>
+        <w:tabs>
+          <w:tab w:val="num" w:pos="2160"/>
+        </w:tabs>
+        <w:ind w:left="2160" w:hanging="360"/>
+      </w:pPr>
+      <w:rPr>
+        <w:rFonts w:ascii="Wingdings" w:hAnsi="Wingdings" w:hint="default"/>
+        <w:sz w:val="20"/>
+      </w:rPr>
+    </w:lvl>
+    <w:lvl w:ilvl="3" w:tentative="1">
+      <w:start w:val="1"/>
+      <w:numFmt w:val="bullet"/>
+      <w:lvlText w:val=""/>
+      <w:lvlJc w:val="left"/>
+      <w:pPr>
+        <w:tabs>
+          <w:tab w:val="num" w:pos="2880"/>
+        </w:tabs>
+        <w:ind w:left="2880" w:hanging="360"/>
+      </w:pPr>
+      <w:rPr>
+        <w:rFonts w:ascii="Wingdings" w:hAnsi="Wingdings" w:hint="default"/>
+        <w:sz w:val="20"/>
+      </w:rPr>
+    </w:lvl>
+    <w:lvl w:ilvl="4" w:tentative="1">
+      <w:start w:val="1"/>
+      <w:numFmt w:val="bullet"/>
+      <w:lvlText w:val=""/>
+      <w:lvlJc w:val="left"/>
+      <w:pPr>
+        <w:tabs>
+          <w:tab w:val="num" w:pos="3600"/>
+        </w:tabs>
+        <w:ind w:left="3600" w:hanging="360"/>
+      </w:pPr>
+      <w:rPr>
+        <w:rFonts w:ascii="Wingdings" w:hAnsi="Wingdings" w:hint="default"/>
+        <w:sz w:val="20"/>
+      </w:rPr>
+    </w:lvl>
+    <w:lvl w:ilvl="5" w:tentative="1">
+      <w:start w:val="1"/>
+      <w:numFmt w:val="bullet"/>
+      <w:lvlText w:val=""/>
+      <w:lvlJc w:val="left"/>
+      <w:pPr>
+        <w:tabs>
+          <w:tab w:val="num" w:pos="4320"/>
+        </w:tabs>
+        <w:ind w:left="4320" w:hanging="360"/>
+      </w:pPr>
+      <w:rPr>
+        <w:rFonts w:ascii="Wingdings" w:hAnsi="Wingdings" w:hint="default"/>
+        <w:sz w:val="20"/>
+      </w:rPr>
+    </w:lvl>
+    <w:lvl w:ilvl="6" w:tentative="1">
+      <w:start w:val="1"/>
+      <w:numFmt w:val="bullet"/>
+      <w:lvlText w:val=""/>
+      <w:lvlJc w:val="left"/>
+      <w:pPr>
+        <w:tabs>
+          <w:tab w:val="num" w:pos="5040"/>
+        </w:tabs>
+        <w:ind w:left="5040" w:hanging="360"/>
+      </w:pPr>
+      <w:rPr>
+        <w:rFonts w:ascii="Wingdings" w:hAnsi="Wingdings" w:hint="default"/>
+        <w:sz w:val="20"/>
+      </w:rPr>
+    </w:lvl>
+    <w:lvl w:ilvl="7" w:tentative="1">
+      <w:start w:val="1"/>
+      <w:numFmt w:val="bullet"/>
+      <w:lvlText w:val=""/>
+      <w:lvlJc w:val="left"/>
+      <w:pPr>
+        <w:tabs>
+          <w:tab w:val="num" w:pos="5760"/>
+        </w:tabs>
+        <w:ind w:left="5760" w:hanging="360"/>
+      </w:pPr>
+      <w:rPr>
+        <w:rFonts w:ascii="Wingdings" w:hAnsi="Wingdings" w:hint="default"/>
+        <w:sz w:val="20"/>
+      </w:rPr>
+    </w:lvl>
+    <w:lvl w:ilvl="8" w:tentative="1">
+      <w:start w:val="1"/>
+      <w:numFmt w:val="bullet"/>
+      <w:lvlText w:val=""/>
+      <w:lvlJc w:val="left"/>
+      <w:pPr>
+        <w:tabs>
+          <w:tab w:val="num" w:pos="6480"/>
+        </w:tabs>
+        <w:ind w:left="6480" w:hanging="360"/>
+      </w:pPr>
+      <w:rPr>
+        <w:rFonts w:ascii="Wingdings" w:hAnsi="Wingdings" w:hint="default"/>
+        <w:sz w:val="20"/>
+      </w:rPr>
+    </w:lvl>
+  </w:abstractNum>
+  <w:abstractNum w:abstractNumId="5" w15:restartNumberingAfterBreak="0">
+    <w:nsid w:val="239E16F0"/>
+    <w:multiLevelType w:val="multilevel"/>
+    <w:tmpl w:val="690C5CD0"/>
+    <w:lvl w:ilvl="0">
+      <w:start w:val="1"/>
+      <w:numFmt w:val="bullet"/>
+      <w:lvlText w:val=""/>
+      <w:lvlJc w:val="left"/>
+      <w:pPr>
+        <w:tabs>
+          <w:tab w:val="num" w:pos="720"/>
+        </w:tabs>
+        <w:ind w:left="720" w:hanging="360"/>
+      </w:pPr>
+      <w:rPr>
+        <w:rFonts w:ascii="Symbol" w:hAnsi="Symbol" w:hint="default"/>
+        <w:sz w:val="20"/>
+      </w:rPr>
+    </w:lvl>
+    <w:lvl w:ilvl="1" w:tentative="1">
+      <w:start w:val="1"/>
+      <w:numFmt w:val="bullet"/>
+      <w:lvlText w:val="o"/>
+      <w:lvlJc w:val="left"/>
+      <w:pPr>
+        <w:tabs>
+          <w:tab w:val="num" w:pos="1440"/>
+        </w:tabs>
+        <w:ind w:left="1440" w:hanging="360"/>
+      </w:pPr>
+      <w:rPr>
+        <w:rFonts w:ascii="Courier New" w:hAnsi="Courier New" w:hint="default"/>
+        <w:sz w:val="20"/>
+      </w:rPr>
+    </w:lvl>
+    <w:lvl w:ilvl="2" w:tentative="1">
+      <w:start w:val="1"/>
+      <w:numFmt w:val="bullet"/>
+      <w:lvlText w:val=""/>
+      <w:lvlJc w:val="left"/>
+      <w:pPr>
+        <w:tabs>
+          <w:tab w:val="num" w:pos="2160"/>
+        </w:tabs>
+        <w:ind w:left="2160" w:hanging="360"/>
+      </w:pPr>
+      <w:rPr>
+        <w:rFonts w:ascii="Wingdings" w:hAnsi="Wingdings" w:hint="default"/>
+        <w:sz w:val="20"/>
+      </w:rPr>
+    </w:lvl>
+    <w:lvl w:ilvl="3" w:tentative="1">
+      <w:start w:val="1"/>
+      <w:numFmt w:val="bullet"/>
+      <w:lvlText w:val=""/>
+      <w:lvlJc w:val="left"/>
+      <w:pPr>
+        <w:tabs>
+          <w:tab w:val="num" w:pos="2880"/>
+        </w:tabs>
+        <w:ind w:left="2880" w:hanging="360"/>
+      </w:pPr>
+      <w:rPr>
+        <w:rFonts w:ascii="Wingdings" w:hAnsi="Wingdings" w:hint="default"/>
+        <w:sz w:val="20"/>
+      </w:rPr>
+    </w:lvl>
+    <w:lvl w:ilvl="4" w:tentative="1">
+      <w:start w:val="1"/>
+      <w:numFmt w:val="bullet"/>
+      <w:lvlText w:val=""/>
+      <w:lvlJc w:val="left"/>
+      <w:pPr>
+        <w:tabs>
+          <w:tab w:val="num" w:pos="3600"/>
+        </w:tabs>
+        <w:ind w:left="3600" w:hanging="360"/>
+      </w:pPr>
+      <w:rPr>
+        <w:rFonts w:ascii="Wingdings" w:hAnsi="Wingdings" w:hint="default"/>
+        <w:sz w:val="20"/>
+      </w:rPr>
+    </w:lvl>
+    <w:lvl w:ilvl="5" w:tentative="1">
+      <w:start w:val="1"/>
+      <w:numFmt w:val="bullet"/>
+      <w:lvlText w:val=""/>
+      <w:lvlJc w:val="left"/>
+      <w:pPr>
+        <w:tabs>
+          <w:tab w:val="num" w:pos="4320"/>
+        </w:tabs>
+        <w:ind w:left="4320" w:hanging="360"/>
+      </w:pPr>
+      <w:rPr>
+        <w:rFonts w:ascii="Wingdings" w:hAnsi="Wingdings" w:hint="default"/>
+        <w:sz w:val="20"/>
+      </w:rPr>
+    </w:lvl>
+    <w:lvl w:ilvl="6" w:tentative="1">
+      <w:start w:val="1"/>
+      <w:numFmt w:val="bullet"/>
+      <w:lvlText w:val=""/>
+      <w:lvlJc w:val="left"/>
+      <w:pPr>
+        <w:tabs>
+          <w:tab w:val="num" w:pos="5040"/>
+        </w:tabs>
+        <w:ind w:left="5040" w:hanging="360"/>
+      </w:pPr>
+      <w:rPr>
+        <w:rFonts w:ascii="Wingdings" w:hAnsi="Wingdings" w:hint="default"/>
+        <w:sz w:val="20"/>
+      </w:rPr>
+    </w:lvl>
+    <w:lvl w:ilvl="7" w:tentative="1">
+      <w:start w:val="1"/>
+      <w:numFmt w:val="bullet"/>
+      <w:lvlText w:val=""/>
+      <w:lvlJc w:val="left"/>
+      <w:pPr>
+        <w:tabs>
+          <w:tab w:val="num" w:pos="5760"/>
+        </w:tabs>
+        <w:ind w:left="5760" w:hanging="360"/>
+      </w:pPr>
+      <w:rPr>
+        <w:rFonts w:ascii="Wingdings" w:hAnsi="Wingdings" w:hint="default"/>
+        <w:sz w:val="20"/>
+      </w:rPr>
+    </w:lvl>
+    <w:lvl w:ilvl="8" w:tentative="1">
+      <w:start w:val="1"/>
+      <w:numFmt w:val="bullet"/>
+      <w:lvlText w:val=""/>
+      <w:lvlJc w:val="left"/>
+      <w:pPr>
+        <w:tabs>
+          <w:tab w:val="num" w:pos="6480"/>
+        </w:tabs>
+        <w:ind w:left="6480" w:hanging="360"/>
+      </w:pPr>
+      <w:rPr>
+        <w:rFonts w:ascii="Wingdings" w:hAnsi="Wingdings" w:hint="default"/>
+        <w:sz w:val="20"/>
+      </w:rPr>
+    </w:lvl>
+  </w:abstractNum>
+  <w:abstractNum w:abstractNumId="6" w15:restartNumberingAfterBreak="0">
+    <w:nsid w:val="28660D19"/>
+    <w:multiLevelType w:val="multilevel"/>
+    <w:tmpl w:val="63A8B822"/>
+    <w:lvl w:ilvl="0">
+      <w:start w:val="1"/>
+      <w:numFmt w:val="bullet"/>
+      <w:lvlText w:val=""/>
+      <w:lvlJc w:val="left"/>
+      <w:pPr>
+        <w:tabs>
+          <w:tab w:val="num" w:pos="720"/>
+        </w:tabs>
+        <w:ind w:left="720" w:hanging="360"/>
+      </w:pPr>
+      <w:rPr>
+        <w:rFonts w:ascii="Symbol" w:hAnsi="Symbol" w:hint="default"/>
+        <w:sz w:val="20"/>
+      </w:rPr>
+    </w:lvl>
+    <w:lvl w:ilvl="1" w:tentative="1">
+      <w:start w:val="1"/>
+      <w:numFmt w:val="bullet"/>
+      <w:lvlText w:val="o"/>
+      <w:lvlJc w:val="left"/>
+      <w:pPr>
+        <w:tabs>
+          <w:tab w:val="num" w:pos="1440"/>
+        </w:tabs>
+        <w:ind w:left="1440" w:hanging="360"/>
+      </w:pPr>
+      <w:rPr>
+        <w:rFonts w:ascii="Courier New" w:hAnsi="Courier New" w:hint="default"/>
+        <w:sz w:val="20"/>
+      </w:rPr>
+    </w:lvl>
+    <w:lvl w:ilvl="2" w:tentative="1">
+      <w:start w:val="1"/>
+      <w:numFmt w:val="bullet"/>
+      <w:lvlText w:val=""/>
+      <w:lvlJc w:val="left"/>
+      <w:pPr>
+        <w:tabs>
+          <w:tab w:val="num" w:pos="2160"/>
+        </w:tabs>
+        <w:ind w:left="2160" w:hanging="360"/>
+      </w:pPr>
+      <w:rPr>
+        <w:rFonts w:ascii="Wingdings" w:hAnsi="Wingdings" w:hint="default"/>
+        <w:sz w:val="20"/>
+      </w:rPr>
+    </w:lvl>
+    <w:lvl w:ilvl="3" w:tentative="1">
+      <w:start w:val="1"/>
+      <w:numFmt w:val="bullet"/>
+      <w:lvlText w:val=""/>
+      <w:lvlJc w:val="left"/>
+      <w:pPr>
+        <w:tabs>
+          <w:tab w:val="num" w:pos="2880"/>
+        </w:tabs>
+        <w:ind w:left="2880" w:hanging="360"/>
+      </w:pPr>
+      <w:rPr>
+        <w:rFonts w:ascii="Wingdings" w:hAnsi="Wingdings" w:hint="default"/>
+        <w:sz w:val="20"/>
+      </w:rPr>
+    </w:lvl>
+    <w:lvl w:ilvl="4" w:tentative="1">
+      <w:start w:val="1"/>
+      <w:numFmt w:val="bullet"/>
+      <w:lvlText w:val=""/>
+      <w:lvlJc w:val="left"/>
+      <w:pPr>
+        <w:tabs>
+          <w:tab w:val="num" w:pos="3600"/>
+        </w:tabs>
+        <w:ind w:left="3600" w:hanging="360"/>
+      </w:pPr>
+      <w:rPr>
+        <w:rFonts w:ascii="Wingdings" w:hAnsi="Wingdings" w:hint="default"/>
+        <w:sz w:val="20"/>
+      </w:rPr>
+    </w:lvl>
+    <w:lvl w:ilvl="5" w:tentative="1">
+      <w:start w:val="1"/>
+      <w:numFmt w:val="bullet"/>
+      <w:lvlText w:val=""/>
+      <w:lvlJc w:val="left"/>
+      <w:pPr>
+        <w:tabs>
+          <w:tab w:val="num" w:pos="4320"/>
+        </w:tabs>
+        <w:ind w:left="4320" w:hanging="360"/>
+      </w:pPr>
+      <w:rPr>
+        <w:rFonts w:ascii="Wingdings" w:hAnsi="Wingdings" w:hint="default"/>
+        <w:sz w:val="20"/>
+      </w:rPr>
+    </w:lvl>
+    <w:lvl w:ilvl="6" w:tentative="1">
+      <w:start w:val="1"/>
+      <w:numFmt w:val="bullet"/>
+      <w:lvlText w:val=""/>
+      <w:lvlJc w:val="left"/>
+      <w:pPr>
+        <w:tabs>
+          <w:tab w:val="num" w:pos="5040"/>
+        </w:tabs>
+        <w:ind w:left="5040" w:hanging="360"/>
+      </w:pPr>
+      <w:rPr>
+        <w:rFonts w:ascii="Wingdings" w:hAnsi="Wingdings" w:hint="default"/>
+        <w:sz w:val="20"/>
+      </w:rPr>
+    </w:lvl>
+    <w:lvl w:ilvl="7" w:tentative="1">
+      <w:start w:val="1"/>
+      <w:numFmt w:val="bullet"/>
+      <w:lvlText w:val=""/>
+      <w:lvlJc w:val="left"/>
+      <w:pPr>
+        <w:tabs>
+          <w:tab w:val="num" w:pos="5760"/>
+        </w:tabs>
+        <w:ind w:left="5760" w:hanging="360"/>
+      </w:pPr>
+      <w:rPr>
+        <w:rFonts w:ascii="Wingdings" w:hAnsi="Wingdings" w:hint="default"/>
+        <w:sz w:val="20"/>
+      </w:rPr>
+    </w:lvl>
+    <w:lvl w:ilvl="8" w:tentative="1">
+      <w:start w:val="1"/>
+      <w:numFmt w:val="bullet"/>
+      <w:lvlText w:val=""/>
+      <w:lvlJc w:val="left"/>
+      <w:pPr>
+        <w:tabs>
+          <w:tab w:val="num" w:pos="6480"/>
+        </w:tabs>
+        <w:ind w:left="6480" w:hanging="360"/>
+      </w:pPr>
+      <w:rPr>
+        <w:rFonts w:ascii="Wingdings" w:hAnsi="Wingdings" w:hint="default"/>
+        <w:sz w:val="20"/>
+      </w:rPr>
+    </w:lvl>
+  </w:abstractNum>
+  <w:abstractNum w:abstractNumId="7" w15:restartNumberingAfterBreak="0">
     <w:nsid w:val="2ACE5029"/>
     <w:multiLevelType w:val="multilevel"/>
     <w:tmpl w:val="FCDE9518"/>
@@ -1302,7 +2215,156 @@
       </w:rPr>
     </w:lvl>
   </w:abstractNum>
-  <w:abstractNum w:abstractNumId="2" w15:restartNumberingAfterBreak="0">
+  <w:abstractNum w:abstractNumId="8" w15:restartNumberingAfterBreak="0">
+    <w:nsid w:val="3CDA2634"/>
+    <w:multiLevelType w:val="multilevel"/>
+    <w:tmpl w:val="AB242C76"/>
+    <w:lvl w:ilvl="0">
+      <w:start w:val="1"/>
+      <w:numFmt w:val="bullet"/>
+      <w:lvlText w:val=""/>
+      <w:lvlJc w:val="left"/>
+      <w:pPr>
+        <w:tabs>
+          <w:tab w:val="num" w:pos="720"/>
+        </w:tabs>
+        <w:ind w:left="720" w:hanging="360"/>
+      </w:pPr>
+      <w:rPr>
+        <w:rFonts w:ascii="Symbol" w:hAnsi="Symbol" w:hint="default"/>
+        <w:sz w:val="20"/>
+      </w:rPr>
+    </w:lvl>
+    <w:lvl w:ilvl="1" w:tentative="1">
+      <w:start w:val="1"/>
+      <w:numFmt w:val="bullet"/>
+      <w:lvlText w:val="o"/>
+      <w:lvlJc w:val="left"/>
+      <w:pPr>
+        <w:tabs>
+          <w:tab w:val="num" w:pos="1440"/>
+        </w:tabs>
+        <w:ind w:left="1440" w:hanging="360"/>
+      </w:pPr>
+      <w:rPr>
+        <w:rFonts w:ascii="Courier New" w:hAnsi="Courier New" w:hint="default"/>
+        <w:sz w:val="20"/>
+      </w:rPr>
+    </w:lvl>
+    <w:lvl w:ilvl="2" w:tentative="1">
+      <w:start w:val="1"/>
+      <w:numFmt w:val="bullet"/>
+      <w:lvlText w:val=""/>
+      <w:lvlJc w:val="left"/>
+      <w:pPr>
+        <w:tabs>
+          <w:tab w:val="num" w:pos="2160"/>
+        </w:tabs>
+        <w:ind w:left="2160" w:hanging="360"/>
+      </w:pPr>
+      <w:rPr>
+        <w:rFonts w:ascii="Wingdings" w:hAnsi="Wingdings" w:hint="default"/>
+        <w:sz w:val="20"/>
+      </w:rPr>
+    </w:lvl>
+    <w:lvl w:ilvl="3" w:tentative="1">
+      <w:start w:val="1"/>
+      <w:numFmt w:val="bullet"/>
+      <w:lvlText w:val=""/>
+      <w:lvlJc w:val="left"/>
+      <w:pPr>
+        <w:tabs>
+          <w:tab w:val="num" w:pos="2880"/>
+        </w:tabs>
+        <w:ind w:left="2880" w:hanging="360"/>
+      </w:pPr>
+      <w:rPr>
+        <w:rFonts w:ascii="Wingdings" w:hAnsi="Wingdings" w:hint="default"/>
+        <w:sz w:val="20"/>
+      </w:rPr>
+    </w:lvl>
+    <w:lvl w:ilvl="4" w:tentative="1">
+      <w:start w:val="1"/>
+      <w:numFmt w:val="bullet"/>
+      <w:lvlText w:val=""/>
+      <w:lvlJc w:val="left"/>
+      <w:pPr>
+        <w:tabs>
+          <w:tab w:val="num" w:pos="3600"/>
+        </w:tabs>
+        <w:ind w:left="3600" w:hanging="360"/>
+      </w:pPr>
+      <w:rPr>
+        <w:rFonts w:ascii="Wingdings" w:hAnsi="Wingdings" w:hint="default"/>
+        <w:sz w:val="20"/>
+      </w:rPr>
+    </w:lvl>
+    <w:lvl w:ilvl="5" w:tentative="1">
+      <w:start w:val="1"/>
+      <w:numFmt w:val="bullet"/>
+      <w:lvlText w:val=""/>
+      <w:lvlJc w:val="left"/>
+      <w:pPr>
+        <w:tabs>
+          <w:tab w:val="num" w:pos="4320"/>
+        </w:tabs>
+        <w:ind w:left="4320" w:hanging="360"/>
+      </w:pPr>
+      <w:rPr>
+        <w:rFonts w:ascii="Wingdings" w:hAnsi="Wingdings" w:hint="default"/>
+        <w:sz w:val="20"/>
+      </w:rPr>
+    </w:lvl>
+    <w:lvl w:ilvl="6" w:tentative="1">
+      <w:start w:val="1"/>
+      <w:numFmt w:val="bullet"/>
+      <w:lvlText w:val=""/>
+      <w:lvlJc w:val="left"/>
+      <w:pPr>
+        <w:tabs>
+          <w:tab w:val="num" w:pos="5040"/>
+        </w:tabs>
+        <w:ind w:left="5040" w:hanging="360"/>
+      </w:pPr>
+      <w:rPr>
+        <w:rFonts w:ascii="Wingdings" w:hAnsi="Wingdings" w:hint="default"/>
+        <w:sz w:val="20"/>
+      </w:rPr>
+    </w:lvl>
+    <w:lvl w:ilvl="7" w:tentative="1">
+      <w:start w:val="1"/>
+      <w:numFmt w:val="bullet"/>
+      <w:lvlText w:val=""/>
+      <w:lvlJc w:val="left"/>
+      <w:pPr>
+        <w:tabs>
+          <w:tab w:val="num" w:pos="5760"/>
+        </w:tabs>
+        <w:ind w:left="5760" w:hanging="360"/>
+      </w:pPr>
+      <w:rPr>
+        <w:rFonts w:ascii="Wingdings" w:hAnsi="Wingdings" w:hint="default"/>
+        <w:sz w:val="20"/>
+      </w:rPr>
+    </w:lvl>
+    <w:lvl w:ilvl="8" w:tentative="1">
+      <w:start w:val="1"/>
+      <w:numFmt w:val="bullet"/>
+      <w:lvlText w:val=""/>
+      <w:lvlJc w:val="left"/>
+      <w:pPr>
+        <w:tabs>
+          <w:tab w:val="num" w:pos="6480"/>
+        </w:tabs>
+        <w:ind w:left="6480" w:hanging="360"/>
+      </w:pPr>
+      <w:rPr>
+        <w:rFonts w:ascii="Wingdings" w:hAnsi="Wingdings" w:hint="default"/>
+        <w:sz w:val="20"/>
+      </w:rPr>
+    </w:lvl>
+  </w:abstractNum>
+  <w:abstractNum w:abstractNumId="9" w15:restartNumberingAfterBreak="0">
     <w:nsid w:val="43CC2620"/>
     <w:multiLevelType w:val="multilevel"/>
     <w:tmpl w:val="C13A8904"/>
@@ -1451,7 +2513,603 @@
       </w:rPr>
     </w:lvl>
   </w:abstractNum>
-  <w:abstractNum w:abstractNumId="3" w15:restartNumberingAfterBreak="0">
+  <w:abstractNum w:abstractNumId="10" w15:restartNumberingAfterBreak="0">
+    <w:nsid w:val="444E329B"/>
+    <w:multiLevelType w:val="multilevel"/>
+    <w:tmpl w:val="500C6B46"/>
+    <w:lvl w:ilvl="0">
+      <w:start w:val="1"/>
+      <w:numFmt w:val="bullet"/>
+      <w:lvlText w:val=""/>
+      <w:lvlJc w:val="left"/>
+      <w:pPr>
+        <w:tabs>
+          <w:tab w:val="num" w:pos="720"/>
+        </w:tabs>
+        <w:ind w:left="720" w:hanging="360"/>
+      </w:pPr>
+      <w:rPr>
+        <w:rFonts w:ascii="Symbol" w:hAnsi="Symbol" w:hint="default"/>
+        <w:sz w:val="20"/>
+      </w:rPr>
+    </w:lvl>
+    <w:lvl w:ilvl="1" w:tentative="1">
+      <w:start w:val="1"/>
+      <w:numFmt w:val="bullet"/>
+      <w:lvlText w:val="o"/>
+      <w:lvlJc w:val="left"/>
+      <w:pPr>
+        <w:tabs>
+          <w:tab w:val="num" w:pos="1440"/>
+        </w:tabs>
+        <w:ind w:left="1440" w:hanging="360"/>
+      </w:pPr>
+      <w:rPr>
+        <w:rFonts w:ascii="Courier New" w:hAnsi="Courier New" w:hint="default"/>
+        <w:sz w:val="20"/>
+      </w:rPr>
+    </w:lvl>
+    <w:lvl w:ilvl="2" w:tentative="1">
+      <w:start w:val="1"/>
+      <w:numFmt w:val="bullet"/>
+      <w:lvlText w:val=""/>
+      <w:lvlJc w:val="left"/>
+      <w:pPr>
+        <w:tabs>
+          <w:tab w:val="num" w:pos="2160"/>
+        </w:tabs>
+        <w:ind w:left="2160" w:hanging="360"/>
+      </w:pPr>
+      <w:rPr>
+        <w:rFonts w:ascii="Wingdings" w:hAnsi="Wingdings" w:hint="default"/>
+        <w:sz w:val="20"/>
+      </w:rPr>
+    </w:lvl>
+    <w:lvl w:ilvl="3" w:tentative="1">
+      <w:start w:val="1"/>
+      <w:numFmt w:val="bullet"/>
+      <w:lvlText w:val=""/>
+      <w:lvlJc w:val="left"/>
+      <w:pPr>
+        <w:tabs>
+          <w:tab w:val="num" w:pos="2880"/>
+        </w:tabs>
+        <w:ind w:left="2880" w:hanging="360"/>
+      </w:pPr>
+      <w:rPr>
+        <w:rFonts w:ascii="Wingdings" w:hAnsi="Wingdings" w:hint="default"/>
+        <w:sz w:val="20"/>
+      </w:rPr>
+    </w:lvl>
+    <w:lvl w:ilvl="4" w:tentative="1">
+      <w:start w:val="1"/>
+      <w:numFmt w:val="bullet"/>
+      <w:lvlText w:val=""/>
+      <w:lvlJc w:val="left"/>
+      <w:pPr>
+        <w:tabs>
+          <w:tab w:val="num" w:pos="3600"/>
+        </w:tabs>
+        <w:ind w:left="3600" w:hanging="360"/>
+      </w:pPr>
+      <w:rPr>
+        <w:rFonts w:ascii="Wingdings" w:hAnsi="Wingdings" w:hint="default"/>
+        <w:sz w:val="20"/>
+      </w:rPr>
+    </w:lvl>
+    <w:lvl w:ilvl="5" w:tentative="1">
+      <w:start w:val="1"/>
+      <w:numFmt w:val="bullet"/>
+      <w:lvlText w:val=""/>
+      <w:lvlJc w:val="left"/>
+      <w:pPr>
+        <w:tabs>
+          <w:tab w:val="num" w:pos="4320"/>
+        </w:tabs>
+        <w:ind w:left="4320" w:hanging="360"/>
+      </w:pPr>
+      <w:rPr>
+        <w:rFonts w:ascii="Wingdings" w:hAnsi="Wingdings" w:hint="default"/>
+        <w:sz w:val="20"/>
+      </w:rPr>
+    </w:lvl>
+    <w:lvl w:ilvl="6" w:tentative="1">
+      <w:start w:val="1"/>
+      <w:numFmt w:val="bullet"/>
+      <w:lvlText w:val=""/>
+      <w:lvlJc w:val="left"/>
+      <w:pPr>
+        <w:tabs>
+          <w:tab w:val="num" w:pos="5040"/>
+        </w:tabs>
+        <w:ind w:left="5040" w:hanging="360"/>
+      </w:pPr>
+      <w:rPr>
+        <w:rFonts w:ascii="Wingdings" w:hAnsi="Wingdings" w:hint="default"/>
+        <w:sz w:val="20"/>
+      </w:rPr>
+    </w:lvl>
+    <w:lvl w:ilvl="7" w:tentative="1">
+      <w:start w:val="1"/>
+      <w:numFmt w:val="bullet"/>
+      <w:lvlText w:val=""/>
+      <w:lvlJc w:val="left"/>
+      <w:pPr>
+        <w:tabs>
+          <w:tab w:val="num" w:pos="5760"/>
+        </w:tabs>
+        <w:ind w:left="5760" w:hanging="360"/>
+      </w:pPr>
+      <w:rPr>
+        <w:rFonts w:ascii="Wingdings" w:hAnsi="Wingdings" w:hint="default"/>
+        <w:sz w:val="20"/>
+      </w:rPr>
+    </w:lvl>
+    <w:lvl w:ilvl="8" w:tentative="1">
+      <w:start w:val="1"/>
+      <w:numFmt w:val="bullet"/>
+      <w:lvlText w:val=""/>
+      <w:lvlJc w:val="left"/>
+      <w:pPr>
+        <w:tabs>
+          <w:tab w:val="num" w:pos="6480"/>
+        </w:tabs>
+        <w:ind w:left="6480" w:hanging="360"/>
+      </w:pPr>
+      <w:rPr>
+        <w:rFonts w:ascii="Wingdings" w:hAnsi="Wingdings" w:hint="default"/>
+        <w:sz w:val="20"/>
+      </w:rPr>
+    </w:lvl>
+  </w:abstractNum>
+  <w:abstractNum w:abstractNumId="11" w15:restartNumberingAfterBreak="0">
+    <w:nsid w:val="453956A1"/>
+    <w:multiLevelType w:val="multilevel"/>
+    <w:tmpl w:val="7242A8FA"/>
+    <w:lvl w:ilvl="0">
+      <w:start w:val="1"/>
+      <w:numFmt w:val="bullet"/>
+      <w:lvlText w:val=""/>
+      <w:lvlJc w:val="left"/>
+      <w:pPr>
+        <w:tabs>
+          <w:tab w:val="num" w:pos="720"/>
+        </w:tabs>
+        <w:ind w:left="720" w:hanging="360"/>
+      </w:pPr>
+      <w:rPr>
+        <w:rFonts w:ascii="Symbol" w:hAnsi="Symbol" w:hint="default"/>
+        <w:sz w:val="20"/>
+      </w:rPr>
+    </w:lvl>
+    <w:lvl w:ilvl="1" w:tentative="1">
+      <w:start w:val="1"/>
+      <w:numFmt w:val="bullet"/>
+      <w:lvlText w:val="o"/>
+      <w:lvlJc w:val="left"/>
+      <w:pPr>
+        <w:tabs>
+          <w:tab w:val="num" w:pos="1440"/>
+        </w:tabs>
+        <w:ind w:left="1440" w:hanging="360"/>
+      </w:pPr>
+      <w:rPr>
+        <w:rFonts w:ascii="Courier New" w:hAnsi="Courier New" w:hint="default"/>
+        <w:sz w:val="20"/>
+      </w:rPr>
+    </w:lvl>
+    <w:lvl w:ilvl="2" w:tentative="1">
+      <w:start w:val="1"/>
+      <w:numFmt w:val="bullet"/>
+      <w:lvlText w:val=""/>
+      <w:lvlJc w:val="left"/>
+      <w:pPr>
+        <w:tabs>
+          <w:tab w:val="num" w:pos="2160"/>
+        </w:tabs>
+        <w:ind w:left="2160" w:hanging="360"/>
+      </w:pPr>
+      <w:rPr>
+        <w:rFonts w:ascii="Wingdings" w:hAnsi="Wingdings" w:hint="default"/>
+        <w:sz w:val="20"/>
+      </w:rPr>
+    </w:lvl>
+    <w:lvl w:ilvl="3" w:tentative="1">
+      <w:start w:val="1"/>
+      <w:numFmt w:val="bullet"/>
+      <w:lvlText w:val=""/>
+      <w:lvlJc w:val="left"/>
+      <w:pPr>
+        <w:tabs>
+          <w:tab w:val="num" w:pos="2880"/>
+        </w:tabs>
+        <w:ind w:left="2880" w:hanging="360"/>
+      </w:pPr>
+      <w:rPr>
+        <w:rFonts w:ascii="Wingdings" w:hAnsi="Wingdings" w:hint="default"/>
+        <w:sz w:val="20"/>
+      </w:rPr>
+    </w:lvl>
+    <w:lvl w:ilvl="4" w:tentative="1">
+      <w:start w:val="1"/>
+      <w:numFmt w:val="bullet"/>
+      <w:lvlText w:val=""/>
+      <w:lvlJc w:val="left"/>
+      <w:pPr>
+        <w:tabs>
+          <w:tab w:val="num" w:pos="3600"/>
+        </w:tabs>
+        <w:ind w:left="3600" w:hanging="360"/>
+      </w:pPr>
+      <w:rPr>
+        <w:rFonts w:ascii="Wingdings" w:hAnsi="Wingdings" w:hint="default"/>
+        <w:sz w:val="20"/>
+      </w:rPr>
+    </w:lvl>
+    <w:lvl w:ilvl="5" w:tentative="1">
+      <w:start w:val="1"/>
+      <w:numFmt w:val="bullet"/>
+      <w:lvlText w:val=""/>
+      <w:lvlJc w:val="left"/>
+      <w:pPr>
+        <w:tabs>
+          <w:tab w:val="num" w:pos="4320"/>
+        </w:tabs>
+        <w:ind w:left="4320" w:hanging="360"/>
+      </w:pPr>
+      <w:rPr>
+        <w:rFonts w:ascii="Wingdings" w:hAnsi="Wingdings" w:hint="default"/>
+        <w:sz w:val="20"/>
+      </w:rPr>
+    </w:lvl>
+    <w:lvl w:ilvl="6" w:tentative="1">
+      <w:start w:val="1"/>
+      <w:numFmt w:val="bullet"/>
+      <w:lvlText w:val=""/>
+      <w:lvlJc w:val="left"/>
+      <w:pPr>
+        <w:tabs>
+          <w:tab w:val="num" w:pos="5040"/>
+        </w:tabs>
+        <w:ind w:left="5040" w:hanging="360"/>
+      </w:pPr>
+      <w:rPr>
+        <w:rFonts w:ascii="Wingdings" w:hAnsi="Wingdings" w:hint="default"/>
+        <w:sz w:val="20"/>
+      </w:rPr>
+    </w:lvl>
+    <w:lvl w:ilvl="7" w:tentative="1">
+      <w:start w:val="1"/>
+      <w:numFmt w:val="bullet"/>
+      <w:lvlText w:val=""/>
+      <w:lvlJc w:val="left"/>
+      <w:pPr>
+        <w:tabs>
+          <w:tab w:val="num" w:pos="5760"/>
+        </w:tabs>
+        <w:ind w:left="5760" w:hanging="360"/>
+      </w:pPr>
+      <w:rPr>
+        <w:rFonts w:ascii="Wingdings" w:hAnsi="Wingdings" w:hint="default"/>
+        <w:sz w:val="20"/>
+      </w:rPr>
+    </w:lvl>
+    <w:lvl w:ilvl="8" w:tentative="1">
+      <w:start w:val="1"/>
+      <w:numFmt w:val="bullet"/>
+      <w:lvlText w:val=""/>
+      <w:lvlJc w:val="left"/>
+      <w:pPr>
+        <w:tabs>
+          <w:tab w:val="num" w:pos="6480"/>
+        </w:tabs>
+        <w:ind w:left="6480" w:hanging="360"/>
+      </w:pPr>
+      <w:rPr>
+        <w:rFonts w:ascii="Wingdings" w:hAnsi="Wingdings" w:hint="default"/>
+        <w:sz w:val="20"/>
+      </w:rPr>
+    </w:lvl>
+  </w:abstractNum>
+  <w:abstractNum w:abstractNumId="12" w15:restartNumberingAfterBreak="0">
+    <w:nsid w:val="45DB2E80"/>
+    <w:multiLevelType w:val="multilevel"/>
+    <w:tmpl w:val="3D2AC02A"/>
+    <w:lvl w:ilvl="0">
+      <w:start w:val="1"/>
+      <w:numFmt w:val="bullet"/>
+      <w:lvlText w:val=""/>
+      <w:lvlJc w:val="left"/>
+      <w:pPr>
+        <w:tabs>
+          <w:tab w:val="num" w:pos="720"/>
+        </w:tabs>
+        <w:ind w:left="720" w:hanging="360"/>
+      </w:pPr>
+      <w:rPr>
+        <w:rFonts w:ascii="Symbol" w:hAnsi="Symbol" w:hint="default"/>
+        <w:sz w:val="20"/>
+      </w:rPr>
+    </w:lvl>
+    <w:lvl w:ilvl="1" w:tentative="1">
+      <w:start w:val="1"/>
+      <w:numFmt w:val="bullet"/>
+      <w:lvlText w:val="o"/>
+      <w:lvlJc w:val="left"/>
+      <w:pPr>
+        <w:tabs>
+          <w:tab w:val="num" w:pos="1440"/>
+        </w:tabs>
+        <w:ind w:left="1440" w:hanging="360"/>
+      </w:pPr>
+      <w:rPr>
+        <w:rFonts w:ascii="Courier New" w:hAnsi="Courier New" w:hint="default"/>
+        <w:sz w:val="20"/>
+      </w:rPr>
+    </w:lvl>
+    <w:lvl w:ilvl="2" w:tentative="1">
+      <w:start w:val="1"/>
+      <w:numFmt w:val="bullet"/>
+      <w:lvlText w:val=""/>
+      <w:lvlJc w:val="left"/>
+      <w:pPr>
+        <w:tabs>
+          <w:tab w:val="num" w:pos="2160"/>
+        </w:tabs>
+        <w:ind w:left="2160" w:hanging="360"/>
+      </w:pPr>
+      <w:rPr>
+        <w:rFonts w:ascii="Wingdings" w:hAnsi="Wingdings" w:hint="default"/>
+        <w:sz w:val="20"/>
+      </w:rPr>
+    </w:lvl>
+    <w:lvl w:ilvl="3" w:tentative="1">
+      <w:start w:val="1"/>
+      <w:numFmt w:val="bullet"/>
+      <w:lvlText w:val=""/>
+      <w:lvlJc w:val="left"/>
+      <w:pPr>
+        <w:tabs>
+          <w:tab w:val="num" w:pos="2880"/>
+        </w:tabs>
+        <w:ind w:left="2880" w:hanging="360"/>
+      </w:pPr>
+      <w:rPr>
+        <w:rFonts w:ascii="Wingdings" w:hAnsi="Wingdings" w:hint="default"/>
+        <w:sz w:val="20"/>
+      </w:rPr>
+    </w:lvl>
+    <w:lvl w:ilvl="4" w:tentative="1">
+      <w:start w:val="1"/>
+      <w:numFmt w:val="bullet"/>
+      <w:lvlText w:val=""/>
+      <w:lvlJc w:val="left"/>
+      <w:pPr>
+        <w:tabs>
+          <w:tab w:val="num" w:pos="3600"/>
+        </w:tabs>
+        <w:ind w:left="3600" w:hanging="360"/>
+      </w:pPr>
+      <w:rPr>
+        <w:rFonts w:ascii="Wingdings" w:hAnsi="Wingdings" w:hint="default"/>
+        <w:sz w:val="20"/>
+      </w:rPr>
+    </w:lvl>
+    <w:lvl w:ilvl="5" w:tentative="1">
+      <w:start w:val="1"/>
+      <w:numFmt w:val="bullet"/>
+      <w:lvlText w:val=""/>
+      <w:lvlJc w:val="left"/>
+      <w:pPr>
+        <w:tabs>
+          <w:tab w:val="num" w:pos="4320"/>
+        </w:tabs>
+        <w:ind w:left="4320" w:hanging="360"/>
+      </w:pPr>
+      <w:rPr>
+        <w:rFonts w:ascii="Wingdings" w:hAnsi="Wingdings" w:hint="default"/>
+        <w:sz w:val="20"/>
+      </w:rPr>
+    </w:lvl>
+    <w:lvl w:ilvl="6" w:tentative="1">
+      <w:start w:val="1"/>
+      <w:numFmt w:val="bullet"/>
+      <w:lvlText w:val=""/>
+      <w:lvlJc w:val="left"/>
+      <w:pPr>
+        <w:tabs>
+          <w:tab w:val="num" w:pos="5040"/>
+        </w:tabs>
+        <w:ind w:left="5040" w:hanging="360"/>
+      </w:pPr>
+      <w:rPr>
+        <w:rFonts w:ascii="Wingdings" w:hAnsi="Wingdings" w:hint="default"/>
+        <w:sz w:val="20"/>
+      </w:rPr>
+    </w:lvl>
+    <w:lvl w:ilvl="7" w:tentative="1">
+      <w:start w:val="1"/>
+      <w:numFmt w:val="bullet"/>
+      <w:lvlText w:val=""/>
+      <w:lvlJc w:val="left"/>
+      <w:pPr>
+        <w:tabs>
+          <w:tab w:val="num" w:pos="5760"/>
+        </w:tabs>
+        <w:ind w:left="5760" w:hanging="360"/>
+      </w:pPr>
+      <w:rPr>
+        <w:rFonts w:ascii="Wingdings" w:hAnsi="Wingdings" w:hint="default"/>
+        <w:sz w:val="20"/>
+      </w:rPr>
+    </w:lvl>
+    <w:lvl w:ilvl="8" w:tentative="1">
+      <w:start w:val="1"/>
+      <w:numFmt w:val="bullet"/>
+      <w:lvlText w:val=""/>
+      <w:lvlJc w:val="left"/>
+      <w:pPr>
+        <w:tabs>
+          <w:tab w:val="num" w:pos="6480"/>
+        </w:tabs>
+        <w:ind w:left="6480" w:hanging="360"/>
+      </w:pPr>
+      <w:rPr>
+        <w:rFonts w:ascii="Wingdings" w:hAnsi="Wingdings" w:hint="default"/>
+        <w:sz w:val="20"/>
+      </w:rPr>
+    </w:lvl>
+  </w:abstractNum>
+  <w:abstractNum w:abstractNumId="13" w15:restartNumberingAfterBreak="0">
+    <w:nsid w:val="4F7F11C8"/>
+    <w:multiLevelType w:val="multilevel"/>
+    <w:tmpl w:val="BE706144"/>
+    <w:lvl w:ilvl="0">
+      <w:start w:val="1"/>
+      <w:numFmt w:val="bullet"/>
+      <w:lvlText w:val=""/>
+      <w:lvlJc w:val="left"/>
+      <w:pPr>
+        <w:tabs>
+          <w:tab w:val="num" w:pos="720"/>
+        </w:tabs>
+        <w:ind w:left="720" w:hanging="360"/>
+      </w:pPr>
+      <w:rPr>
+        <w:rFonts w:ascii="Symbol" w:hAnsi="Symbol" w:hint="default"/>
+        <w:sz w:val="20"/>
+      </w:rPr>
+    </w:lvl>
+    <w:lvl w:ilvl="1" w:tentative="1">
+      <w:start w:val="1"/>
+      <w:numFmt w:val="bullet"/>
+      <w:lvlText w:val="o"/>
+      <w:lvlJc w:val="left"/>
+      <w:pPr>
+        <w:tabs>
+          <w:tab w:val="num" w:pos="1440"/>
+        </w:tabs>
+        <w:ind w:left="1440" w:hanging="360"/>
+      </w:pPr>
+      <w:rPr>
+        <w:rFonts w:ascii="Courier New" w:hAnsi="Courier New" w:hint="default"/>
+        <w:sz w:val="20"/>
+      </w:rPr>
+    </w:lvl>
+    <w:lvl w:ilvl="2" w:tentative="1">
+      <w:start w:val="1"/>
+      <w:numFmt w:val="bullet"/>
+      <w:lvlText w:val=""/>
+      <w:lvlJc w:val="left"/>
+      <w:pPr>
+        <w:tabs>
+          <w:tab w:val="num" w:pos="2160"/>
+        </w:tabs>
+        <w:ind w:left="2160" w:hanging="360"/>
+      </w:pPr>
+      <w:rPr>
+        <w:rFonts w:ascii="Wingdings" w:hAnsi="Wingdings" w:hint="default"/>
+        <w:sz w:val="20"/>
+      </w:rPr>
+    </w:lvl>
+    <w:lvl w:ilvl="3" w:tentative="1">
+      <w:start w:val="1"/>
+      <w:numFmt w:val="bullet"/>
+      <w:lvlText w:val=""/>
+      <w:lvlJc w:val="left"/>
+      <w:pPr>
+        <w:tabs>
+          <w:tab w:val="num" w:pos="2880"/>
+        </w:tabs>
+        <w:ind w:left="2880" w:hanging="360"/>
+      </w:pPr>
+      <w:rPr>
+        <w:rFonts w:ascii="Wingdings" w:hAnsi="Wingdings" w:hint="default"/>
+        <w:sz w:val="20"/>
+      </w:rPr>
+    </w:lvl>
+    <w:lvl w:ilvl="4" w:tentative="1">
+      <w:start w:val="1"/>
+      <w:numFmt w:val="bullet"/>
+      <w:lvlText w:val=""/>
+      <w:lvlJc w:val="left"/>
+      <w:pPr>
+        <w:tabs>
+          <w:tab w:val="num" w:pos="3600"/>
+        </w:tabs>
+        <w:ind w:left="3600" w:hanging="360"/>
+      </w:pPr>
+      <w:rPr>
+        <w:rFonts w:ascii="Wingdings" w:hAnsi="Wingdings" w:hint="default"/>
+        <w:sz w:val="20"/>
+      </w:rPr>
+    </w:lvl>
+    <w:lvl w:ilvl="5" w:tentative="1">
+      <w:start w:val="1"/>
+      <w:numFmt w:val="bullet"/>
+      <w:lvlText w:val=""/>
+      <w:lvlJc w:val="left"/>
+      <w:pPr>
+        <w:tabs>
+          <w:tab w:val="num" w:pos="4320"/>
+        </w:tabs>
+        <w:ind w:left="4320" w:hanging="360"/>
+      </w:pPr>
+      <w:rPr>
+        <w:rFonts w:ascii="Wingdings" w:hAnsi="Wingdings" w:hint="default"/>
+        <w:sz w:val="20"/>
+      </w:rPr>
+    </w:lvl>
+    <w:lvl w:ilvl="6" w:tentative="1">
+      <w:start w:val="1"/>
+      <w:numFmt w:val="bullet"/>
+      <w:lvlText w:val=""/>
+      <w:lvlJc w:val="left"/>
+      <w:pPr>
+        <w:tabs>
+          <w:tab w:val="num" w:pos="5040"/>
+        </w:tabs>
+        <w:ind w:left="5040" w:hanging="360"/>
+      </w:pPr>
+      <w:rPr>
+        <w:rFonts w:ascii="Wingdings" w:hAnsi="Wingdings" w:hint="default"/>
+        <w:sz w:val="20"/>
+      </w:rPr>
+    </w:lvl>
+    <w:lvl w:ilvl="7" w:tentative="1">
+      <w:start w:val="1"/>
+      <w:numFmt w:val="bullet"/>
+      <w:lvlText w:val=""/>
+      <w:lvlJc w:val="left"/>
+      <w:pPr>
+        <w:tabs>
+          <w:tab w:val="num" w:pos="5760"/>
+        </w:tabs>
+        <w:ind w:left="5760" w:hanging="360"/>
+      </w:pPr>
+      <w:rPr>
+        <w:rFonts w:ascii="Wingdings" w:hAnsi="Wingdings" w:hint="default"/>
+        <w:sz w:val="20"/>
+      </w:rPr>
+    </w:lvl>
+    <w:lvl w:ilvl="8" w:tentative="1">
+      <w:start w:val="1"/>
+      <w:numFmt w:val="bullet"/>
+      <w:lvlText w:val=""/>
+      <w:lvlJc w:val="left"/>
+      <w:pPr>
+        <w:tabs>
+          <w:tab w:val="num" w:pos="6480"/>
+        </w:tabs>
+        <w:ind w:left="6480" w:hanging="360"/>
+      </w:pPr>
+      <w:rPr>
+        <w:rFonts w:ascii="Wingdings" w:hAnsi="Wingdings" w:hint="default"/>
+        <w:sz w:val="20"/>
+      </w:rPr>
+    </w:lvl>
+  </w:abstractNum>
+  <w:abstractNum w:abstractNumId="14" w15:restartNumberingAfterBreak="0">
     <w:nsid w:val="562B78D6"/>
     <w:multiLevelType w:val="multilevel"/>
     <w:tmpl w:val="D2EAFC8C"/>
@@ -1600,7 +3258,7 @@
       </w:rPr>
     </w:lvl>
   </w:abstractNum>
-  <w:abstractNum w:abstractNumId="4" w15:restartNumberingAfterBreak="0">
+  <w:abstractNum w:abstractNumId="15" w15:restartNumberingAfterBreak="0">
     <w:nsid w:val="68195909"/>
     <w:multiLevelType w:val="multilevel"/>
     <w:tmpl w:val="F4562126"/>
@@ -1749,7 +3407,7 @@
       </w:rPr>
     </w:lvl>
   </w:abstractNum>
-  <w:abstractNum w:abstractNumId="5" w15:restartNumberingAfterBreak="0">
+  <w:abstractNum w:abstractNumId="16" w15:restartNumberingAfterBreak="0">
     <w:nsid w:val="685E24B0"/>
     <w:multiLevelType w:val="multilevel"/>
     <w:tmpl w:val="65FE1CBC"/>
@@ -1898,7 +3556,7 @@
       </w:rPr>
     </w:lvl>
   </w:abstractNum>
-  <w:abstractNum w:abstractNumId="6" w15:restartNumberingAfterBreak="0">
+  <w:abstractNum w:abstractNumId="17" w15:restartNumberingAfterBreak="0">
     <w:nsid w:val="6E50303A"/>
     <w:multiLevelType w:val="multilevel"/>
     <w:tmpl w:val="BE00B32A"/>
@@ -2047,7 +3705,7 @@
       </w:rPr>
     </w:lvl>
   </w:abstractNum>
-  <w:abstractNum w:abstractNumId="7" w15:restartNumberingAfterBreak="0">
+  <w:abstractNum w:abstractNumId="18" w15:restartNumberingAfterBreak="0">
     <w:nsid w:val="711F7A28"/>
     <w:multiLevelType w:val="multilevel"/>
     <w:tmpl w:val="28BC3EEE"/>
@@ -2196,7 +3854,7 @@
       </w:rPr>
     </w:lvl>
   </w:abstractNum>
-  <w:abstractNum w:abstractNumId="8" w15:restartNumberingAfterBreak="0">
+  <w:abstractNum w:abstractNumId="19" w15:restartNumberingAfterBreak="0">
     <w:nsid w:val="77973BFB"/>
     <w:multiLevelType w:val="multilevel"/>
     <w:tmpl w:val="8B108C0E"/>
@@ -2345,7 +4003,156 @@
       </w:rPr>
     </w:lvl>
   </w:abstractNum>
-  <w:abstractNum w:abstractNumId="9" w15:restartNumberingAfterBreak="0">
+  <w:abstractNum w:abstractNumId="20" w15:restartNumberingAfterBreak="0">
+    <w:nsid w:val="78F40958"/>
+    <w:multiLevelType w:val="multilevel"/>
+    <w:tmpl w:val="553650D2"/>
+    <w:lvl w:ilvl="0">
+      <w:start w:val="1"/>
+      <w:numFmt w:val="bullet"/>
+      <w:lvlText w:val=""/>
+      <w:lvlJc w:val="left"/>
+      <w:pPr>
+        <w:tabs>
+          <w:tab w:val="num" w:pos="720"/>
+        </w:tabs>
+        <w:ind w:left="720" w:hanging="360"/>
+      </w:pPr>
+      <w:rPr>
+        <w:rFonts w:ascii="Symbol" w:hAnsi="Symbol" w:hint="default"/>
+        <w:sz w:val="20"/>
+      </w:rPr>
+    </w:lvl>
+    <w:lvl w:ilvl="1" w:tentative="1">
+      <w:start w:val="1"/>
+      <w:numFmt w:val="bullet"/>
+      <w:lvlText w:val="o"/>
+      <w:lvlJc w:val="left"/>
+      <w:pPr>
+        <w:tabs>
+          <w:tab w:val="num" w:pos="1440"/>
+        </w:tabs>
+        <w:ind w:left="1440" w:hanging="360"/>
+      </w:pPr>
+      <w:rPr>
+        <w:rFonts w:ascii="Courier New" w:hAnsi="Courier New" w:hint="default"/>
+        <w:sz w:val="20"/>
+      </w:rPr>
+    </w:lvl>
+    <w:lvl w:ilvl="2" w:tentative="1">
+      <w:start w:val="1"/>
+      <w:numFmt w:val="bullet"/>
+      <w:lvlText w:val=""/>
+      <w:lvlJc w:val="left"/>
+      <w:pPr>
+        <w:tabs>
+          <w:tab w:val="num" w:pos="2160"/>
+        </w:tabs>
+        <w:ind w:left="2160" w:hanging="360"/>
+      </w:pPr>
+      <w:rPr>
+        <w:rFonts w:ascii="Wingdings" w:hAnsi="Wingdings" w:hint="default"/>
+        <w:sz w:val="20"/>
+      </w:rPr>
+    </w:lvl>
+    <w:lvl w:ilvl="3" w:tentative="1">
+      <w:start w:val="1"/>
+      <w:numFmt w:val="bullet"/>
+      <w:lvlText w:val=""/>
+      <w:lvlJc w:val="left"/>
+      <w:pPr>
+        <w:tabs>
+          <w:tab w:val="num" w:pos="2880"/>
+        </w:tabs>
+        <w:ind w:left="2880" w:hanging="360"/>
+      </w:pPr>
+      <w:rPr>
+        <w:rFonts w:ascii="Wingdings" w:hAnsi="Wingdings" w:hint="default"/>
+        <w:sz w:val="20"/>
+      </w:rPr>
+    </w:lvl>
+    <w:lvl w:ilvl="4" w:tentative="1">
+      <w:start w:val="1"/>
+      <w:numFmt w:val="bullet"/>
+      <w:lvlText w:val=""/>
+      <w:lvlJc w:val="left"/>
+      <w:pPr>
+        <w:tabs>
+          <w:tab w:val="num" w:pos="3600"/>
+        </w:tabs>
+        <w:ind w:left="3600" w:hanging="360"/>
+      </w:pPr>
+      <w:rPr>
+        <w:rFonts w:ascii="Wingdings" w:hAnsi="Wingdings" w:hint="default"/>
+        <w:sz w:val="20"/>
+      </w:rPr>
+    </w:lvl>
+    <w:lvl w:ilvl="5" w:tentative="1">
+      <w:start w:val="1"/>
+      <w:numFmt w:val="bullet"/>
+      <w:lvlText w:val=""/>
+      <w:lvlJc w:val="left"/>
+      <w:pPr>
+        <w:tabs>
+          <w:tab w:val="num" w:pos="4320"/>
+        </w:tabs>
+        <w:ind w:left="4320" w:hanging="360"/>
+      </w:pPr>
+      <w:rPr>
+        <w:rFonts w:ascii="Wingdings" w:hAnsi="Wingdings" w:hint="default"/>
+        <w:sz w:val="20"/>
+      </w:rPr>
+    </w:lvl>
+    <w:lvl w:ilvl="6" w:tentative="1">
+      <w:start w:val="1"/>
+      <w:numFmt w:val="bullet"/>
+      <w:lvlText w:val=""/>
+      <w:lvlJc w:val="left"/>
+      <w:pPr>
+        <w:tabs>
+          <w:tab w:val="num" w:pos="5040"/>
+        </w:tabs>
+        <w:ind w:left="5040" w:hanging="360"/>
+      </w:pPr>
+      <w:rPr>
+        <w:rFonts w:ascii="Wingdings" w:hAnsi="Wingdings" w:hint="default"/>
+        <w:sz w:val="20"/>
+      </w:rPr>
+    </w:lvl>
+    <w:lvl w:ilvl="7" w:tentative="1">
+      <w:start w:val="1"/>
+      <w:numFmt w:val="bullet"/>
+      <w:lvlText w:val=""/>
+      <w:lvlJc w:val="left"/>
+      <w:pPr>
+        <w:tabs>
+          <w:tab w:val="num" w:pos="5760"/>
+        </w:tabs>
+        <w:ind w:left="5760" w:hanging="360"/>
+      </w:pPr>
+      <w:rPr>
+        <w:rFonts w:ascii="Wingdings" w:hAnsi="Wingdings" w:hint="default"/>
+        <w:sz w:val="20"/>
+      </w:rPr>
+    </w:lvl>
+    <w:lvl w:ilvl="8" w:tentative="1">
+      <w:start w:val="1"/>
+      <w:numFmt w:val="bullet"/>
+      <w:lvlText w:val=""/>
+      <w:lvlJc w:val="left"/>
+      <w:pPr>
+        <w:tabs>
+          <w:tab w:val="num" w:pos="6480"/>
+        </w:tabs>
+        <w:ind w:left="6480" w:hanging="360"/>
+      </w:pPr>
+      <w:rPr>
+        <w:rFonts w:ascii="Wingdings" w:hAnsi="Wingdings" w:hint="default"/>
+        <w:sz w:val="20"/>
+      </w:rPr>
+    </w:lvl>
+  </w:abstractNum>
+  <w:abstractNum w:abstractNumId="21" w15:restartNumberingAfterBreak="0">
     <w:nsid w:val="794F2875"/>
     <w:multiLevelType w:val="multilevel"/>
     <w:tmpl w:val="93C80B36"/>
@@ -2494,35 +4301,527 @@
       </w:rPr>
     </w:lvl>
   </w:abstractNum>
+  <w:abstractNum w:abstractNumId="22" w15:restartNumberingAfterBreak="0">
+    <w:nsid w:val="7B897C2B"/>
+    <w:multiLevelType w:val="multilevel"/>
+    <w:tmpl w:val="8E224528"/>
+    <w:lvl w:ilvl="0">
+      <w:start w:val="1"/>
+      <w:numFmt w:val="bullet"/>
+      <w:lvlText w:val=""/>
+      <w:lvlJc w:val="left"/>
+      <w:pPr>
+        <w:tabs>
+          <w:tab w:val="num" w:pos="720"/>
+        </w:tabs>
+        <w:ind w:left="720" w:hanging="360"/>
+      </w:pPr>
+      <w:rPr>
+        <w:rFonts w:ascii="Symbol" w:hAnsi="Symbol" w:hint="default"/>
+        <w:sz w:val="20"/>
+      </w:rPr>
+    </w:lvl>
+    <w:lvl w:ilvl="1" w:tentative="1">
+      <w:start w:val="1"/>
+      <w:numFmt w:val="bullet"/>
+      <w:lvlText w:val="o"/>
+      <w:lvlJc w:val="left"/>
+      <w:pPr>
+        <w:tabs>
+          <w:tab w:val="num" w:pos="1440"/>
+        </w:tabs>
+        <w:ind w:left="1440" w:hanging="360"/>
+      </w:pPr>
+      <w:rPr>
+        <w:rFonts w:ascii="Courier New" w:hAnsi="Courier New" w:hint="default"/>
+        <w:sz w:val="20"/>
+      </w:rPr>
+    </w:lvl>
+    <w:lvl w:ilvl="2" w:tentative="1">
+      <w:start w:val="1"/>
+      <w:numFmt w:val="bullet"/>
+      <w:lvlText w:val=""/>
+      <w:lvlJc w:val="left"/>
+      <w:pPr>
+        <w:tabs>
+          <w:tab w:val="num" w:pos="2160"/>
+        </w:tabs>
+        <w:ind w:left="2160" w:hanging="360"/>
+      </w:pPr>
+      <w:rPr>
+        <w:rFonts w:ascii="Wingdings" w:hAnsi="Wingdings" w:hint="default"/>
+        <w:sz w:val="20"/>
+      </w:rPr>
+    </w:lvl>
+    <w:lvl w:ilvl="3" w:tentative="1">
+      <w:start w:val="1"/>
+      <w:numFmt w:val="bullet"/>
+      <w:lvlText w:val=""/>
+      <w:lvlJc w:val="left"/>
+      <w:pPr>
+        <w:tabs>
+          <w:tab w:val="num" w:pos="2880"/>
+        </w:tabs>
+        <w:ind w:left="2880" w:hanging="360"/>
+      </w:pPr>
+      <w:rPr>
+        <w:rFonts w:ascii="Wingdings" w:hAnsi="Wingdings" w:hint="default"/>
+        <w:sz w:val="20"/>
+      </w:rPr>
+    </w:lvl>
+    <w:lvl w:ilvl="4" w:tentative="1">
+      <w:start w:val="1"/>
+      <w:numFmt w:val="bullet"/>
+      <w:lvlText w:val=""/>
+      <w:lvlJc w:val="left"/>
+      <w:pPr>
+        <w:tabs>
+          <w:tab w:val="num" w:pos="3600"/>
+        </w:tabs>
+        <w:ind w:left="3600" w:hanging="360"/>
+      </w:pPr>
+      <w:rPr>
+        <w:rFonts w:ascii="Wingdings" w:hAnsi="Wingdings" w:hint="default"/>
+        <w:sz w:val="20"/>
+      </w:rPr>
+    </w:lvl>
+    <w:lvl w:ilvl="5" w:tentative="1">
+      <w:start w:val="1"/>
+      <w:numFmt w:val="bullet"/>
+      <w:lvlText w:val=""/>
+      <w:lvlJc w:val="left"/>
+      <w:pPr>
+        <w:tabs>
+          <w:tab w:val="num" w:pos="4320"/>
+        </w:tabs>
+        <w:ind w:left="4320" w:hanging="360"/>
+      </w:pPr>
+      <w:rPr>
+        <w:rFonts w:ascii="Wingdings" w:hAnsi="Wingdings" w:hint="default"/>
+        <w:sz w:val="20"/>
+      </w:rPr>
+    </w:lvl>
+    <w:lvl w:ilvl="6" w:tentative="1">
+      <w:start w:val="1"/>
+      <w:numFmt w:val="bullet"/>
+      <w:lvlText w:val=""/>
+      <w:lvlJc w:val="left"/>
+      <w:pPr>
+        <w:tabs>
+          <w:tab w:val="num" w:pos="5040"/>
+        </w:tabs>
+        <w:ind w:left="5040" w:hanging="360"/>
+      </w:pPr>
+      <w:rPr>
+        <w:rFonts w:ascii="Wingdings" w:hAnsi="Wingdings" w:hint="default"/>
+        <w:sz w:val="20"/>
+      </w:rPr>
+    </w:lvl>
+    <w:lvl w:ilvl="7" w:tentative="1">
+      <w:start w:val="1"/>
+      <w:numFmt w:val="bullet"/>
+      <w:lvlText w:val=""/>
+      <w:lvlJc w:val="left"/>
+      <w:pPr>
+        <w:tabs>
+          <w:tab w:val="num" w:pos="5760"/>
+        </w:tabs>
+        <w:ind w:left="5760" w:hanging="360"/>
+      </w:pPr>
+      <w:rPr>
+        <w:rFonts w:ascii="Wingdings" w:hAnsi="Wingdings" w:hint="default"/>
+        <w:sz w:val="20"/>
+      </w:rPr>
+    </w:lvl>
+    <w:lvl w:ilvl="8" w:tentative="1">
+      <w:start w:val="1"/>
+      <w:numFmt w:val="bullet"/>
+      <w:lvlText w:val=""/>
+      <w:lvlJc w:val="left"/>
+      <w:pPr>
+        <w:tabs>
+          <w:tab w:val="num" w:pos="6480"/>
+        </w:tabs>
+        <w:ind w:left="6480" w:hanging="360"/>
+      </w:pPr>
+      <w:rPr>
+        <w:rFonts w:ascii="Wingdings" w:hAnsi="Wingdings" w:hint="default"/>
+        <w:sz w:val="20"/>
+      </w:rPr>
+    </w:lvl>
+  </w:abstractNum>
+  <w:abstractNum w:abstractNumId="23" w15:restartNumberingAfterBreak="0">
+    <w:nsid w:val="7C3B312F"/>
+    <w:multiLevelType w:val="multilevel"/>
+    <w:tmpl w:val="34643F9C"/>
+    <w:lvl w:ilvl="0">
+      <w:start w:val="1"/>
+      <w:numFmt w:val="bullet"/>
+      <w:lvlText w:val=""/>
+      <w:lvlJc w:val="left"/>
+      <w:pPr>
+        <w:tabs>
+          <w:tab w:val="num" w:pos="720"/>
+        </w:tabs>
+        <w:ind w:left="720" w:hanging="360"/>
+      </w:pPr>
+      <w:rPr>
+        <w:rFonts w:ascii="Symbol" w:hAnsi="Symbol" w:hint="default"/>
+        <w:sz w:val="20"/>
+      </w:rPr>
+    </w:lvl>
+    <w:lvl w:ilvl="1" w:tentative="1">
+      <w:start w:val="1"/>
+      <w:numFmt w:val="bullet"/>
+      <w:lvlText w:val="o"/>
+      <w:lvlJc w:val="left"/>
+      <w:pPr>
+        <w:tabs>
+          <w:tab w:val="num" w:pos="1440"/>
+        </w:tabs>
+        <w:ind w:left="1440" w:hanging="360"/>
+      </w:pPr>
+      <w:rPr>
+        <w:rFonts w:ascii="Courier New" w:hAnsi="Courier New" w:hint="default"/>
+        <w:sz w:val="20"/>
+      </w:rPr>
+    </w:lvl>
+    <w:lvl w:ilvl="2" w:tentative="1">
+      <w:start w:val="1"/>
+      <w:numFmt w:val="bullet"/>
+      <w:lvlText w:val=""/>
+      <w:lvlJc w:val="left"/>
+      <w:pPr>
+        <w:tabs>
+          <w:tab w:val="num" w:pos="2160"/>
+        </w:tabs>
+        <w:ind w:left="2160" w:hanging="360"/>
+      </w:pPr>
+      <w:rPr>
+        <w:rFonts w:ascii="Wingdings" w:hAnsi="Wingdings" w:hint="default"/>
+        <w:sz w:val="20"/>
+      </w:rPr>
+    </w:lvl>
+    <w:lvl w:ilvl="3" w:tentative="1">
+      <w:start w:val="1"/>
+      <w:numFmt w:val="bullet"/>
+      <w:lvlText w:val=""/>
+      <w:lvlJc w:val="left"/>
+      <w:pPr>
+        <w:tabs>
+          <w:tab w:val="num" w:pos="2880"/>
+        </w:tabs>
+        <w:ind w:left="2880" w:hanging="360"/>
+      </w:pPr>
+      <w:rPr>
+        <w:rFonts w:ascii="Wingdings" w:hAnsi="Wingdings" w:hint="default"/>
+        <w:sz w:val="20"/>
+      </w:rPr>
+    </w:lvl>
+    <w:lvl w:ilvl="4" w:tentative="1">
+      <w:start w:val="1"/>
+      <w:numFmt w:val="bullet"/>
+      <w:lvlText w:val=""/>
+      <w:lvlJc w:val="left"/>
+      <w:pPr>
+        <w:tabs>
+          <w:tab w:val="num" w:pos="3600"/>
+        </w:tabs>
+        <w:ind w:left="3600" w:hanging="360"/>
+      </w:pPr>
+      <w:rPr>
+        <w:rFonts w:ascii="Wingdings" w:hAnsi="Wingdings" w:hint="default"/>
+        <w:sz w:val="20"/>
+      </w:rPr>
+    </w:lvl>
+    <w:lvl w:ilvl="5" w:tentative="1">
+      <w:start w:val="1"/>
+      <w:numFmt w:val="bullet"/>
+      <w:lvlText w:val=""/>
+      <w:lvlJc w:val="left"/>
+      <w:pPr>
+        <w:tabs>
+          <w:tab w:val="num" w:pos="4320"/>
+        </w:tabs>
+        <w:ind w:left="4320" w:hanging="360"/>
+      </w:pPr>
+      <w:rPr>
+        <w:rFonts w:ascii="Wingdings" w:hAnsi="Wingdings" w:hint="default"/>
+        <w:sz w:val="20"/>
+      </w:rPr>
+    </w:lvl>
+    <w:lvl w:ilvl="6" w:tentative="1">
+      <w:start w:val="1"/>
+      <w:numFmt w:val="bullet"/>
+      <w:lvlText w:val=""/>
+      <w:lvlJc w:val="left"/>
+      <w:pPr>
+        <w:tabs>
+          <w:tab w:val="num" w:pos="5040"/>
+        </w:tabs>
+        <w:ind w:left="5040" w:hanging="360"/>
+      </w:pPr>
+      <w:rPr>
+        <w:rFonts w:ascii="Wingdings" w:hAnsi="Wingdings" w:hint="default"/>
+        <w:sz w:val="20"/>
+      </w:rPr>
+    </w:lvl>
+    <w:lvl w:ilvl="7" w:tentative="1">
+      <w:start w:val="1"/>
+      <w:numFmt w:val="bullet"/>
+      <w:lvlText w:val=""/>
+      <w:lvlJc w:val="left"/>
+      <w:pPr>
+        <w:tabs>
+          <w:tab w:val="num" w:pos="5760"/>
+        </w:tabs>
+        <w:ind w:left="5760" w:hanging="360"/>
+      </w:pPr>
+      <w:rPr>
+        <w:rFonts w:ascii="Wingdings" w:hAnsi="Wingdings" w:hint="default"/>
+        <w:sz w:val="20"/>
+      </w:rPr>
+    </w:lvl>
+    <w:lvl w:ilvl="8" w:tentative="1">
+      <w:start w:val="1"/>
+      <w:numFmt w:val="bullet"/>
+      <w:lvlText w:val=""/>
+      <w:lvlJc w:val="left"/>
+      <w:pPr>
+        <w:tabs>
+          <w:tab w:val="num" w:pos="6480"/>
+        </w:tabs>
+        <w:ind w:left="6480" w:hanging="360"/>
+      </w:pPr>
+      <w:rPr>
+        <w:rFonts w:ascii="Wingdings" w:hAnsi="Wingdings" w:hint="default"/>
+        <w:sz w:val="20"/>
+      </w:rPr>
+    </w:lvl>
+  </w:abstractNum>
+  <w:abstractNum w:abstractNumId="24" w15:restartNumberingAfterBreak="0">
+    <w:nsid w:val="7D7371AC"/>
+    <w:multiLevelType w:val="multilevel"/>
+    <w:tmpl w:val="2BA000C4"/>
+    <w:lvl w:ilvl="0">
+      <w:start w:val="1"/>
+      <w:numFmt w:val="bullet"/>
+      <w:lvlText w:val=""/>
+      <w:lvlJc w:val="left"/>
+      <w:pPr>
+        <w:tabs>
+          <w:tab w:val="num" w:pos="720"/>
+        </w:tabs>
+        <w:ind w:left="720" w:hanging="360"/>
+      </w:pPr>
+      <w:rPr>
+        <w:rFonts w:ascii="Symbol" w:hAnsi="Symbol" w:hint="default"/>
+        <w:sz w:val="20"/>
+      </w:rPr>
+    </w:lvl>
+    <w:lvl w:ilvl="1" w:tentative="1">
+      <w:start w:val="1"/>
+      <w:numFmt w:val="bullet"/>
+      <w:lvlText w:val="o"/>
+      <w:lvlJc w:val="left"/>
+      <w:pPr>
+        <w:tabs>
+          <w:tab w:val="num" w:pos="1440"/>
+        </w:tabs>
+        <w:ind w:left="1440" w:hanging="360"/>
+      </w:pPr>
+      <w:rPr>
+        <w:rFonts w:ascii="Courier New" w:hAnsi="Courier New" w:hint="default"/>
+        <w:sz w:val="20"/>
+      </w:rPr>
+    </w:lvl>
+    <w:lvl w:ilvl="2" w:tentative="1">
+      <w:start w:val="1"/>
+      <w:numFmt w:val="bullet"/>
+      <w:lvlText w:val=""/>
+      <w:lvlJc w:val="left"/>
+      <w:pPr>
+        <w:tabs>
+          <w:tab w:val="num" w:pos="2160"/>
+        </w:tabs>
+        <w:ind w:left="2160" w:hanging="360"/>
+      </w:pPr>
+      <w:rPr>
+        <w:rFonts w:ascii="Wingdings" w:hAnsi="Wingdings" w:hint="default"/>
+        <w:sz w:val="20"/>
+      </w:rPr>
+    </w:lvl>
+    <w:lvl w:ilvl="3" w:tentative="1">
+      <w:start w:val="1"/>
+      <w:numFmt w:val="bullet"/>
+      <w:lvlText w:val=""/>
+      <w:lvlJc w:val="left"/>
+      <w:pPr>
+        <w:tabs>
+          <w:tab w:val="num" w:pos="2880"/>
+        </w:tabs>
+        <w:ind w:left="2880" w:hanging="360"/>
+      </w:pPr>
+      <w:rPr>
+        <w:rFonts w:ascii="Wingdings" w:hAnsi="Wingdings" w:hint="default"/>
+        <w:sz w:val="20"/>
+      </w:rPr>
+    </w:lvl>
+    <w:lvl w:ilvl="4" w:tentative="1">
+      <w:start w:val="1"/>
+      <w:numFmt w:val="bullet"/>
+      <w:lvlText w:val=""/>
+      <w:lvlJc w:val="left"/>
+      <w:pPr>
+        <w:tabs>
+          <w:tab w:val="num" w:pos="3600"/>
+        </w:tabs>
+        <w:ind w:left="3600" w:hanging="360"/>
+      </w:pPr>
+      <w:rPr>
+        <w:rFonts w:ascii="Wingdings" w:hAnsi="Wingdings" w:hint="default"/>
+        <w:sz w:val="20"/>
+      </w:rPr>
+    </w:lvl>
+    <w:lvl w:ilvl="5" w:tentative="1">
+      <w:start w:val="1"/>
+      <w:numFmt w:val="bullet"/>
+      <w:lvlText w:val=""/>
+      <w:lvlJc w:val="left"/>
+      <w:pPr>
+        <w:tabs>
+          <w:tab w:val="num" w:pos="4320"/>
+        </w:tabs>
+        <w:ind w:left="4320" w:hanging="360"/>
+      </w:pPr>
+      <w:rPr>
+        <w:rFonts w:ascii="Wingdings" w:hAnsi="Wingdings" w:hint="default"/>
+        <w:sz w:val="20"/>
+      </w:rPr>
+    </w:lvl>
+    <w:lvl w:ilvl="6" w:tentative="1">
+      <w:start w:val="1"/>
+      <w:numFmt w:val="bullet"/>
+      <w:lvlText w:val=""/>
+      <w:lvlJc w:val="left"/>
+      <w:pPr>
+        <w:tabs>
+          <w:tab w:val="num" w:pos="5040"/>
+        </w:tabs>
+        <w:ind w:left="5040" w:hanging="360"/>
+      </w:pPr>
+      <w:rPr>
+        <w:rFonts w:ascii="Wingdings" w:hAnsi="Wingdings" w:hint="default"/>
+        <w:sz w:val="20"/>
+      </w:rPr>
+    </w:lvl>
+    <w:lvl w:ilvl="7" w:tentative="1">
+      <w:start w:val="1"/>
+      <w:numFmt w:val="bullet"/>
+      <w:lvlText w:val=""/>
+      <w:lvlJc w:val="left"/>
+      <w:pPr>
+        <w:tabs>
+          <w:tab w:val="num" w:pos="5760"/>
+        </w:tabs>
+        <w:ind w:left="5760" w:hanging="360"/>
+      </w:pPr>
+      <w:rPr>
+        <w:rFonts w:ascii="Wingdings" w:hAnsi="Wingdings" w:hint="default"/>
+        <w:sz w:val="20"/>
+      </w:rPr>
+    </w:lvl>
+    <w:lvl w:ilvl="8" w:tentative="1">
+      <w:start w:val="1"/>
+      <w:numFmt w:val="bullet"/>
+      <w:lvlText w:val=""/>
+      <w:lvlJc w:val="left"/>
+      <w:pPr>
+        <w:tabs>
+          <w:tab w:val="num" w:pos="6480"/>
+        </w:tabs>
+        <w:ind w:left="6480" w:hanging="360"/>
+      </w:pPr>
+      <w:rPr>
+        <w:rFonts w:ascii="Wingdings" w:hAnsi="Wingdings" w:hint="default"/>
+        <w:sz w:val="20"/>
+      </w:rPr>
+    </w:lvl>
+  </w:abstractNum>
   <w:num w:numId="1" w16cid:durableId="1305549304">
+    <w:abstractNumId w:val="16"/>
+  </w:num>
+  <w:num w:numId="2" w16cid:durableId="1056052635">
+    <w:abstractNumId w:val="21"/>
+  </w:num>
+  <w:num w:numId="3" w16cid:durableId="977958936">
+    <w:abstractNumId w:val="1"/>
+  </w:num>
+  <w:num w:numId="4" w16cid:durableId="843664364">
+    <w:abstractNumId w:val="19"/>
+  </w:num>
+  <w:num w:numId="5" w16cid:durableId="1801655618">
+    <w:abstractNumId w:val="17"/>
+  </w:num>
+  <w:num w:numId="6" w16cid:durableId="2133596788">
+    <w:abstractNumId w:val="9"/>
+  </w:num>
+  <w:num w:numId="7" w16cid:durableId="1403724016">
+    <w:abstractNumId w:val="18"/>
+  </w:num>
+  <w:num w:numId="8" w16cid:durableId="646782154">
+    <w:abstractNumId w:val="14"/>
+  </w:num>
+  <w:num w:numId="9" w16cid:durableId="646474814">
+    <w:abstractNumId w:val="7"/>
+  </w:num>
+  <w:num w:numId="10" w16cid:durableId="2030403315">
+    <w:abstractNumId w:val="15"/>
+  </w:num>
+  <w:num w:numId="11" w16cid:durableId="151944696">
     <w:abstractNumId w:val="5"/>
   </w:num>
-  <w:num w:numId="2" w16cid:durableId="1056052635">
-    <w:abstractNumId w:val="9"/>
+  <w:num w:numId="12" w16cid:durableId="1900552297">
+    <w:abstractNumId w:val="20"/>
   </w:num>
-  <w:num w:numId="3" w16cid:durableId="977958936">
+  <w:num w:numId="13" w16cid:durableId="1199314845">
+    <w:abstractNumId w:val="2"/>
+  </w:num>
+  <w:num w:numId="14" w16cid:durableId="1178545142">
+    <w:abstractNumId w:val="3"/>
+  </w:num>
+  <w:num w:numId="15" w16cid:durableId="370886777">
+    <w:abstractNumId w:val="11"/>
+  </w:num>
+  <w:num w:numId="16" w16cid:durableId="1450974105">
     <w:abstractNumId w:val="0"/>
   </w:num>
-  <w:num w:numId="4" w16cid:durableId="843664364">
+  <w:num w:numId="17" w16cid:durableId="932544410">
+    <w:abstractNumId w:val="22"/>
+  </w:num>
+  <w:num w:numId="18" w16cid:durableId="1648707120">
+    <w:abstractNumId w:val="24"/>
+  </w:num>
+  <w:num w:numId="19" w16cid:durableId="430400223">
     <w:abstractNumId w:val="8"/>
   </w:num>
-  <w:num w:numId="5" w16cid:durableId="1801655618">
+  <w:num w:numId="20" w16cid:durableId="2119328941">
+    <w:abstractNumId w:val="13"/>
+  </w:num>
+  <w:num w:numId="21" w16cid:durableId="1524250685">
+    <w:abstractNumId w:val="23"/>
+  </w:num>
+  <w:num w:numId="22" w16cid:durableId="1555697218">
+    <w:abstractNumId w:val="12"/>
+  </w:num>
+  <w:num w:numId="23" w16cid:durableId="2085563896">
+    <w:abstractNumId w:val="4"/>
+  </w:num>
+  <w:num w:numId="24" w16cid:durableId="1714191706">
+    <w:abstractNumId w:val="10"/>
+  </w:num>
+  <w:num w:numId="25" w16cid:durableId="967397831">
     <w:abstractNumId w:val="6"/>
-  </w:num>
-  <w:num w:numId="6" w16cid:durableId="2133596788">
-    <w:abstractNumId w:val="2"/>
-  </w:num>
-  <w:num w:numId="7" w16cid:durableId="1403724016">
-    <w:abstractNumId w:val="7"/>
-  </w:num>
-  <w:num w:numId="8" w16cid:durableId="646782154">
-    <w:abstractNumId w:val="3"/>
-  </w:num>
-  <w:num w:numId="9" w16cid:durableId="646474814">
-    <w:abstractNumId w:val="1"/>
-  </w:num>
-  <w:num w:numId="10" w16cid:durableId="2030403315">
-    <w:abstractNumId w:val="4"/>
   </w:num>
 </w:numbering>
 </file>
@@ -3466,6 +5765,18 @@
       <w:shd w:val="clear" w:color="auto" w:fill="E1DFDD"/>
     </w:rPr>
   </w:style>
+  <w:style w:type="character" w:styleId="HiperlinkVisitado">
+    <w:name w:val="FollowedHyperlink"/>
+    <w:basedOn w:val="Fontepargpadro"/>
+    <w:uiPriority w:val="99"/>
+    <w:semiHidden/>
+    <w:unhideWhenUsed/>
+    <w:rsid w:val="00C60130"/>
+    <w:rPr>
+      <w:color w:val="96607D" w:themeColor="followedHyperlink"/>
+      <w:u w:val="single"/>
+    </w:rPr>
+  </w:style>
 </w:styles>
 </file>
 

--- a/semestre 2/desenvolvimento de carreira/Curriculo.docx
+++ b/semestre 2/desenvolvimento de carreira/Curriculo.docx
@@ -1,6 +1,6 @@
 
 <file path=word/document.xml><?xml version="1.0" encoding="utf-8"?>
-<w:document xmlns:wpc="http://schemas.microsoft.com/office/word/2010/wordprocessingCanvas" xmlns:cx="http://schemas.microsoft.com/office/drawing/2014/chartex" xmlns:cx1="http://schemas.microsoft.com/office/drawing/2015/9/8/chartex" xmlns:cx2="http://schemas.microsoft.com/office/drawing/2015/10/21/chartex" xmlns:cx3="http://schemas.microsoft.com/office/drawing/2016/5/9/chartex" xmlns:cx4="http://schemas.microsoft.com/office/drawing/2016/5/10/chartex" xmlns:cx5="http://schemas.microsoft.com/office/drawing/2016/5/11/chartex" xmlns:cx6="http://schemas.microsoft.com/office/drawing/2016/5/12/chartex" xmlns:cx7="http://schemas.microsoft.com/office/drawing/2016/5/13/chartex" xmlns:cx8="http://schemas.microsoft.com/office/drawing/2016/5/14/chartex" xmlns:mc="http://schemas.openxmlformats.org/markup-compatibility/2006" xmlns:aink="http://schemas.microsoft.com/office/drawing/2016/ink" xmlns:am3d="http://schemas.microsoft.com/office/drawing/2017/model3d" xmlns:o="urn:schemas-microsoft-com:office:office" xmlns:oel="http://schemas.microsoft.com/office/2019/extlst" xmlns:r="http://schemas.openxmlformats.org/officeDocument/2006/relationships" xmlns:m="http://schemas.openxmlformats.org/officeDocument/2006/math" xmlns:v="urn:schemas-microsoft-com:vml" xmlns:wp14="http://schemas.microsoft.com/office/word/2010/wordprocessingDrawing" xmlns:wp="http://schemas.openxmlformats.org/drawingml/2006/wordprocessingDrawing" xmlns:w10="urn:schemas-microsoft-com:office:word" xmlns:w="http://schemas.openxmlformats.org/wordprocessingml/2006/main" xmlns:w14="http://schemas.microsoft.com/office/word/2010/wordml" xmlns:w15="http://schemas.microsoft.com/office/word/2012/wordml" xmlns:w16cex="http://schemas.microsoft.com/office/word/2018/wordml/cex" xmlns:w16cid="http://schemas.microsoft.com/office/word/2016/wordml/cid" xmlns:w16="http://schemas.microsoft.com/office/word/2018/wordml" xmlns:w16du="http://schemas.microsoft.com/office/word/2023/wordml/word16du" xmlns:w16sdtdh="http://schemas.microsoft.com/office/word/2020/wordml/sdtdatahash" xmlns:w16sdtfl="http://schemas.microsoft.com/office/word/2024/wordml/sdtformatlock" xmlns:w16se="http://schemas.microsoft.com/office/word/2015/wordml/symex" xmlns:wpg="http://schemas.microsoft.com/office/word/2010/wordprocessingGroup" xmlns:wpi="http://schemas.microsoft.com/office/word/2010/wordprocessingInk" xmlns:wne="http://schemas.microsoft.com/office/word/2006/wordml" xmlns:wps="http://schemas.microsoft.com/office/word/2010/wordprocessingShape" mc:Ignorable="w14 w15 w16se w16cid w16 w16cex w16sdtdh w16sdtfl w16du wp14">
+<w:document xmlns:wpc="http://schemas.microsoft.com/office/word/2010/wordprocessingCanvas" xmlns:cx="http://schemas.microsoft.com/office/drawing/2014/chartex" xmlns:cx1="http://schemas.microsoft.com/office/drawing/2015/9/8/chartex" xmlns:cx2="http://schemas.microsoft.com/office/drawing/2015/10/21/chartex" xmlns:cx3="http://schemas.microsoft.com/office/drawing/2016/5/9/chartex" xmlns:cx4="http://schemas.microsoft.com/office/drawing/2016/5/10/chartex" xmlns:cx5="http://schemas.microsoft.com/office/drawing/2016/5/11/chartex" xmlns:cx6="http://schemas.microsoft.com/office/drawing/2016/5/12/chartex" xmlns:cx7="http://schemas.microsoft.com/office/drawing/2016/5/13/chartex" xmlns:cx8="http://schemas.microsoft.com/office/drawing/2016/5/14/chartex" xmlns:mc="http://schemas.openxmlformats.org/markup-compatibility/2006" xmlns:aink="http://schemas.microsoft.com/office/drawing/2016/ink" xmlns:am3d="http://schemas.microsoft.com/office/drawing/2017/model3d" xmlns:o="urn:schemas-microsoft-com:office:office" xmlns:oel="http://schemas.microsoft.com/office/2019/extlst" xmlns:r="http://schemas.openxmlformats.org/officeDocument/2006/relationships" xmlns:m="http://schemas.openxmlformats.org/officeDocument/2006/math" xmlns:v="urn:schemas-microsoft-com:vml" xmlns:wp14="http://schemas.microsoft.com/office/word/2010/wordprocessingDrawing" xmlns:wp="http://schemas.openxmlformats.org/drawingml/2006/wordprocessingDrawing" xmlns:w10="urn:schemas-microsoft-com:office:word" xmlns:w="http://schemas.openxmlformats.org/wordprocessingml/2006/main" xmlns:w14="http://schemas.microsoft.com/office/word/2010/wordml" xmlns:w15="http://schemas.microsoft.com/office/word/2012/wordml" xmlns:w16cei="http://schemas.microsoft.com/office/word/2026/wordml/cei" xmlns:w16cex="http://schemas.microsoft.com/office/word/2018/wordml/cex" xmlns:w16cid="http://schemas.microsoft.com/office/word/2016/wordml/cid" xmlns:w16="http://schemas.microsoft.com/office/word/2018/wordml" xmlns:w16du="http://schemas.microsoft.com/office/word/2023/wordml/word16du" xmlns:w16sdtdh="http://schemas.microsoft.com/office/word/2020/wordml/sdtdatahash" xmlns:w16sdtfl="http://schemas.microsoft.com/office/word/2024/wordml/sdtformatlock" xmlns:w16se="http://schemas.microsoft.com/office/word/2015/wordml/symex" xmlns:wpg="http://schemas.microsoft.com/office/word/2010/wordprocessingGroup" xmlns:wpi="http://schemas.microsoft.com/office/word/2010/wordprocessingInk" xmlns:wne="http://schemas.microsoft.com/office/word/2006/wordml" xmlns:wps="http://schemas.microsoft.com/office/word/2010/wordprocessingShape" mc:Ignorable="w14 w15 w16se w16cid w16 w16cex w16sdtdh w16sdtfl w16du wp14">
   <w:body>
     <w:p>
       <w:pPr>
@@ -30,11 +30,10 @@
           <w:sz w:val="18"/>
           <w:szCs w:val="18"/>
         </w:rPr>
-        <w:t>Gustavo Palkowski Camargo</w:t>
-      </w:r>
-    </w:p>
-    <w:p>
-      <w:pPr>
+        <w:t xml:space="preserve">Gustavo </w:t>
+      </w:r>
+      <w:proofErr w:type="spellStart"/>
+      <w:r>
         <w:rPr>
           <w:rFonts w:ascii="Arial" w:hAnsi="Arial" w:cs="Arial"/>
           <w:b/>
@@ -42,7 +41,9 @@
           <w:sz w:val="18"/>
           <w:szCs w:val="18"/>
         </w:rPr>
-      </w:pPr>
+        <w:t>Palkowski</w:t>
+      </w:r>
+      <w:proofErr w:type="spellEnd"/>
       <w:r>
         <w:rPr>
           <w:rFonts w:ascii="Arial" w:hAnsi="Arial" w:cs="Arial"/>
@@ -51,7 +52,7 @@
           <w:sz w:val="18"/>
           <w:szCs w:val="18"/>
         </w:rPr>
-        <w:t xml:space="preserve">Localização: Tijucas do Sul – PR </w:t>
+        <w:t xml:space="preserve"> Camargo</w:t>
       </w:r>
     </w:p>
     <w:p>
@@ -200,26 +201,25 @@
           <w:sz w:val="18"/>
           <w:szCs w:val="18"/>
         </w:rPr>
-        <w:t>Atuar na área operacional e de processamento de dados, contribuindo com organização, atenção aos detalhes e agilidade na análise de informações. Possuo familiaridade com sistemas, digitação e ferramentas digitais</w:t>
-      </w:r>
-      <w:r>
-        <w:rPr>
-          <w:rFonts w:ascii="Arial" w:hAnsi="Arial" w:cs="Arial"/>
-          <w:sz w:val="18"/>
-          <w:szCs w:val="18"/>
-        </w:rPr>
-        <w:t>,</w:t>
-      </w:r>
-      <w:r>
-        <w:t xml:space="preserve"> </w:t>
-      </w:r>
-      <w:r>
-        <w:rPr>
-          <w:rFonts w:ascii="Arial" w:hAnsi="Arial" w:cs="Arial"/>
-          <w:sz w:val="18"/>
-          <w:szCs w:val="18"/>
-        </w:rPr>
-        <w:t>além de facilidade para aprendizado e trabalho em equipe.</w:t>
+        <w:t xml:space="preserve">Estudante de Sistemas de Informação com foco em desenvolvimento Full Stack e ecossistema </w:t>
+      </w:r>
+      <w:proofErr w:type="spellStart"/>
+      <w:r>
+        <w:rPr>
+          <w:rFonts w:ascii="Arial" w:hAnsi="Arial" w:cs="Arial"/>
+          <w:sz w:val="18"/>
+          <w:szCs w:val="18"/>
+        </w:rPr>
+        <w:t>JavaScript</w:t>
+      </w:r>
+      <w:proofErr w:type="spellEnd"/>
+      <w:r>
+        <w:rPr>
+          <w:rFonts w:ascii="Arial" w:hAnsi="Arial" w:cs="Arial"/>
+          <w:sz w:val="18"/>
+          <w:szCs w:val="18"/>
+        </w:rPr>
+        <w:t>. Experiência acadêmica e prática no desenvolvimento de aplicações web e projetos interativos, com conhecimentos em lógica de programação, APIs REST e programação orientada a objetos. Busco uma oportunidade para aplicar meus conhecimentos, desenvolver novas habilidades e contr.</w:t>
       </w:r>
     </w:p>
     <w:p>
@@ -240,9 +240,11 @@
           <w:sz w:val="18"/>
           <w:szCs w:val="18"/>
         </w:rPr>
-        <w:t xml:space="preserve">FORMAÇÃO </w:t>
-      </w:r>
-      <w:r>
+        <w:t>FORMAÇÃO ACADÊMICA</w:t>
+      </w:r>
+    </w:p>
+    <w:p>
+      <w:pPr>
         <w:rPr>
           <w:rFonts w:ascii="Arial" w:hAnsi="Arial" w:cs="Arial"/>
           <w:b/>
@@ -250,7 +252,16 @@
           <w:sz w:val="18"/>
           <w:szCs w:val="18"/>
         </w:rPr>
-        <w:t>ACADÊMICA</w:t>
+      </w:pPr>
+      <w:r>
+        <w:rPr>
+          <w:rFonts w:ascii="Arial" w:hAnsi="Arial" w:cs="Arial"/>
+          <w:b/>
+          <w:bCs/>
+          <w:sz w:val="18"/>
+          <w:szCs w:val="18"/>
+        </w:rPr>
+        <w:t xml:space="preserve">Bacharelado em Sistemas de Informação | PUCPR </w:t>
       </w:r>
     </w:p>
     <w:p>
@@ -264,29 +275,67 @@
       <w:r>
         <w:rPr>
           <w:rFonts w:ascii="Arial" w:hAnsi="Arial" w:cs="Arial"/>
-          <w:sz w:val="18"/>
-          <w:szCs w:val="18"/>
-        </w:rPr>
-        <w:t xml:space="preserve">Bacharelado em Sistemas de Informação | PUCPR </w:t>
-      </w:r>
+          <w:i/>
+          <w:iCs/>
+          <w:sz w:val="18"/>
+          <w:szCs w:val="18"/>
+        </w:rPr>
+        <w:t>Cursando (Previsão de conclusão: 2029)</w:t>
+      </w:r>
+      <w:r>
+        <w:rPr>
+          <w:rFonts w:ascii="Arial" w:hAnsi="Arial" w:cs="Arial"/>
+          <w:i/>
+          <w:iCs/>
+          <w:sz w:val="18"/>
+          <w:szCs w:val="18"/>
+        </w:rPr>
+        <w:t xml:space="preserve"> – 3° </w:t>
+      </w:r>
+      <w:proofErr w:type="spellStart"/>
+      <w:r>
+        <w:rPr>
+          <w:rFonts w:ascii="Arial" w:hAnsi="Arial" w:cs="Arial"/>
+          <w:i/>
+          <w:iCs/>
+          <w:sz w:val="18"/>
+          <w:szCs w:val="18"/>
+        </w:rPr>
+        <w:t>periodo</w:t>
+      </w:r>
+      <w:proofErr w:type="spellEnd"/>
     </w:p>
     <w:p>
       <w:pPr>
         <w:rPr>
           <w:rFonts w:ascii="Arial" w:hAnsi="Arial" w:cs="Arial"/>
-          <w:sz w:val="18"/>
-          <w:szCs w:val="18"/>
-        </w:rPr>
-      </w:pPr>
-      <w:r>
-        <w:rPr>
-          <w:rFonts w:ascii="Arial" w:hAnsi="Arial" w:cs="Arial"/>
-          <w:i/>
-          <w:iCs/>
-          <w:sz w:val="18"/>
-          <w:szCs w:val="18"/>
-        </w:rPr>
-        <w:t>Cursando (Previsão de conclusão: 2029)</w:t>
+          <w:b/>
+          <w:bCs/>
+          <w:sz w:val="18"/>
+          <w:szCs w:val="18"/>
+        </w:rPr>
+      </w:pPr>
+      <w:r>
+        <w:rPr>
+          <w:rFonts w:ascii="Arial" w:hAnsi="Arial" w:cs="Arial"/>
+          <w:b/>
+          <w:bCs/>
+          <w:sz w:val="18"/>
+          <w:szCs w:val="18"/>
+        </w:rPr>
+        <w:t>PROJETOS</w:t>
+      </w:r>
+      <w:r>
+        <w:rPr>
+          <w:rFonts w:ascii="Arial" w:hAnsi="Arial" w:cs="Arial"/>
+          <w:b/>
+          <w:bCs/>
+          <w:sz w:val="18"/>
+          <w:szCs w:val="18"/>
+        </w:rPr>
+        <w:pict w14:anchorId="098358E9">
+          <v:rect id="_x0000_i1081" style="width:0;height:1.5pt" o:hralign="center" o:hrstd="t" o:hr="t" fillcolor="#a0a0a0" stroked="f"/>
+        </w:pict>
       </w:r>
     </w:p>
     <w:p>
@@ -307,9 +356,100 @@
           <w:sz w:val="18"/>
           <w:szCs w:val="18"/>
         </w:rPr>
-        <w:t>EXPERI</w:t>
-      </w:r>
-      <w:r>
+        <w:t>Portfólio Pessoal – Em andamento</w:t>
+      </w:r>
+    </w:p>
+    <w:p>
+      <w:pPr>
+        <w:numPr>
+          <w:ilvl w:val="0"/>
+          <w:numId w:val="27"/>
+        </w:numPr>
+        <w:rPr>
+          <w:rFonts w:ascii="Arial" w:hAnsi="Arial" w:cs="Arial"/>
+          <w:sz w:val="18"/>
+          <w:szCs w:val="18"/>
+        </w:rPr>
+      </w:pPr>
+      <w:r>
+        <w:rPr>
+          <w:rFonts w:ascii="Arial" w:hAnsi="Arial" w:cs="Arial"/>
+          <w:sz w:val="18"/>
+          <w:szCs w:val="18"/>
+        </w:rPr>
+        <w:t xml:space="preserve">Site para apresentação de projetos e informações profissionais </w:t>
+      </w:r>
+    </w:p>
+    <w:p>
+      <w:pPr>
+        <w:numPr>
+          <w:ilvl w:val="0"/>
+          <w:numId w:val="27"/>
+        </w:numPr>
+        <w:rPr>
+          <w:rFonts w:ascii="Arial" w:hAnsi="Arial" w:cs="Arial"/>
+          <w:sz w:val="18"/>
+          <w:szCs w:val="18"/>
+        </w:rPr>
+      </w:pPr>
+      <w:r>
+        <w:rPr>
+          <w:rFonts w:ascii="Arial" w:hAnsi="Arial" w:cs="Arial"/>
+          <w:sz w:val="18"/>
+          <w:szCs w:val="18"/>
+        </w:rPr>
+        <w:t xml:space="preserve">Desenvolvido com HTML, CSS e </w:t>
+      </w:r>
+      <w:proofErr w:type="spellStart"/>
+      <w:r>
+        <w:rPr>
+          <w:rFonts w:ascii="Arial" w:hAnsi="Arial" w:cs="Arial"/>
+          <w:sz w:val="18"/>
+          <w:szCs w:val="18"/>
+        </w:rPr>
+        <w:t>JavaScript</w:t>
+      </w:r>
+      <w:proofErr w:type="spellEnd"/>
+      <w:r>
+        <w:rPr>
+          <w:rFonts w:ascii="Arial" w:hAnsi="Arial" w:cs="Arial"/>
+          <w:sz w:val="18"/>
+          <w:szCs w:val="18"/>
+        </w:rPr>
+        <w:t xml:space="preserve"> </w:t>
+      </w:r>
+    </w:p>
+    <w:p>
+      <w:pPr>
+        <w:numPr>
+          <w:ilvl w:val="0"/>
+          <w:numId w:val="27"/>
+        </w:numPr>
+        <w:rPr>
+          <w:rFonts w:ascii="Arial" w:hAnsi="Arial" w:cs="Arial"/>
+          <w:sz w:val="18"/>
+          <w:szCs w:val="18"/>
+        </w:rPr>
+      </w:pPr>
+      <w:r>
+        <w:rPr>
+          <w:rFonts w:ascii="Arial" w:hAnsi="Arial" w:cs="Arial"/>
+          <w:sz w:val="18"/>
+          <w:szCs w:val="18"/>
+        </w:rPr>
+        <w:t>Publicada via</w:t>
+      </w:r>
+      <w:r>
+        <w:rPr>
+          <w:rFonts w:ascii="Arial" w:hAnsi="Arial" w:cs="Arial"/>
+          <w:sz w:val="18"/>
+          <w:szCs w:val="18"/>
+        </w:rPr>
+        <w:t xml:space="preserve"> GitHub Pages</w:t>
+      </w:r>
+    </w:p>
+    <w:p>
+      <w:pPr>
         <w:rPr>
           <w:rFonts w:ascii="Arial" w:hAnsi="Arial" w:cs="Arial"/>
           <w:b/>
@@ -317,8 +457,7 @@
           <w:sz w:val="18"/>
           <w:szCs w:val="18"/>
         </w:rPr>
-        <w:t>Ê</w:t>
-      </w:r>
+      </w:pPr>
       <w:r>
         <w:rPr>
           <w:rFonts w:ascii="Arial" w:hAnsi="Arial" w:cs="Arial"/>
@@ -327,94 +466,98 @@
           <w:sz w:val="18"/>
           <w:szCs w:val="18"/>
         </w:rPr>
-        <w:t>NCIA</w:t>
+        <w:pict w14:anchorId="0EF6A868">
+          <v:rect id="_x0000_i1084" style="width:0;height:1.5pt" o:hralign="center" o:bullet="t" o:hrstd="t" o:hr="t" fillcolor="#a0a0a0" stroked="f"/>
+        </w:pict>
+      </w:r>
+      <w:r>
+        <w:rPr>
+          <w:rFonts w:ascii="Arial" w:hAnsi="Arial" w:cs="Arial"/>
+          <w:sz w:val="18"/>
+          <w:szCs w:val="18"/>
+        </w:rPr>
+        <w:t xml:space="preserve"> </w:t>
+      </w:r>
+      <w:proofErr w:type="spellStart"/>
+      <w:r>
+        <w:rPr>
+          <w:rFonts w:ascii="Arial" w:hAnsi="Arial" w:cs="Arial"/>
+          <w:b/>
+          <w:bCs/>
+          <w:sz w:val="18"/>
+          <w:szCs w:val="18"/>
+        </w:rPr>
+        <w:t>Bonusclass</w:t>
+      </w:r>
+      <w:proofErr w:type="spellEnd"/>
+      <w:r>
+        <w:rPr>
+          <w:rFonts w:ascii="Arial" w:hAnsi="Arial" w:cs="Arial"/>
+          <w:b/>
+          <w:bCs/>
+          <w:sz w:val="18"/>
+          <w:szCs w:val="18"/>
+        </w:rPr>
+        <w:t xml:space="preserve"> - 2026</w:t>
       </w:r>
     </w:p>
     <w:p>
       <w:pPr>
-        <w:rPr>
-          <w:rFonts w:ascii="Arial" w:hAnsi="Arial" w:cs="Arial"/>
-          <w:sz w:val="18"/>
-          <w:szCs w:val="18"/>
-        </w:rPr>
-      </w:pPr>
-      <w:r>
-        <w:rPr>
-          <w:rFonts w:ascii="Arial" w:hAnsi="Arial" w:cs="Arial"/>
-          <w:sz w:val="18"/>
-          <w:szCs w:val="18"/>
-        </w:rPr>
-        <w:t xml:space="preserve">• </w:t>
-      </w:r>
-      <w:r>
-        <w:rPr>
-          <w:rFonts w:ascii="Arial" w:hAnsi="Arial" w:cs="Arial"/>
-          <w:sz w:val="18"/>
-          <w:szCs w:val="18"/>
-        </w:rPr>
-        <w:t>Viv</w:t>
-      </w:r>
-      <w:r>
-        <w:rPr>
-          <w:rFonts w:ascii="Arial" w:hAnsi="Arial" w:cs="Arial"/>
-          <w:sz w:val="18"/>
-          <w:szCs w:val="18"/>
-        </w:rPr>
-        <w:t>ê</w:t>
-      </w:r>
-      <w:r>
-        <w:rPr>
-          <w:rFonts w:ascii="Arial" w:hAnsi="Arial" w:cs="Arial"/>
-          <w:sz w:val="18"/>
-          <w:szCs w:val="18"/>
-        </w:rPr>
-        <w:t>ncia</w:t>
-      </w:r>
-      <w:r>
-        <w:rPr>
-          <w:rFonts w:ascii="Arial" w:hAnsi="Arial" w:cs="Arial"/>
-          <w:sz w:val="18"/>
-          <w:szCs w:val="18"/>
-        </w:rPr>
-        <w:t xml:space="preserve"> acadêmica com organização, validação e manipulação de dados digitais utilizando planilhas e sistemas computacionais.</w:t>
+        <w:numPr>
+          <w:ilvl w:val="0"/>
+          <w:numId w:val="27"/>
+        </w:numPr>
+        <w:rPr>
+          <w:rFonts w:ascii="Arial" w:hAnsi="Arial" w:cs="Arial"/>
+          <w:sz w:val="18"/>
+          <w:szCs w:val="18"/>
+        </w:rPr>
+      </w:pPr>
+      <w:r>
+        <w:rPr>
+          <w:rFonts w:ascii="Arial" w:hAnsi="Arial" w:cs="Arial"/>
+          <w:sz w:val="18"/>
+          <w:szCs w:val="18"/>
+        </w:rPr>
+        <w:t xml:space="preserve"> </w:t>
       </w:r>
     </w:p>
     <w:p>
       <w:pPr>
-        <w:rPr>
-          <w:rFonts w:ascii="Arial" w:hAnsi="Arial" w:cs="Arial"/>
-          <w:sz w:val="18"/>
-          <w:szCs w:val="18"/>
-        </w:rPr>
-      </w:pPr>
-      <w:r>
-        <w:rPr>
-          <w:rFonts w:ascii="Arial" w:hAnsi="Arial" w:cs="Arial"/>
-          <w:sz w:val="18"/>
-          <w:szCs w:val="18"/>
-        </w:rPr>
-        <w:t xml:space="preserve">• </w:t>
-      </w:r>
-      <w:r>
-        <w:rPr>
-          <w:rFonts w:ascii="Arial" w:hAnsi="Arial" w:cs="Arial"/>
-          <w:sz w:val="18"/>
-          <w:szCs w:val="18"/>
-        </w:rPr>
-        <w:t>Análise e conferência de informações digitais com atenção aos detalhes e consistência de dados.</w:t>
-      </w:r>
+        <w:numPr>
+          <w:ilvl w:val="0"/>
+          <w:numId w:val="27"/>
+        </w:numPr>
+        <w:rPr>
+          <w:rFonts w:ascii="Arial" w:hAnsi="Arial" w:cs="Arial"/>
+          <w:sz w:val="18"/>
+          <w:szCs w:val="18"/>
+        </w:rPr>
+      </w:pPr>
     </w:p>
     <w:p>
       <w:pPr>
         <w:rPr>
           <w:rFonts w:ascii="Arial" w:hAnsi="Arial" w:cs="Arial"/>
+          <w:sz w:val="18"/>
+          <w:szCs w:val="18"/>
+        </w:rPr>
+      </w:pPr>
+      <w:r>
+        <w:rPr>
+          <w:rFonts w:ascii="Arial" w:hAnsi="Arial" w:cs="Arial"/>
           <w:b/>
           <w:bCs/>
           <w:sz w:val="18"/>
           <w:szCs w:val="18"/>
         </w:rPr>
-      </w:pPr>
-      <w:r>
+        <w:pict w14:anchorId="27A75561">
+          <v:rect id="_x0000_i1083" style="width:0;height:1.5pt" o:hralign="center" o:hrstd="t" o:hr="t" fillcolor="#a0a0a0" stroked="f"/>
+        </w:pict>
+      </w:r>
+    </w:p>
+    <w:p>
+      <w:pPr>
         <w:rPr>
           <w:rFonts w:ascii="Arial" w:hAnsi="Arial" w:cs="Arial"/>
           <w:b/>
@@ -422,11 +565,135 @@
           <w:sz w:val="18"/>
           <w:szCs w:val="18"/>
         </w:rPr>
-        <w:t>PROJETOS EM DESTAQUE</w:t>
+      </w:pPr>
+      <w:proofErr w:type="spellStart"/>
+      <w:r>
+        <w:rPr>
+          <w:rFonts w:ascii="Arial" w:hAnsi="Arial" w:cs="Arial"/>
+          <w:b/>
+          <w:bCs/>
+          <w:sz w:val="18"/>
+          <w:szCs w:val="18"/>
+        </w:rPr>
+        <w:t>Balls</w:t>
+      </w:r>
+      <w:proofErr w:type="spellEnd"/>
+      <w:r>
+        <w:rPr>
+          <w:rFonts w:ascii="Arial" w:hAnsi="Arial" w:cs="Arial"/>
+          <w:b/>
+          <w:bCs/>
+          <w:sz w:val="18"/>
+          <w:szCs w:val="18"/>
+        </w:rPr>
+        <w:t xml:space="preserve"> Game </w:t>
+      </w:r>
+      <w:proofErr w:type="spellStart"/>
+      <w:r>
+        <w:rPr>
+          <w:rFonts w:ascii="Arial" w:hAnsi="Arial" w:cs="Arial"/>
+          <w:b/>
+          <w:bCs/>
+          <w:sz w:val="18"/>
+          <w:szCs w:val="18"/>
+        </w:rPr>
+        <w:t>Returns</w:t>
+      </w:r>
+      <w:proofErr w:type="spellEnd"/>
+      <w:r>
+        <w:rPr>
+          <w:rFonts w:ascii="Arial" w:hAnsi="Arial" w:cs="Arial"/>
+          <w:b/>
+          <w:bCs/>
+          <w:sz w:val="18"/>
+          <w:szCs w:val="18"/>
+        </w:rPr>
+        <w:t xml:space="preserve"> – 2025</w:t>
       </w:r>
     </w:p>
     <w:p>
       <w:pPr>
+        <w:numPr>
+          <w:ilvl w:val="0"/>
+          <w:numId w:val="28"/>
+        </w:numPr>
+        <w:rPr>
+          <w:rFonts w:ascii="Arial" w:hAnsi="Arial" w:cs="Arial"/>
+          <w:sz w:val="18"/>
+          <w:szCs w:val="18"/>
+        </w:rPr>
+      </w:pPr>
+      <w:r>
+        <w:rPr>
+          <w:rFonts w:ascii="Arial" w:hAnsi="Arial" w:cs="Arial"/>
+          <w:sz w:val="18"/>
+          <w:szCs w:val="18"/>
+        </w:rPr>
+        <w:t xml:space="preserve">Jogo desenvolvido em </w:t>
+      </w:r>
+      <w:proofErr w:type="spellStart"/>
+      <w:r>
+        <w:rPr>
+          <w:rFonts w:ascii="Arial" w:hAnsi="Arial" w:cs="Arial"/>
+          <w:sz w:val="18"/>
+          <w:szCs w:val="18"/>
+        </w:rPr>
+        <w:t>JavaScript</w:t>
+      </w:r>
+      <w:proofErr w:type="spellEnd"/>
+      <w:r>
+        <w:rPr>
+          <w:rFonts w:ascii="Arial" w:hAnsi="Arial" w:cs="Arial"/>
+          <w:sz w:val="18"/>
+          <w:szCs w:val="18"/>
+        </w:rPr>
+        <w:t xml:space="preserve"> utilizando a biblioteca p5.js </w:t>
+      </w:r>
+    </w:p>
+    <w:p>
+      <w:pPr>
+        <w:numPr>
+          <w:ilvl w:val="0"/>
+          <w:numId w:val="28"/>
+        </w:numPr>
+        <w:rPr>
+          <w:rFonts w:ascii="Arial" w:hAnsi="Arial" w:cs="Arial"/>
+          <w:sz w:val="18"/>
+          <w:szCs w:val="18"/>
+        </w:rPr>
+      </w:pPr>
+      <w:r>
+        <w:rPr>
+          <w:rFonts w:ascii="Arial" w:hAnsi="Arial" w:cs="Arial"/>
+          <w:sz w:val="18"/>
+          <w:szCs w:val="18"/>
+        </w:rPr>
+        <w:t xml:space="preserve">Implementação de lógica de movimentação e interação </w:t>
+      </w:r>
+    </w:p>
+    <w:p>
+      <w:pPr>
+        <w:numPr>
+          <w:ilvl w:val="0"/>
+          <w:numId w:val="28"/>
+        </w:numPr>
+        <w:rPr>
+          <w:rFonts w:ascii="Arial" w:hAnsi="Arial" w:cs="Arial"/>
+          <w:sz w:val="18"/>
+          <w:szCs w:val="18"/>
+        </w:rPr>
+      </w:pPr>
+      <w:r>
+        <w:rPr>
+          <w:rFonts w:ascii="Arial" w:hAnsi="Arial" w:cs="Arial"/>
+          <w:sz w:val="18"/>
+          <w:szCs w:val="18"/>
+        </w:rPr>
+        <w:t xml:space="preserve">Projeto autoral com foco em lógica de programação </w:t>
+      </w:r>
+    </w:p>
+    <w:p>
+      <w:pPr>
         <w:rPr>
           <w:rFonts w:ascii="Arial" w:hAnsi="Arial" w:cs="Arial"/>
           <w:b/>
@@ -443,7 +710,9 @@
           <w:sz w:val="18"/>
           <w:szCs w:val="18"/>
         </w:rPr>
-        <w:t>Sistema de Controle de Estoque (em desenvolvimento</w:t>
+        <w:pict w14:anchorId="522775FB">
+          <v:rect id="_x0000_i1082" style="width:0;height:1.5pt" o:hralign="center" o:hrstd="t" o:hr="t" fillcolor="#a0a0a0" stroked="f"/>
+        </w:pict>
       </w:r>
       <w:r>
         <w:rPr>
@@ -453,8 +722,18 @@
           <w:sz w:val="18"/>
           <w:szCs w:val="18"/>
         </w:rPr>
-        <w:t>)</w:t>
-      </w:r>
+        <w:t>HABILIDADES TÉCNICAS</w:t>
+      </w:r>
+    </w:p>
+    <w:p>
+      <w:pPr>
+        <w:rPr>
+          <w:rFonts w:ascii="Arial" w:hAnsi="Arial" w:cs="Arial"/>
+          <w:sz w:val="18"/>
+          <w:szCs w:val="18"/>
+          <w:lang w:eastAsia="pt-BR"/>
+        </w:rPr>
+      </w:pPr>
       <w:r>
         <w:rPr>
           <w:rFonts w:ascii="Arial" w:hAnsi="Arial" w:cs="Arial"/>
@@ -462,492 +741,248 @@
           <w:bCs/>
           <w:sz w:val="18"/>
           <w:szCs w:val="18"/>
+          <w:lang w:eastAsia="pt-BR"/>
+        </w:rPr>
+        <w:t>Linguagens:</w:t>
+      </w:r>
+      <w:r>
+        <w:rPr>
+          <w:rFonts w:ascii="Arial" w:hAnsi="Arial" w:cs="Arial"/>
+          <w:sz w:val="18"/>
+          <w:szCs w:val="18"/>
+          <w:lang w:eastAsia="pt-BR"/>
         </w:rPr>
         <w:t xml:space="preserve"> </w:t>
+      </w:r>
+      <w:proofErr w:type="spellStart"/>
+      <w:r>
+        <w:rPr>
+          <w:rFonts w:ascii="Arial" w:hAnsi="Arial" w:cs="Arial"/>
+          <w:sz w:val="18"/>
+          <w:szCs w:val="18"/>
+          <w:lang w:eastAsia="pt-BR"/>
+        </w:rPr>
+        <w:t>JavaScript</w:t>
+      </w:r>
+      <w:proofErr w:type="spellEnd"/>
+      <w:r>
+        <w:rPr>
+          <w:rFonts w:ascii="Arial" w:hAnsi="Arial" w:cs="Arial"/>
+          <w:sz w:val="18"/>
+          <w:szCs w:val="18"/>
+          <w:lang w:eastAsia="pt-BR"/>
+        </w:rPr>
+        <w:t>, Python, HTML5, CSS3</w:t>
+      </w:r>
+      <w:r>
+        <w:rPr>
+          <w:rFonts w:ascii="Arial" w:hAnsi="Arial" w:cs="Arial"/>
+          <w:sz w:val="18"/>
+          <w:szCs w:val="18"/>
+          <w:lang w:eastAsia="pt-BR"/>
+        </w:rPr>
+        <w:br/>
+      </w:r>
+      <w:r>
+        <w:rPr>
+          <w:rFonts w:ascii="Arial" w:hAnsi="Arial" w:cs="Arial"/>
+          <w:b/>
+          <w:bCs/>
+          <w:sz w:val="18"/>
+          <w:szCs w:val="18"/>
+          <w:lang w:eastAsia="pt-BR"/>
+        </w:rPr>
+        <w:t>Frameworks/Bibliotecas:</w:t>
+      </w:r>
+      <w:r>
+        <w:rPr>
+          <w:rFonts w:ascii="Arial" w:hAnsi="Arial" w:cs="Arial"/>
+          <w:sz w:val="18"/>
+          <w:szCs w:val="18"/>
+          <w:lang w:eastAsia="pt-BR"/>
+        </w:rPr>
+        <w:t xml:space="preserve"> Node.js, </w:t>
+      </w:r>
+      <w:proofErr w:type="spellStart"/>
+      <w:r>
+        <w:rPr>
+          <w:rFonts w:ascii="Arial" w:hAnsi="Arial" w:cs="Arial"/>
+          <w:sz w:val="18"/>
+          <w:szCs w:val="18"/>
+          <w:lang w:eastAsia="pt-BR"/>
+        </w:rPr>
+        <w:t>React</w:t>
+      </w:r>
+      <w:proofErr w:type="spellEnd"/>
+      <w:r>
+        <w:rPr>
+          <w:rFonts w:ascii="Arial" w:hAnsi="Arial" w:cs="Arial"/>
+          <w:sz w:val="18"/>
+          <w:szCs w:val="18"/>
+          <w:lang w:eastAsia="pt-BR"/>
+        </w:rPr>
+        <w:t>, p5.js</w:t>
+      </w:r>
+      <w:r>
+        <w:rPr>
+          <w:rFonts w:ascii="Arial" w:hAnsi="Arial" w:cs="Arial"/>
+          <w:sz w:val="18"/>
+          <w:szCs w:val="18"/>
+          <w:lang w:eastAsia="pt-BR"/>
+        </w:rPr>
+        <w:br/>
+      </w:r>
+      <w:r>
+        <w:rPr>
+          <w:rFonts w:ascii="Arial" w:hAnsi="Arial" w:cs="Arial"/>
+          <w:b/>
+          <w:bCs/>
+          <w:sz w:val="18"/>
+          <w:szCs w:val="18"/>
+          <w:lang w:eastAsia="pt-BR"/>
+        </w:rPr>
+        <w:t>Conceitos:</w:t>
+      </w:r>
+      <w:r>
+        <w:rPr>
+          <w:rFonts w:ascii="Arial" w:hAnsi="Arial" w:cs="Arial"/>
+          <w:sz w:val="18"/>
+          <w:szCs w:val="18"/>
+          <w:lang w:eastAsia="pt-BR"/>
+        </w:rPr>
+        <w:t xml:space="preserve"> POO, APIs REST, </w:t>
+      </w:r>
+      <w:r>
+        <w:rPr>
+          <w:rFonts w:ascii="Arial" w:hAnsi="Arial" w:cs="Arial"/>
+          <w:sz w:val="18"/>
+          <w:szCs w:val="18"/>
+          <w:lang w:eastAsia="pt-BR"/>
+        </w:rPr>
+        <w:t>l</w:t>
+      </w:r>
+      <w:r>
+        <w:rPr>
+          <w:rFonts w:ascii="Arial" w:hAnsi="Arial" w:cs="Arial"/>
+          <w:sz w:val="18"/>
+          <w:szCs w:val="18"/>
+          <w:lang w:eastAsia="pt-BR"/>
+        </w:rPr>
+        <w:t>ó</w:t>
+      </w:r>
+      <w:r>
+        <w:rPr>
+          <w:rFonts w:ascii="Arial" w:hAnsi="Arial" w:cs="Arial"/>
+          <w:sz w:val="18"/>
+          <w:szCs w:val="18"/>
+          <w:lang w:eastAsia="pt-BR"/>
+        </w:rPr>
+        <w:t>gica</w:t>
+      </w:r>
+      <w:r>
+        <w:rPr>
+          <w:rFonts w:ascii="Arial" w:hAnsi="Arial" w:cs="Arial"/>
+          <w:sz w:val="18"/>
+          <w:szCs w:val="18"/>
+          <w:lang w:eastAsia="pt-BR"/>
+        </w:rPr>
+        <w:t xml:space="preserve"> de programa</w:t>
+      </w:r>
+      <w:r>
+        <w:rPr>
+          <w:rFonts w:ascii="Arial" w:hAnsi="Arial" w:cs="Arial"/>
+          <w:sz w:val="18"/>
+          <w:szCs w:val="18"/>
+          <w:lang w:eastAsia="pt-BR"/>
+        </w:rPr>
+        <w:t>ção</w:t>
+      </w:r>
+      <w:r>
+        <w:rPr>
+          <w:rFonts w:ascii="Arial" w:hAnsi="Arial" w:cs="Arial"/>
+          <w:sz w:val="18"/>
+          <w:szCs w:val="18"/>
+          <w:lang w:eastAsia="pt-BR"/>
+        </w:rPr>
+        <w:br/>
+      </w:r>
+      <w:r>
+        <w:rPr>
+          <w:rFonts w:ascii="Arial" w:hAnsi="Arial" w:cs="Arial"/>
+          <w:b/>
+          <w:bCs/>
+          <w:sz w:val="18"/>
+          <w:szCs w:val="18"/>
+          <w:lang w:eastAsia="pt-BR"/>
+        </w:rPr>
+        <w:t>Ferramentas:</w:t>
+      </w:r>
+      <w:r>
+        <w:rPr>
+          <w:rFonts w:ascii="Arial" w:hAnsi="Arial" w:cs="Arial"/>
+          <w:sz w:val="18"/>
+          <w:szCs w:val="18"/>
+          <w:lang w:eastAsia="pt-BR"/>
+        </w:rPr>
+        <w:t xml:space="preserve"> </w:t>
+      </w:r>
+      <w:proofErr w:type="spellStart"/>
+      <w:r>
+        <w:rPr>
+          <w:rFonts w:ascii="Arial" w:hAnsi="Arial" w:cs="Arial"/>
+          <w:sz w:val="18"/>
+          <w:szCs w:val="18"/>
+          <w:lang w:eastAsia="pt-BR"/>
+        </w:rPr>
+        <w:t>Git</w:t>
+      </w:r>
+      <w:proofErr w:type="spellEnd"/>
+      <w:r>
+        <w:rPr>
+          <w:rFonts w:ascii="Arial" w:hAnsi="Arial" w:cs="Arial"/>
+          <w:sz w:val="18"/>
+          <w:szCs w:val="18"/>
+          <w:lang w:eastAsia="pt-BR"/>
+        </w:rPr>
+        <w:t>, GitHub</w:t>
       </w:r>
     </w:p>
     <w:p>
       <w:pPr>
         <w:rPr>
           <w:rFonts w:ascii="Arial" w:hAnsi="Arial" w:cs="Arial"/>
-          <w:sz w:val="18"/>
-          <w:szCs w:val="18"/>
-        </w:rPr>
-      </w:pPr>
-      <w:r>
-        <w:rPr>
-          <w:rFonts w:ascii="Arial" w:hAnsi="Arial" w:cs="Arial"/>
-          <w:sz w:val="18"/>
-          <w:szCs w:val="18"/>
-        </w:rPr>
-        <w:t>• Desenvolvimento de sistema para controle e atualização de produtos utilizando banco de dados.</w:t>
-      </w:r>
-      <w:r>
-        <w:rPr>
-          <w:rFonts w:ascii="Arial" w:hAnsi="Arial" w:cs="Arial"/>
-          <w:sz w:val="18"/>
-          <w:szCs w:val="18"/>
-        </w:rPr>
-        <w:br/>
-        <w:t>• Estruturação de registros de entrada e saída de itens.</w:t>
-      </w:r>
-      <w:r>
-        <w:rPr>
-          <w:rFonts w:ascii="Arial" w:hAnsi="Arial" w:cs="Arial"/>
-          <w:sz w:val="18"/>
-          <w:szCs w:val="18"/>
-        </w:rPr>
-        <w:br/>
-        <w:t>• Integração planejada com leitura de código de barras para automação de processos.</w:t>
-      </w:r>
-      <w:r>
-        <w:rPr>
-          <w:rFonts w:ascii="Arial" w:hAnsi="Arial" w:cs="Arial"/>
-          <w:sz w:val="18"/>
-          <w:szCs w:val="18"/>
-        </w:rPr>
-        <w:br/>
-        <w:t>• Aplicação de lógica de organização e manipulação de dados.</w:t>
+          <w:b/>
+          <w:bCs/>
+          <w:sz w:val="18"/>
+          <w:szCs w:val="18"/>
+        </w:rPr>
+      </w:pPr>
+      <w:r>
+        <w:rPr>
+          <w:rFonts w:ascii="Arial" w:hAnsi="Arial" w:cs="Arial"/>
+          <w:b/>
+          <w:bCs/>
+          <w:sz w:val="18"/>
+          <w:szCs w:val="18"/>
+        </w:rPr>
+        <w:t>COMPETÊNCIAS PESSOAIS (SOFT SKILLS)</w:t>
       </w:r>
     </w:p>
     <w:p>
       <w:pPr>
         <w:rPr>
           <w:rFonts w:ascii="Arial" w:hAnsi="Arial" w:cs="Arial"/>
-          <w:b/>
-          <w:bCs/>
-          <w:sz w:val="18"/>
-          <w:szCs w:val="18"/>
-        </w:rPr>
-      </w:pPr>
-      <w:r>
-        <w:rPr>
-          <w:rFonts w:ascii="Arial" w:hAnsi="Arial" w:cs="Arial"/>
-          <w:b/>
-          <w:bCs/>
-          <w:sz w:val="18"/>
-          <w:szCs w:val="18"/>
-        </w:rPr>
-        <w:t>Portfólio Pessoal</w:t>
-      </w:r>
-      <w:r>
-        <w:rPr>
-          <w:rFonts w:ascii="Arial" w:hAnsi="Arial" w:cs="Arial"/>
-          <w:b/>
-          <w:bCs/>
-          <w:sz w:val="18"/>
-          <w:szCs w:val="18"/>
-        </w:rPr>
-        <w:t xml:space="preserve"> (2026)</w:t>
-      </w:r>
-      <w:r>
-        <w:rPr>
-          <w:rFonts w:ascii="Arial" w:hAnsi="Arial" w:cs="Arial"/>
-          <w:b/>
-          <w:bCs/>
-          <w:sz w:val="18"/>
-          <w:szCs w:val="18"/>
-        </w:rPr>
-        <w:t xml:space="preserve"> | HTML5, CSS3, JavaScript</w:t>
-      </w:r>
-    </w:p>
-    <w:p>
-      <w:pPr>
-        <w:rPr>
-          <w:rFonts w:ascii="Arial" w:hAnsi="Arial" w:cs="Arial"/>
-          <w:sz w:val="18"/>
-          <w:szCs w:val="18"/>
-        </w:rPr>
-      </w:pPr>
-      <w:r>
-        <w:rPr>
-          <w:rFonts w:ascii="Arial" w:hAnsi="Arial" w:cs="Arial"/>
-          <w:sz w:val="18"/>
-          <w:szCs w:val="18"/>
-        </w:rPr>
-        <w:t>• Desenvolvimento e organização de interface digital responsiva.</w:t>
-      </w:r>
-      <w:r>
-        <w:rPr>
-          <w:rFonts w:ascii="Arial" w:hAnsi="Arial" w:cs="Arial"/>
-          <w:sz w:val="18"/>
-          <w:szCs w:val="18"/>
-        </w:rPr>
-        <w:br/>
-        <w:t>• Gerenciamento de informações e estruturação de conteúdo.</w:t>
-      </w:r>
-      <w:r>
-        <w:rPr>
-          <w:rFonts w:ascii="Arial" w:hAnsi="Arial" w:cs="Arial"/>
-          <w:sz w:val="18"/>
-          <w:szCs w:val="18"/>
-        </w:rPr>
-        <w:br/>
-        <w:t>• Utilização de ferramentas web e sistemas para controle e apresentação de dados.</w:t>
-      </w:r>
-    </w:p>
-    <w:p>
-      <w:pPr>
-        <w:rPr>
-          <w:rFonts w:ascii="Arial" w:hAnsi="Arial" w:cs="Arial"/>
-          <w:b/>
-          <w:bCs/>
-          <w:sz w:val="18"/>
-          <w:szCs w:val="18"/>
-        </w:rPr>
-      </w:pPr>
-      <w:r>
-        <w:rPr>
-          <w:rFonts w:ascii="Arial" w:hAnsi="Arial" w:cs="Arial"/>
-          <w:b/>
-          <w:bCs/>
-          <w:sz w:val="18"/>
-          <w:szCs w:val="18"/>
-        </w:rPr>
-        <w:t>HABILIDADES TÉCNICAS</w:t>
-      </w:r>
-    </w:p>
-    <w:p>
-      <w:pPr>
-        <w:rPr>
-          <w:sz w:val="18"/>
-          <w:szCs w:val="18"/>
-          <w:lang w:eastAsia="pt-BR"/>
-        </w:rPr>
-      </w:pPr>
-      <w:r>
-        <w:rPr>
-          <w:rFonts w:hAnsi="Symbol"/>
-          <w:sz w:val="18"/>
-          <w:szCs w:val="18"/>
-          <w:lang w:eastAsia="pt-BR"/>
-        </w:rPr>
-        <w:t></w:t>
-      </w:r>
-      <w:r>
-        <w:rPr>
-          <w:sz w:val="18"/>
-          <w:szCs w:val="18"/>
-          <w:lang w:eastAsia="pt-BR"/>
-        </w:rPr>
-        <w:t xml:space="preserve"> Pacote</w:t>
-      </w:r>
-      <w:r>
-        <w:rPr>
-          <w:sz w:val="18"/>
-          <w:szCs w:val="18"/>
-          <w:lang w:eastAsia="pt-BR"/>
-        </w:rPr>
-        <w:t xml:space="preserve"> Office Intermediário (Word, Excel e PowerPoint) </w:t>
-      </w:r>
-    </w:p>
-    <w:p>
-      <w:pPr>
-        <w:rPr>
-          <w:sz w:val="18"/>
-          <w:szCs w:val="18"/>
-          <w:lang w:eastAsia="pt-BR"/>
-        </w:rPr>
-      </w:pPr>
-      <w:r>
-        <w:rPr>
-          <w:rFonts w:hAnsi="Symbol"/>
-          <w:sz w:val="18"/>
-          <w:szCs w:val="18"/>
-          <w:lang w:eastAsia="pt-BR"/>
-        </w:rPr>
-        <w:t></w:t>
-      </w:r>
-      <w:r>
-        <w:rPr>
-          <w:sz w:val="18"/>
-          <w:szCs w:val="18"/>
-          <w:lang w:eastAsia="pt-BR"/>
-        </w:rPr>
-        <w:t xml:space="preserve"> Digitação</w:t>
-      </w:r>
-      <w:r>
-        <w:rPr>
-          <w:sz w:val="18"/>
-          <w:szCs w:val="18"/>
-          <w:lang w:eastAsia="pt-BR"/>
-        </w:rPr>
-        <w:t xml:space="preserve"> e operação de sistemas </w:t>
-      </w:r>
-    </w:p>
-    <w:p>
-      <w:pPr>
-        <w:rPr>
-          <w:sz w:val="18"/>
-          <w:szCs w:val="18"/>
-          <w:lang w:eastAsia="pt-BR"/>
-        </w:rPr>
-      </w:pPr>
-      <w:r>
-        <w:rPr>
-          <w:rFonts w:hAnsi="Symbol"/>
-          <w:sz w:val="18"/>
-          <w:szCs w:val="18"/>
-          <w:lang w:eastAsia="pt-BR"/>
-        </w:rPr>
-        <w:t></w:t>
-      </w:r>
-      <w:r>
-        <w:rPr>
-          <w:sz w:val="18"/>
-          <w:szCs w:val="18"/>
-          <w:lang w:eastAsia="pt-BR"/>
-        </w:rPr>
-        <w:t xml:space="preserve"> Organização</w:t>
-      </w:r>
-      <w:r>
-        <w:rPr>
-          <w:sz w:val="18"/>
-          <w:szCs w:val="18"/>
-          <w:lang w:eastAsia="pt-BR"/>
-        </w:rPr>
-        <w:t xml:space="preserve"> e conferência de informações </w:t>
-      </w:r>
-    </w:p>
-    <w:p>
-      <w:pPr>
-        <w:rPr>
-          <w:sz w:val="18"/>
-          <w:szCs w:val="18"/>
-        </w:rPr>
-      </w:pPr>
-      <w:r>
-        <w:rPr>
-          <w:rFonts w:hAnsi="Symbol"/>
-          <w:sz w:val="18"/>
-          <w:szCs w:val="18"/>
-          <w:lang w:eastAsia="pt-BR"/>
-        </w:rPr>
-        <w:t></w:t>
-      </w:r>
-      <w:r>
-        <w:rPr>
-          <w:rFonts w:hAnsi="Symbol"/>
-          <w:sz w:val="18"/>
-          <w:szCs w:val="18"/>
-          <w:lang w:eastAsia="pt-BR"/>
-        </w:rPr>
-        <w:t xml:space="preserve"> </w:t>
-      </w:r>
-      <w:r>
-        <w:rPr>
-          <w:sz w:val="18"/>
-          <w:szCs w:val="18"/>
-        </w:rPr>
-        <w:t>Linguagens: JavaScript (ES6+), Python, HTML5</w:t>
-      </w:r>
-      <w:r>
-        <w:rPr>
-          <w:sz w:val="18"/>
-          <w:szCs w:val="18"/>
-        </w:rPr>
-        <w:t xml:space="preserve"> e</w:t>
-      </w:r>
-      <w:r>
-        <w:rPr>
-          <w:sz w:val="18"/>
-          <w:szCs w:val="18"/>
-        </w:rPr>
-        <w:t xml:space="preserve"> CSS3.</w:t>
-      </w:r>
-    </w:p>
-    <w:p>
-      <w:pPr>
-        <w:rPr>
-          <w:sz w:val="18"/>
-          <w:szCs w:val="18"/>
-        </w:rPr>
-      </w:pPr>
-      <w:r>
-        <w:rPr>
-          <w:rFonts w:hAnsi="Symbol"/>
-          <w:sz w:val="18"/>
-          <w:szCs w:val="18"/>
-          <w:lang w:eastAsia="pt-BR"/>
-        </w:rPr>
-        <w:t></w:t>
-      </w:r>
-      <w:r>
-        <w:rPr>
-          <w:rFonts w:hAnsi="Symbol"/>
-          <w:sz w:val="18"/>
-          <w:szCs w:val="18"/>
-          <w:lang w:eastAsia="pt-BR"/>
-        </w:rPr>
-        <w:t xml:space="preserve"> Git e Git</w:t>
-      </w:r>
-      <w:r>
-        <w:rPr>
-          <w:rFonts w:hAnsi="Symbol"/>
-          <w:sz w:val="18"/>
-          <w:szCs w:val="18"/>
-          <w:lang w:eastAsia="pt-BR"/>
-        </w:rPr>
-        <w:t>H</w:t>
-      </w:r>
-      <w:r>
-        <w:rPr>
-          <w:rFonts w:hAnsi="Symbol"/>
-          <w:sz w:val="18"/>
-          <w:szCs w:val="18"/>
-          <w:lang w:eastAsia="pt-BR"/>
-        </w:rPr>
-        <w:t>ub</w:t>
-      </w:r>
-    </w:p>
-    <w:p>
-      <w:pPr>
-        <w:rPr>
-          <w:rFonts w:ascii="Arial" w:hAnsi="Arial" w:cs="Arial"/>
-          <w:b/>
-          <w:bCs/>
-          <w:sz w:val="18"/>
-          <w:szCs w:val="18"/>
-        </w:rPr>
-      </w:pPr>
-      <w:r>
-        <w:rPr>
-          <w:rFonts w:ascii="Arial" w:hAnsi="Arial" w:cs="Arial"/>
-          <w:b/>
-          <w:bCs/>
-          <w:sz w:val="18"/>
-          <w:szCs w:val="18"/>
-        </w:rPr>
-        <w:t>COMPETÊNCIAS PESSOAIS (SOFT SKILLS)</w:t>
-      </w:r>
-    </w:p>
-    <w:p>
-      <w:pPr>
-        <w:rPr>
-          <w:rFonts w:ascii="Arial" w:hAnsi="Arial" w:cs="Arial"/>
-          <w:sz w:val="18"/>
-          <w:szCs w:val="18"/>
-        </w:rPr>
-      </w:pPr>
-      <w:r>
-        <w:rPr>
-          <w:rFonts w:ascii="Arial" w:hAnsi="Arial" w:cs="Arial"/>
-          <w:sz w:val="18"/>
-          <w:szCs w:val="18"/>
-        </w:rPr>
-        <w:t xml:space="preserve"> Atenção aos detalhes</w:t>
-      </w:r>
-      <w:r>
-        <w:rPr>
-          <w:rFonts w:ascii="Arial" w:hAnsi="Arial" w:cs="Arial"/>
-          <w:sz w:val="18"/>
-          <w:szCs w:val="18"/>
-        </w:rPr>
-        <w:t>,</w:t>
-      </w:r>
-      <w:r>
-        <w:rPr>
-          <w:rFonts w:ascii="Arial" w:hAnsi="Arial" w:cs="Arial"/>
-          <w:sz w:val="18"/>
-          <w:szCs w:val="18"/>
-        </w:rPr>
-        <w:t xml:space="preserve"> Organização e responsabilidade</w:t>
-      </w:r>
-      <w:r>
-        <w:rPr>
-          <w:rFonts w:ascii="Arial" w:hAnsi="Arial" w:cs="Arial"/>
-          <w:sz w:val="18"/>
-          <w:szCs w:val="18"/>
-        </w:rPr>
-        <w:t>,</w:t>
-      </w:r>
-      <w:r>
-        <w:rPr>
-          <w:rFonts w:ascii="Arial" w:hAnsi="Arial" w:cs="Arial"/>
-          <w:sz w:val="18"/>
-          <w:szCs w:val="18"/>
-        </w:rPr>
-        <w:t xml:space="preserve"> Facilidade com sistemas digitais</w:t>
-      </w:r>
-      <w:r>
-        <w:rPr>
-          <w:rFonts w:ascii="Arial" w:hAnsi="Arial" w:cs="Arial"/>
-          <w:sz w:val="18"/>
-          <w:szCs w:val="18"/>
-        </w:rPr>
-        <w:t>,</w:t>
-      </w:r>
-      <w:r>
-        <w:rPr>
-          <w:rFonts w:ascii="Arial" w:hAnsi="Arial" w:cs="Arial"/>
-          <w:sz w:val="18"/>
-          <w:szCs w:val="18"/>
-        </w:rPr>
-        <w:t xml:space="preserve"> Agilidade no aprendizado</w:t>
-      </w:r>
-      <w:r>
-        <w:rPr>
-          <w:rFonts w:ascii="Arial" w:hAnsi="Arial" w:cs="Arial"/>
-          <w:sz w:val="18"/>
-          <w:szCs w:val="18"/>
-        </w:rPr>
-        <w:t xml:space="preserve">, </w:t>
-      </w:r>
-      <w:r>
-        <w:rPr>
-          <w:rFonts w:ascii="Arial" w:hAnsi="Arial" w:cs="Arial"/>
-          <w:sz w:val="18"/>
-          <w:szCs w:val="18"/>
-        </w:rPr>
-        <w:t>Trabalho em equipe</w:t>
-      </w:r>
-      <w:r>
-        <w:rPr>
-          <w:rFonts w:ascii="Arial" w:hAnsi="Arial" w:cs="Arial"/>
-          <w:sz w:val="18"/>
-          <w:szCs w:val="18"/>
-        </w:rPr>
-        <w:t>,</w:t>
-      </w:r>
-      <w:r>
-        <w:rPr>
-          <w:rFonts w:ascii="Arial" w:hAnsi="Arial" w:cs="Arial"/>
-          <w:sz w:val="18"/>
-          <w:szCs w:val="18"/>
-        </w:rPr>
-        <w:t xml:space="preserve"> Boa comunicação</w:t>
-      </w:r>
-      <w:r>
-        <w:rPr>
-          <w:rFonts w:ascii="Arial" w:hAnsi="Arial" w:cs="Arial"/>
-          <w:sz w:val="18"/>
-          <w:szCs w:val="18"/>
-        </w:rPr>
-        <w:t xml:space="preserve">, </w:t>
-      </w:r>
-      <w:r>
-        <w:rPr>
-          <w:rFonts w:ascii="Arial" w:hAnsi="Arial" w:cs="Arial"/>
-          <w:sz w:val="18"/>
-          <w:szCs w:val="18"/>
-        </w:rPr>
-        <w:t>Facilidade em seguir procedimentos e rotinas operacionais</w:t>
-      </w:r>
-      <w:r>
-        <w:rPr>
-          <w:rFonts w:ascii="Arial" w:hAnsi="Arial" w:cs="Arial"/>
-          <w:sz w:val="18"/>
-          <w:szCs w:val="18"/>
-        </w:rPr>
-        <w:t>,</w:t>
-      </w:r>
-      <w:r>
-        <w:rPr>
-          <w:rFonts w:ascii="Arial" w:hAnsi="Arial" w:cs="Arial"/>
-          <w:sz w:val="18"/>
-          <w:szCs w:val="18"/>
-        </w:rPr>
-        <w:t xml:space="preserve"> Comprometimento com precisão e confiabilidade das informações</w:t>
+          <w:sz w:val="18"/>
+          <w:szCs w:val="18"/>
+        </w:rPr>
+      </w:pPr>
+      <w:r>
+        <w:rPr>
+          <w:rFonts w:ascii="Arial" w:hAnsi="Arial" w:cs="Arial"/>
+          <w:sz w:val="18"/>
+          <w:szCs w:val="18"/>
+        </w:rPr>
+        <w:t>Comunicação interpessoal, trabalho em equipe e alta adaptabilidade a novos desafios técnicos.</w:t>
       </w:r>
     </w:p>
     <w:p>
@@ -987,28 +1022,7 @@
           <w:sz w:val="18"/>
           <w:szCs w:val="18"/>
         </w:rPr>
-        <w:t>Inglês: Avançado.</w:t>
-      </w:r>
-    </w:p>
-    <w:p>
-      <w:pPr>
-        <w:numPr>
-          <w:ilvl w:val="0"/>
-          <w:numId w:val="25"/>
-        </w:numPr>
-        <w:rPr>
-          <w:rFonts w:ascii="Arial" w:hAnsi="Arial" w:cs="Arial"/>
-          <w:sz w:val="18"/>
-          <w:szCs w:val="18"/>
-        </w:rPr>
-      </w:pPr>
-      <w:r>
-        <w:rPr>
-          <w:rFonts w:ascii="Arial" w:hAnsi="Arial" w:cs="Arial"/>
-          <w:sz w:val="18"/>
-          <w:szCs w:val="18"/>
-        </w:rPr>
-        <w:t>Espanhol: Básico.</w:t>
+        <w:t>Inglês: Avançado</w:t>
       </w:r>
     </w:p>
     <w:sectPr>
@@ -1022,7 +1036,27 @@
 </file>
 
 <file path=word/numbering.xml><?xml version="1.0" encoding="utf-8"?>
-<w:numbering xmlns:wpc="http://schemas.microsoft.com/office/word/2010/wordprocessingCanvas" xmlns:cx="http://schemas.microsoft.com/office/drawing/2014/chartex" xmlns:cx1="http://schemas.microsoft.com/office/drawing/2015/9/8/chartex" xmlns:cx2="http://schemas.microsoft.com/office/drawing/2015/10/21/chartex" xmlns:cx3="http://schemas.microsoft.com/office/drawing/2016/5/9/chartex" xmlns:cx4="http://schemas.microsoft.com/office/drawing/2016/5/10/chartex" xmlns:cx5="http://schemas.microsoft.com/office/drawing/2016/5/11/chartex" xmlns:cx6="http://schemas.microsoft.com/office/drawing/2016/5/12/chartex" xmlns:cx7="http://schemas.microsoft.com/office/drawing/2016/5/13/chartex" xmlns:cx8="http://schemas.microsoft.com/office/drawing/2016/5/14/chartex" xmlns:mc="http://schemas.openxmlformats.org/markup-compatibility/2006" xmlns:aink="http://schemas.microsoft.com/office/drawing/2016/ink" xmlns:am3d="http://schemas.microsoft.com/office/drawing/2017/model3d" xmlns:o="urn:schemas-microsoft-com:office:office" xmlns:oel="http://schemas.microsoft.com/office/2019/extlst" xmlns:r="http://schemas.openxmlformats.org/officeDocument/2006/relationships" xmlns:m="http://schemas.openxmlformats.org/officeDocument/2006/math" xmlns:v="urn:schemas-microsoft-com:vml" xmlns:wp14="http://schemas.microsoft.com/office/word/2010/wordprocessingDrawing" xmlns:wp="http://schemas.openxmlformats.org/drawingml/2006/wordprocessingDrawing" xmlns:w10="urn:schemas-microsoft-com:office:word" xmlns:w="http://schemas.openxmlformats.org/wordprocessingml/2006/main" xmlns:w14="http://schemas.microsoft.com/office/word/2010/wordml" xmlns:w15="http://schemas.microsoft.com/office/word/2012/wordml" xmlns:w16cex="http://schemas.microsoft.com/office/word/2018/wordml/cex" xmlns:w16cid="http://schemas.microsoft.com/office/word/2016/wordml/cid" xmlns:w16="http://schemas.microsoft.com/office/word/2018/wordml" xmlns:w16du="http://schemas.microsoft.com/office/word/2023/wordml/word16du" xmlns:w16sdtdh="http://schemas.microsoft.com/office/word/2020/wordml/sdtdatahash" xmlns:w16sdtfl="http://schemas.microsoft.com/office/word/2024/wordml/sdtformatlock" xmlns:w16se="http://schemas.microsoft.com/office/word/2015/wordml/symex" xmlns:wpg="http://schemas.microsoft.com/office/word/2010/wordprocessingGroup" xmlns:wpi="http://schemas.microsoft.com/office/word/2010/wordprocessingInk" xmlns:wne="http://schemas.microsoft.com/office/word/2006/wordml" xmlns:wps="http://schemas.microsoft.com/office/word/2010/wordprocessingShape" mc:Ignorable="w14 w15 w16se w16cid w16 w16cex w16sdtdh w16sdtfl w16du wp14">
+<w:numbering xmlns:wpc="http://schemas.microsoft.com/office/word/2010/wordprocessingCanvas" xmlns:cx="http://schemas.microsoft.com/office/drawing/2014/chartex" xmlns:cx1="http://schemas.microsoft.com/office/drawing/2015/9/8/chartex" xmlns:cx2="http://schemas.microsoft.com/office/drawing/2015/10/21/chartex" xmlns:cx3="http://schemas.microsoft.com/office/drawing/2016/5/9/chartex" xmlns:cx4="http://schemas.microsoft.com/office/drawing/2016/5/10/chartex" xmlns:cx5="http://schemas.microsoft.com/office/drawing/2016/5/11/chartex" xmlns:cx6="http://schemas.microsoft.com/office/drawing/2016/5/12/chartex" xmlns:cx7="http://schemas.microsoft.com/office/drawing/2016/5/13/chartex" xmlns:cx8="http://schemas.microsoft.com/office/drawing/2016/5/14/chartex" xmlns:mc="http://schemas.openxmlformats.org/markup-compatibility/2006" xmlns:aink="http://schemas.microsoft.com/office/drawing/2016/ink" xmlns:am3d="http://schemas.microsoft.com/office/drawing/2017/model3d" xmlns:o="urn:schemas-microsoft-com:office:office" xmlns:oel="http://schemas.microsoft.com/office/2019/extlst" xmlns:r="http://schemas.openxmlformats.org/officeDocument/2006/relationships" xmlns:m="http://schemas.openxmlformats.org/officeDocument/2006/math" xmlns:v="urn:schemas-microsoft-com:vml" xmlns:wp14="http://schemas.microsoft.com/office/word/2010/wordprocessingDrawing" xmlns:wp="http://schemas.openxmlformats.org/drawingml/2006/wordprocessingDrawing" xmlns:w10="urn:schemas-microsoft-com:office:word" xmlns:w="http://schemas.openxmlformats.org/wordprocessingml/2006/main" xmlns:w14="http://schemas.microsoft.com/office/word/2010/wordml" xmlns:w15="http://schemas.microsoft.com/office/word/2012/wordml" xmlns:w16cei="http://schemas.microsoft.com/office/word/2026/wordml/cei" xmlns:w16cex="http://schemas.microsoft.com/office/word/2018/wordml/cex" xmlns:w16cid="http://schemas.microsoft.com/office/word/2016/wordml/cid" xmlns:w16="http://schemas.microsoft.com/office/word/2018/wordml" xmlns:w16du="http://schemas.microsoft.com/office/word/2023/wordml/word16du" xmlns:w16sdtdh="http://schemas.microsoft.com/office/word/2020/wordml/sdtdatahash" xmlns:w16sdtfl="http://schemas.microsoft.com/office/word/2024/wordml/sdtformatlock" xmlns:w16se="http://schemas.microsoft.com/office/word/2015/wordml/symex" xmlns:wpg="http://schemas.microsoft.com/office/word/2010/wordprocessingGroup" xmlns:wpi="http://schemas.microsoft.com/office/word/2010/wordprocessingInk" xmlns:wne="http://schemas.microsoft.com/office/word/2006/wordml" xmlns:wps="http://schemas.microsoft.com/office/word/2010/wordprocessingShape" mc:Ignorable="w14 w15 w16se w16cid w16 w16cex w16sdtdh w16sdtfl w16du wp14">
+  <w:numPicBullet w:numPicBulletId="0">
+    <w:pict>
+      <v:rect id="_x0000_i1025" style="width:0;height:1.5pt" o:hralign="center" o:bullet="t" o:hrstd="t" o:hr="t" fillcolor="#a0a0a0" stroked="f"/>
+    </w:pict>
+  </w:numPicBullet>
+  <w:numPicBullet w:numPicBulletId="1">
+    <w:pict>
+      <v:rect id="_x0000_i1026" style="width:0;height:1.5pt" o:hralign="center" o:bullet="t" o:hrstd="t" o:hr="t" fillcolor="#a0a0a0" stroked="f"/>
+    </w:pict>
+  </w:numPicBullet>
+  <w:numPicBullet w:numPicBulletId="2">
+    <w:pict>
+      <v:rect id="_x0000_i1027" style="width:0;height:1.5pt" o:hralign="center" o:bullet="t" o:hrstd="t" o:hr="t" fillcolor="#a0a0a0" stroked="f"/>
+    </w:pict>
+  </w:numPicBullet>
+  <w:numPicBullet w:numPicBulletId="3">
+    <w:pict>
+      <v:rect id="_x0000_i1028" style="width:0;height:1.5pt" o:hralign="center" o:bullet="t" o:hrstd="t" o:hr="t" fillcolor="#a0a0a0" stroked="f"/>
+    </w:pict>
+  </w:numPicBullet>
   <w:abstractNum w:abstractNumId="0" w15:restartNumberingAfterBreak="0">
     <w:nsid w:val="033C5562"/>
     <w:multiLevelType w:val="multilevel"/>
@@ -2961,6 +2995,304 @@
     </w:lvl>
   </w:abstractNum>
   <w:abstractNum w:abstractNumId="13" w15:restartNumberingAfterBreak="0">
+    <w:nsid w:val="4A624756"/>
+    <w:multiLevelType w:val="multilevel"/>
+    <w:tmpl w:val="D3BE991A"/>
+    <w:lvl w:ilvl="0">
+      <w:start w:val="1"/>
+      <w:numFmt w:val="bullet"/>
+      <w:lvlText w:val=""/>
+      <w:lvlJc w:val="left"/>
+      <w:pPr>
+        <w:tabs>
+          <w:tab w:val="num" w:pos="720"/>
+        </w:tabs>
+        <w:ind w:left="720" w:hanging="360"/>
+      </w:pPr>
+      <w:rPr>
+        <w:rFonts w:ascii="Symbol" w:hAnsi="Symbol" w:hint="default"/>
+        <w:sz w:val="20"/>
+      </w:rPr>
+    </w:lvl>
+    <w:lvl w:ilvl="1" w:tentative="1">
+      <w:start w:val="1"/>
+      <w:numFmt w:val="bullet"/>
+      <w:lvlText w:val="o"/>
+      <w:lvlJc w:val="left"/>
+      <w:pPr>
+        <w:tabs>
+          <w:tab w:val="num" w:pos="1440"/>
+        </w:tabs>
+        <w:ind w:left="1440" w:hanging="360"/>
+      </w:pPr>
+      <w:rPr>
+        <w:rFonts w:ascii="Courier New" w:hAnsi="Courier New" w:hint="default"/>
+        <w:sz w:val="20"/>
+      </w:rPr>
+    </w:lvl>
+    <w:lvl w:ilvl="2" w:tentative="1">
+      <w:start w:val="1"/>
+      <w:numFmt w:val="bullet"/>
+      <w:lvlText w:val=""/>
+      <w:lvlJc w:val="left"/>
+      <w:pPr>
+        <w:tabs>
+          <w:tab w:val="num" w:pos="2160"/>
+        </w:tabs>
+        <w:ind w:left="2160" w:hanging="360"/>
+      </w:pPr>
+      <w:rPr>
+        <w:rFonts w:ascii="Wingdings" w:hAnsi="Wingdings" w:hint="default"/>
+        <w:sz w:val="20"/>
+      </w:rPr>
+    </w:lvl>
+    <w:lvl w:ilvl="3" w:tentative="1">
+      <w:start w:val="1"/>
+      <w:numFmt w:val="bullet"/>
+      <w:lvlText w:val=""/>
+      <w:lvlJc w:val="left"/>
+      <w:pPr>
+        <w:tabs>
+          <w:tab w:val="num" w:pos="2880"/>
+        </w:tabs>
+        <w:ind w:left="2880" w:hanging="360"/>
+      </w:pPr>
+      <w:rPr>
+        <w:rFonts w:ascii="Wingdings" w:hAnsi="Wingdings" w:hint="default"/>
+        <w:sz w:val="20"/>
+      </w:rPr>
+    </w:lvl>
+    <w:lvl w:ilvl="4" w:tentative="1">
+      <w:start w:val="1"/>
+      <w:numFmt w:val="bullet"/>
+      <w:lvlText w:val=""/>
+      <w:lvlJc w:val="left"/>
+      <w:pPr>
+        <w:tabs>
+          <w:tab w:val="num" w:pos="3600"/>
+        </w:tabs>
+        <w:ind w:left="3600" w:hanging="360"/>
+      </w:pPr>
+      <w:rPr>
+        <w:rFonts w:ascii="Wingdings" w:hAnsi="Wingdings" w:hint="default"/>
+        <w:sz w:val="20"/>
+      </w:rPr>
+    </w:lvl>
+    <w:lvl w:ilvl="5" w:tentative="1">
+      <w:start w:val="1"/>
+      <w:numFmt w:val="bullet"/>
+      <w:lvlText w:val=""/>
+      <w:lvlJc w:val="left"/>
+      <w:pPr>
+        <w:tabs>
+          <w:tab w:val="num" w:pos="4320"/>
+        </w:tabs>
+        <w:ind w:left="4320" w:hanging="360"/>
+      </w:pPr>
+      <w:rPr>
+        <w:rFonts w:ascii="Wingdings" w:hAnsi="Wingdings" w:hint="default"/>
+        <w:sz w:val="20"/>
+      </w:rPr>
+    </w:lvl>
+    <w:lvl w:ilvl="6" w:tentative="1">
+      <w:start w:val="1"/>
+      <w:numFmt w:val="bullet"/>
+      <w:lvlText w:val=""/>
+      <w:lvlJc w:val="left"/>
+      <w:pPr>
+        <w:tabs>
+          <w:tab w:val="num" w:pos="5040"/>
+        </w:tabs>
+        <w:ind w:left="5040" w:hanging="360"/>
+      </w:pPr>
+      <w:rPr>
+        <w:rFonts w:ascii="Wingdings" w:hAnsi="Wingdings" w:hint="default"/>
+        <w:sz w:val="20"/>
+      </w:rPr>
+    </w:lvl>
+    <w:lvl w:ilvl="7" w:tentative="1">
+      <w:start w:val="1"/>
+      <w:numFmt w:val="bullet"/>
+      <w:lvlText w:val=""/>
+      <w:lvlJc w:val="left"/>
+      <w:pPr>
+        <w:tabs>
+          <w:tab w:val="num" w:pos="5760"/>
+        </w:tabs>
+        <w:ind w:left="5760" w:hanging="360"/>
+      </w:pPr>
+      <w:rPr>
+        <w:rFonts w:ascii="Wingdings" w:hAnsi="Wingdings" w:hint="default"/>
+        <w:sz w:val="20"/>
+      </w:rPr>
+    </w:lvl>
+    <w:lvl w:ilvl="8" w:tentative="1">
+      <w:start w:val="1"/>
+      <w:numFmt w:val="bullet"/>
+      <w:lvlText w:val=""/>
+      <w:lvlJc w:val="left"/>
+      <w:pPr>
+        <w:tabs>
+          <w:tab w:val="num" w:pos="6480"/>
+        </w:tabs>
+        <w:ind w:left="6480" w:hanging="360"/>
+      </w:pPr>
+      <w:rPr>
+        <w:rFonts w:ascii="Wingdings" w:hAnsi="Wingdings" w:hint="default"/>
+        <w:sz w:val="20"/>
+      </w:rPr>
+    </w:lvl>
+  </w:abstractNum>
+  <w:abstractNum w:abstractNumId="14" w15:restartNumberingAfterBreak="0">
+    <w:nsid w:val="4B1A6B69"/>
+    <w:multiLevelType w:val="multilevel"/>
+    <w:tmpl w:val="F7EA8EDC"/>
+    <w:lvl w:ilvl="0">
+      <w:start w:val="1"/>
+      <w:numFmt w:val="bullet"/>
+      <w:lvlText w:val=""/>
+      <w:lvlJc w:val="left"/>
+      <w:pPr>
+        <w:tabs>
+          <w:tab w:val="num" w:pos="720"/>
+        </w:tabs>
+        <w:ind w:left="720" w:hanging="360"/>
+      </w:pPr>
+      <w:rPr>
+        <w:rFonts w:ascii="Symbol" w:hAnsi="Symbol" w:hint="default"/>
+        <w:sz w:val="20"/>
+      </w:rPr>
+    </w:lvl>
+    <w:lvl w:ilvl="1" w:tentative="1">
+      <w:start w:val="1"/>
+      <w:numFmt w:val="bullet"/>
+      <w:lvlText w:val="o"/>
+      <w:lvlJc w:val="left"/>
+      <w:pPr>
+        <w:tabs>
+          <w:tab w:val="num" w:pos="1440"/>
+        </w:tabs>
+        <w:ind w:left="1440" w:hanging="360"/>
+      </w:pPr>
+      <w:rPr>
+        <w:rFonts w:ascii="Courier New" w:hAnsi="Courier New" w:hint="default"/>
+        <w:sz w:val="20"/>
+      </w:rPr>
+    </w:lvl>
+    <w:lvl w:ilvl="2" w:tentative="1">
+      <w:start w:val="1"/>
+      <w:numFmt w:val="bullet"/>
+      <w:lvlText w:val=""/>
+      <w:lvlJc w:val="left"/>
+      <w:pPr>
+        <w:tabs>
+          <w:tab w:val="num" w:pos="2160"/>
+        </w:tabs>
+        <w:ind w:left="2160" w:hanging="360"/>
+      </w:pPr>
+      <w:rPr>
+        <w:rFonts w:ascii="Wingdings" w:hAnsi="Wingdings" w:hint="default"/>
+        <w:sz w:val="20"/>
+      </w:rPr>
+    </w:lvl>
+    <w:lvl w:ilvl="3" w:tentative="1">
+      <w:start w:val="1"/>
+      <w:numFmt w:val="bullet"/>
+      <w:lvlText w:val=""/>
+      <w:lvlJc w:val="left"/>
+      <w:pPr>
+        <w:tabs>
+          <w:tab w:val="num" w:pos="2880"/>
+        </w:tabs>
+        <w:ind w:left="2880" w:hanging="360"/>
+      </w:pPr>
+      <w:rPr>
+        <w:rFonts w:ascii="Wingdings" w:hAnsi="Wingdings" w:hint="default"/>
+        <w:sz w:val="20"/>
+      </w:rPr>
+    </w:lvl>
+    <w:lvl w:ilvl="4" w:tentative="1">
+      <w:start w:val="1"/>
+      <w:numFmt w:val="bullet"/>
+      <w:lvlText w:val=""/>
+      <w:lvlJc w:val="left"/>
+      <w:pPr>
+        <w:tabs>
+          <w:tab w:val="num" w:pos="3600"/>
+        </w:tabs>
+        <w:ind w:left="3600" w:hanging="360"/>
+      </w:pPr>
+      <w:rPr>
+        <w:rFonts w:ascii="Wingdings" w:hAnsi="Wingdings" w:hint="default"/>
+        <w:sz w:val="20"/>
+      </w:rPr>
+    </w:lvl>
+    <w:lvl w:ilvl="5" w:tentative="1">
+      <w:start w:val="1"/>
+      <w:numFmt w:val="bullet"/>
+      <w:lvlText w:val=""/>
+      <w:lvlJc w:val="left"/>
+      <w:pPr>
+        <w:tabs>
+          <w:tab w:val="num" w:pos="4320"/>
+        </w:tabs>
+        <w:ind w:left="4320" w:hanging="360"/>
+      </w:pPr>
+      <w:rPr>
+        <w:rFonts w:ascii="Wingdings" w:hAnsi="Wingdings" w:hint="default"/>
+        <w:sz w:val="20"/>
+      </w:rPr>
+    </w:lvl>
+    <w:lvl w:ilvl="6" w:tentative="1">
+      <w:start w:val="1"/>
+      <w:numFmt w:val="bullet"/>
+      <w:lvlText w:val=""/>
+      <w:lvlJc w:val="left"/>
+      <w:pPr>
+        <w:tabs>
+          <w:tab w:val="num" w:pos="5040"/>
+        </w:tabs>
+        <w:ind w:left="5040" w:hanging="360"/>
+      </w:pPr>
+      <w:rPr>
+        <w:rFonts w:ascii="Wingdings" w:hAnsi="Wingdings" w:hint="default"/>
+        <w:sz w:val="20"/>
+      </w:rPr>
+    </w:lvl>
+    <w:lvl w:ilvl="7" w:tentative="1">
+      <w:start w:val="1"/>
+      <w:numFmt w:val="bullet"/>
+      <w:lvlText w:val=""/>
+      <w:lvlJc w:val="left"/>
+      <w:pPr>
+        <w:tabs>
+          <w:tab w:val="num" w:pos="5760"/>
+        </w:tabs>
+        <w:ind w:left="5760" w:hanging="360"/>
+      </w:pPr>
+      <w:rPr>
+        <w:rFonts w:ascii="Wingdings" w:hAnsi="Wingdings" w:hint="default"/>
+        <w:sz w:val="20"/>
+      </w:rPr>
+    </w:lvl>
+    <w:lvl w:ilvl="8" w:tentative="1">
+      <w:start w:val="1"/>
+      <w:numFmt w:val="bullet"/>
+      <w:lvlText w:val=""/>
+      <w:lvlJc w:val="left"/>
+      <w:pPr>
+        <w:tabs>
+          <w:tab w:val="num" w:pos="6480"/>
+        </w:tabs>
+        <w:ind w:left="6480" w:hanging="360"/>
+      </w:pPr>
+      <w:rPr>
+        <w:rFonts w:ascii="Wingdings" w:hAnsi="Wingdings" w:hint="default"/>
+        <w:sz w:val="20"/>
+      </w:rPr>
+    </w:lvl>
+  </w:abstractNum>
+  <w:abstractNum w:abstractNumId="15" w15:restartNumberingAfterBreak="0">
     <w:nsid w:val="4F7F11C8"/>
     <w:multiLevelType w:val="multilevel"/>
     <w:tmpl w:val="BE706144"/>
@@ -3109,7 +3441,7 @@
       </w:rPr>
     </w:lvl>
   </w:abstractNum>
-  <w:abstractNum w:abstractNumId="14" w15:restartNumberingAfterBreak="0">
+  <w:abstractNum w:abstractNumId="16" w15:restartNumberingAfterBreak="0">
     <w:nsid w:val="562B78D6"/>
     <w:multiLevelType w:val="multilevel"/>
     <w:tmpl w:val="D2EAFC8C"/>
@@ -3258,7 +3590,305 @@
       </w:rPr>
     </w:lvl>
   </w:abstractNum>
-  <w:abstractNum w:abstractNumId="15" w15:restartNumberingAfterBreak="0">
+  <w:abstractNum w:abstractNumId="17" w15:restartNumberingAfterBreak="0">
+    <w:nsid w:val="5D9F5C8B"/>
+    <w:multiLevelType w:val="multilevel"/>
+    <w:tmpl w:val="1A5202E6"/>
+    <w:lvl w:ilvl="0">
+      <w:start w:val="1"/>
+      <w:numFmt w:val="bullet"/>
+      <w:lvlText w:val=""/>
+      <w:lvlJc w:val="left"/>
+      <w:pPr>
+        <w:tabs>
+          <w:tab w:val="num" w:pos="720"/>
+        </w:tabs>
+        <w:ind w:left="720" w:hanging="360"/>
+      </w:pPr>
+      <w:rPr>
+        <w:rFonts w:ascii="Symbol" w:hAnsi="Symbol" w:hint="default"/>
+        <w:sz w:val="20"/>
+      </w:rPr>
+    </w:lvl>
+    <w:lvl w:ilvl="1" w:tentative="1">
+      <w:start w:val="1"/>
+      <w:numFmt w:val="bullet"/>
+      <w:lvlText w:val="o"/>
+      <w:lvlJc w:val="left"/>
+      <w:pPr>
+        <w:tabs>
+          <w:tab w:val="num" w:pos="1440"/>
+        </w:tabs>
+        <w:ind w:left="1440" w:hanging="360"/>
+      </w:pPr>
+      <w:rPr>
+        <w:rFonts w:ascii="Courier New" w:hAnsi="Courier New" w:hint="default"/>
+        <w:sz w:val="20"/>
+      </w:rPr>
+    </w:lvl>
+    <w:lvl w:ilvl="2" w:tentative="1">
+      <w:start w:val="1"/>
+      <w:numFmt w:val="bullet"/>
+      <w:lvlText w:val=""/>
+      <w:lvlJc w:val="left"/>
+      <w:pPr>
+        <w:tabs>
+          <w:tab w:val="num" w:pos="2160"/>
+        </w:tabs>
+        <w:ind w:left="2160" w:hanging="360"/>
+      </w:pPr>
+      <w:rPr>
+        <w:rFonts w:ascii="Wingdings" w:hAnsi="Wingdings" w:hint="default"/>
+        <w:sz w:val="20"/>
+      </w:rPr>
+    </w:lvl>
+    <w:lvl w:ilvl="3" w:tentative="1">
+      <w:start w:val="1"/>
+      <w:numFmt w:val="bullet"/>
+      <w:lvlText w:val=""/>
+      <w:lvlJc w:val="left"/>
+      <w:pPr>
+        <w:tabs>
+          <w:tab w:val="num" w:pos="2880"/>
+        </w:tabs>
+        <w:ind w:left="2880" w:hanging="360"/>
+      </w:pPr>
+      <w:rPr>
+        <w:rFonts w:ascii="Wingdings" w:hAnsi="Wingdings" w:hint="default"/>
+        <w:sz w:val="20"/>
+      </w:rPr>
+    </w:lvl>
+    <w:lvl w:ilvl="4" w:tentative="1">
+      <w:start w:val="1"/>
+      <w:numFmt w:val="bullet"/>
+      <w:lvlText w:val=""/>
+      <w:lvlJc w:val="left"/>
+      <w:pPr>
+        <w:tabs>
+          <w:tab w:val="num" w:pos="3600"/>
+        </w:tabs>
+        <w:ind w:left="3600" w:hanging="360"/>
+      </w:pPr>
+      <w:rPr>
+        <w:rFonts w:ascii="Wingdings" w:hAnsi="Wingdings" w:hint="default"/>
+        <w:sz w:val="20"/>
+      </w:rPr>
+    </w:lvl>
+    <w:lvl w:ilvl="5" w:tentative="1">
+      <w:start w:val="1"/>
+      <w:numFmt w:val="bullet"/>
+      <w:lvlText w:val=""/>
+      <w:lvlJc w:val="left"/>
+      <w:pPr>
+        <w:tabs>
+          <w:tab w:val="num" w:pos="4320"/>
+        </w:tabs>
+        <w:ind w:left="4320" w:hanging="360"/>
+      </w:pPr>
+      <w:rPr>
+        <w:rFonts w:ascii="Wingdings" w:hAnsi="Wingdings" w:hint="default"/>
+        <w:sz w:val="20"/>
+      </w:rPr>
+    </w:lvl>
+    <w:lvl w:ilvl="6" w:tentative="1">
+      <w:start w:val="1"/>
+      <w:numFmt w:val="bullet"/>
+      <w:lvlText w:val=""/>
+      <w:lvlJc w:val="left"/>
+      <w:pPr>
+        <w:tabs>
+          <w:tab w:val="num" w:pos="5040"/>
+        </w:tabs>
+        <w:ind w:left="5040" w:hanging="360"/>
+      </w:pPr>
+      <w:rPr>
+        <w:rFonts w:ascii="Wingdings" w:hAnsi="Wingdings" w:hint="default"/>
+        <w:sz w:val="20"/>
+      </w:rPr>
+    </w:lvl>
+    <w:lvl w:ilvl="7" w:tentative="1">
+      <w:start w:val="1"/>
+      <w:numFmt w:val="bullet"/>
+      <w:lvlText w:val=""/>
+      <w:lvlJc w:val="left"/>
+      <w:pPr>
+        <w:tabs>
+          <w:tab w:val="num" w:pos="5760"/>
+        </w:tabs>
+        <w:ind w:left="5760" w:hanging="360"/>
+      </w:pPr>
+      <w:rPr>
+        <w:rFonts w:ascii="Wingdings" w:hAnsi="Wingdings" w:hint="default"/>
+        <w:sz w:val="20"/>
+      </w:rPr>
+    </w:lvl>
+    <w:lvl w:ilvl="8" w:tentative="1">
+      <w:start w:val="1"/>
+      <w:numFmt w:val="bullet"/>
+      <w:lvlText w:val=""/>
+      <w:lvlJc w:val="left"/>
+      <w:pPr>
+        <w:tabs>
+          <w:tab w:val="num" w:pos="6480"/>
+        </w:tabs>
+        <w:ind w:left="6480" w:hanging="360"/>
+      </w:pPr>
+      <w:rPr>
+        <w:rFonts w:ascii="Wingdings" w:hAnsi="Wingdings" w:hint="default"/>
+        <w:sz w:val="20"/>
+      </w:rPr>
+    </w:lvl>
+  </w:abstractNum>
+  <w:abstractNum w:abstractNumId="18" w15:restartNumberingAfterBreak="0">
+    <w:nsid w:val="66D96B64"/>
+    <w:multiLevelType w:val="multilevel"/>
+    <w:tmpl w:val="64EE8BCE"/>
+    <w:lvl w:ilvl="0">
+      <w:start w:val="1"/>
+      <w:numFmt w:val="bullet"/>
+      <w:lvlText w:val=""/>
+      <w:lvlJc w:val="left"/>
+      <w:pPr>
+        <w:tabs>
+          <w:tab w:val="num" w:pos="720"/>
+        </w:tabs>
+        <w:ind w:left="720" w:hanging="360"/>
+      </w:pPr>
+      <w:rPr>
+        <w:rFonts w:ascii="Symbol" w:hAnsi="Symbol" w:hint="default"/>
+        <w:sz w:val="20"/>
+      </w:rPr>
+    </w:lvl>
+    <w:lvl w:ilvl="1" w:tentative="1">
+      <w:start w:val="1"/>
+      <w:numFmt w:val="bullet"/>
+      <w:lvlText w:val="o"/>
+      <w:lvlJc w:val="left"/>
+      <w:pPr>
+        <w:tabs>
+          <w:tab w:val="num" w:pos="1440"/>
+        </w:tabs>
+        <w:ind w:left="1440" w:hanging="360"/>
+      </w:pPr>
+      <w:rPr>
+        <w:rFonts w:ascii="Courier New" w:hAnsi="Courier New" w:hint="default"/>
+        <w:sz w:val="20"/>
+      </w:rPr>
+    </w:lvl>
+    <w:lvl w:ilvl="2" w:tentative="1">
+      <w:start w:val="1"/>
+      <w:numFmt w:val="bullet"/>
+      <w:lvlText w:val=""/>
+      <w:lvlJc w:val="left"/>
+      <w:pPr>
+        <w:tabs>
+          <w:tab w:val="num" w:pos="2160"/>
+        </w:tabs>
+        <w:ind w:left="2160" w:hanging="360"/>
+      </w:pPr>
+      <w:rPr>
+        <w:rFonts w:ascii="Wingdings" w:hAnsi="Wingdings" w:hint="default"/>
+        <w:sz w:val="20"/>
+      </w:rPr>
+    </w:lvl>
+    <w:lvl w:ilvl="3" w:tentative="1">
+      <w:start w:val="1"/>
+      <w:numFmt w:val="bullet"/>
+      <w:lvlText w:val=""/>
+      <w:lvlJc w:val="left"/>
+      <w:pPr>
+        <w:tabs>
+          <w:tab w:val="num" w:pos="2880"/>
+        </w:tabs>
+        <w:ind w:left="2880" w:hanging="360"/>
+      </w:pPr>
+      <w:rPr>
+        <w:rFonts w:ascii="Wingdings" w:hAnsi="Wingdings" w:hint="default"/>
+        <w:sz w:val="20"/>
+      </w:rPr>
+    </w:lvl>
+    <w:lvl w:ilvl="4" w:tentative="1">
+      <w:start w:val="1"/>
+      <w:numFmt w:val="bullet"/>
+      <w:lvlText w:val=""/>
+      <w:lvlJc w:val="left"/>
+      <w:pPr>
+        <w:tabs>
+          <w:tab w:val="num" w:pos="3600"/>
+        </w:tabs>
+        <w:ind w:left="3600" w:hanging="360"/>
+      </w:pPr>
+      <w:rPr>
+        <w:rFonts w:ascii="Wingdings" w:hAnsi="Wingdings" w:hint="default"/>
+        <w:sz w:val="20"/>
+      </w:rPr>
+    </w:lvl>
+    <w:lvl w:ilvl="5" w:tentative="1">
+      <w:start w:val="1"/>
+      <w:numFmt w:val="bullet"/>
+      <w:lvlText w:val=""/>
+      <w:lvlJc w:val="left"/>
+      <w:pPr>
+        <w:tabs>
+          <w:tab w:val="num" w:pos="4320"/>
+        </w:tabs>
+        <w:ind w:left="4320" w:hanging="360"/>
+      </w:pPr>
+      <w:rPr>
+        <w:rFonts w:ascii="Wingdings" w:hAnsi="Wingdings" w:hint="default"/>
+        <w:sz w:val="20"/>
+      </w:rPr>
+    </w:lvl>
+    <w:lvl w:ilvl="6" w:tentative="1">
+      <w:start w:val="1"/>
+      <w:numFmt w:val="bullet"/>
+      <w:lvlText w:val=""/>
+      <w:lvlJc w:val="left"/>
+      <w:pPr>
+        <w:tabs>
+          <w:tab w:val="num" w:pos="5040"/>
+        </w:tabs>
+        <w:ind w:left="5040" w:hanging="360"/>
+      </w:pPr>
+      <w:rPr>
+        <w:rFonts w:ascii="Wingdings" w:hAnsi="Wingdings" w:hint="default"/>
+        <w:sz w:val="20"/>
+      </w:rPr>
+    </w:lvl>
+    <w:lvl w:ilvl="7" w:tentative="1">
+      <w:start w:val="1"/>
+      <w:numFmt w:val="bullet"/>
+      <w:lvlText w:val=""/>
+      <w:lvlJc w:val="left"/>
+      <w:pPr>
+        <w:tabs>
+          <w:tab w:val="num" w:pos="5760"/>
+        </w:tabs>
+        <w:ind w:left="5760" w:hanging="360"/>
+      </w:pPr>
+      <w:rPr>
+        <w:rFonts w:ascii="Wingdings" w:hAnsi="Wingdings" w:hint="default"/>
+        <w:sz w:val="20"/>
+      </w:rPr>
+    </w:lvl>
+    <w:lvl w:ilvl="8" w:tentative="1">
+      <w:start w:val="1"/>
+      <w:numFmt w:val="bullet"/>
+      <w:lvlText w:val=""/>
+      <w:lvlJc w:val="left"/>
+      <w:pPr>
+        <w:tabs>
+          <w:tab w:val="num" w:pos="6480"/>
+        </w:tabs>
+        <w:ind w:left="6480" w:hanging="360"/>
+      </w:pPr>
+      <w:rPr>
+        <w:rFonts w:ascii="Wingdings" w:hAnsi="Wingdings" w:hint="default"/>
+        <w:sz w:val="20"/>
+      </w:rPr>
+    </w:lvl>
+  </w:abstractNum>
+  <w:abstractNum w:abstractNumId="19" w15:restartNumberingAfterBreak="0">
     <w:nsid w:val="68195909"/>
     <w:multiLevelType w:val="multilevel"/>
     <w:tmpl w:val="F4562126"/>
@@ -3407,7 +4037,7 @@
       </w:rPr>
     </w:lvl>
   </w:abstractNum>
-  <w:abstractNum w:abstractNumId="16" w15:restartNumberingAfterBreak="0">
+  <w:abstractNum w:abstractNumId="20" w15:restartNumberingAfterBreak="0">
     <w:nsid w:val="685E24B0"/>
     <w:multiLevelType w:val="multilevel"/>
     <w:tmpl w:val="65FE1CBC"/>
@@ -3556,7 +4186,7 @@
       </w:rPr>
     </w:lvl>
   </w:abstractNum>
-  <w:abstractNum w:abstractNumId="17" w15:restartNumberingAfterBreak="0">
+  <w:abstractNum w:abstractNumId="21" w15:restartNumberingAfterBreak="0">
     <w:nsid w:val="6E50303A"/>
     <w:multiLevelType w:val="multilevel"/>
     <w:tmpl w:val="BE00B32A"/>
@@ -3705,7 +4335,7 @@
       </w:rPr>
     </w:lvl>
   </w:abstractNum>
-  <w:abstractNum w:abstractNumId="18" w15:restartNumberingAfterBreak="0">
+  <w:abstractNum w:abstractNumId="22" w15:restartNumberingAfterBreak="0">
     <w:nsid w:val="711F7A28"/>
     <w:multiLevelType w:val="multilevel"/>
     <w:tmpl w:val="28BC3EEE"/>
@@ -3854,7 +4484,7 @@
       </w:rPr>
     </w:lvl>
   </w:abstractNum>
-  <w:abstractNum w:abstractNumId="19" w15:restartNumberingAfterBreak="0">
+  <w:abstractNum w:abstractNumId="23" w15:restartNumberingAfterBreak="0">
     <w:nsid w:val="77973BFB"/>
     <w:multiLevelType w:val="multilevel"/>
     <w:tmpl w:val="8B108C0E"/>
@@ -4003,7 +4633,7 @@
       </w:rPr>
     </w:lvl>
   </w:abstractNum>
-  <w:abstractNum w:abstractNumId="20" w15:restartNumberingAfterBreak="0">
+  <w:abstractNum w:abstractNumId="24" w15:restartNumberingAfterBreak="0">
     <w:nsid w:val="78F40958"/>
     <w:multiLevelType w:val="multilevel"/>
     <w:tmpl w:val="553650D2"/>
@@ -4152,7 +4782,7 @@
       </w:rPr>
     </w:lvl>
   </w:abstractNum>
-  <w:abstractNum w:abstractNumId="21" w15:restartNumberingAfterBreak="0">
+  <w:abstractNum w:abstractNumId="25" w15:restartNumberingAfterBreak="0">
     <w:nsid w:val="794F2875"/>
     <w:multiLevelType w:val="multilevel"/>
     <w:tmpl w:val="93C80B36"/>
@@ -4301,7 +4931,7 @@
       </w:rPr>
     </w:lvl>
   </w:abstractNum>
-  <w:abstractNum w:abstractNumId="22" w15:restartNumberingAfterBreak="0">
+  <w:abstractNum w:abstractNumId="26" w15:restartNumberingAfterBreak="0">
     <w:nsid w:val="7B897C2B"/>
     <w:multiLevelType w:val="multilevel"/>
     <w:tmpl w:val="8E224528"/>
@@ -4450,7 +5080,7 @@
       </w:rPr>
     </w:lvl>
   </w:abstractNum>
-  <w:abstractNum w:abstractNumId="23" w15:restartNumberingAfterBreak="0">
+  <w:abstractNum w:abstractNumId="27" w15:restartNumberingAfterBreak="0">
     <w:nsid w:val="7C3B312F"/>
     <w:multiLevelType w:val="multilevel"/>
     <w:tmpl w:val="34643F9C"/>
@@ -4599,7 +5229,7 @@
       </w:rPr>
     </w:lvl>
   </w:abstractNum>
-  <w:abstractNum w:abstractNumId="24" w15:restartNumberingAfterBreak="0">
+  <w:abstractNum w:abstractNumId="28" w15:restartNumberingAfterBreak="0">
     <w:nsid w:val="7D7371AC"/>
     <w:multiLevelType w:val="multilevel"/>
     <w:tmpl w:val="2BA000C4"/>
@@ -4749,40 +5379,40 @@
     </w:lvl>
   </w:abstractNum>
   <w:num w:numId="1" w16cid:durableId="1305549304">
-    <w:abstractNumId w:val="16"/>
+    <w:abstractNumId w:val="20"/>
   </w:num>
   <w:num w:numId="2" w16cid:durableId="1056052635">
-    <w:abstractNumId w:val="21"/>
+    <w:abstractNumId w:val="25"/>
   </w:num>
   <w:num w:numId="3" w16cid:durableId="977958936">
     <w:abstractNumId w:val="1"/>
   </w:num>
   <w:num w:numId="4" w16cid:durableId="843664364">
-    <w:abstractNumId w:val="19"/>
+    <w:abstractNumId w:val="23"/>
   </w:num>
   <w:num w:numId="5" w16cid:durableId="1801655618">
-    <w:abstractNumId w:val="17"/>
+    <w:abstractNumId w:val="21"/>
   </w:num>
   <w:num w:numId="6" w16cid:durableId="2133596788">
     <w:abstractNumId w:val="9"/>
   </w:num>
   <w:num w:numId="7" w16cid:durableId="1403724016">
-    <w:abstractNumId w:val="18"/>
+    <w:abstractNumId w:val="22"/>
   </w:num>
   <w:num w:numId="8" w16cid:durableId="646782154">
-    <w:abstractNumId w:val="14"/>
+    <w:abstractNumId w:val="16"/>
   </w:num>
   <w:num w:numId="9" w16cid:durableId="646474814">
     <w:abstractNumId w:val="7"/>
   </w:num>
   <w:num w:numId="10" w16cid:durableId="2030403315">
-    <w:abstractNumId w:val="15"/>
+    <w:abstractNumId w:val="19"/>
   </w:num>
   <w:num w:numId="11" w16cid:durableId="151944696">
     <w:abstractNumId w:val="5"/>
   </w:num>
   <w:num w:numId="12" w16cid:durableId="1900552297">
-    <w:abstractNumId w:val="20"/>
+    <w:abstractNumId w:val="24"/>
   </w:num>
   <w:num w:numId="13" w16cid:durableId="1199314845">
     <w:abstractNumId w:val="2"/>
@@ -4797,19 +5427,19 @@
     <w:abstractNumId w:val="0"/>
   </w:num>
   <w:num w:numId="17" w16cid:durableId="932544410">
-    <w:abstractNumId w:val="22"/>
+    <w:abstractNumId w:val="26"/>
   </w:num>
   <w:num w:numId="18" w16cid:durableId="1648707120">
-    <w:abstractNumId w:val="24"/>
+    <w:abstractNumId w:val="28"/>
   </w:num>
   <w:num w:numId="19" w16cid:durableId="430400223">
     <w:abstractNumId w:val="8"/>
   </w:num>
   <w:num w:numId="20" w16cid:durableId="2119328941">
-    <w:abstractNumId w:val="13"/>
+    <w:abstractNumId w:val="15"/>
   </w:num>
   <w:num w:numId="21" w16cid:durableId="1524250685">
-    <w:abstractNumId w:val="23"/>
+    <w:abstractNumId w:val="27"/>
   </w:num>
   <w:num w:numId="22" w16cid:durableId="1555697218">
     <w:abstractNumId w:val="12"/>
@@ -4822,6 +5452,18 @@
   </w:num>
   <w:num w:numId="25" w16cid:durableId="967397831">
     <w:abstractNumId w:val="6"/>
+  </w:num>
+  <w:num w:numId="26" w16cid:durableId="1733430607">
+    <w:abstractNumId w:val="18"/>
+  </w:num>
+  <w:num w:numId="27" w16cid:durableId="476191564">
+    <w:abstractNumId w:val="14"/>
+  </w:num>
+  <w:num w:numId="28" w16cid:durableId="1425371912">
+    <w:abstractNumId w:val="17"/>
+  </w:num>
+  <w:num w:numId="29" w16cid:durableId="2079553885">
+    <w:abstractNumId w:val="13"/>
   </w:num>
 </w:numbering>
 </file>
